--- a/docs/Диплом/Рабочая папка/Раздел 3.docx
+++ b/docs/Диплом/Рабочая папка/Раздел 3.docx
@@ -159,25 +159,7 @@
           <w:sz w:val="28"/>
           <w:szCs w:val="28"/>
         </w:rPr>
-        <w:t xml:space="preserve">В разработанном приложении не предусматривается использование традиционных реляционных или </w:t>
-      </w:r>
-      <w:proofErr w:type="spellStart"/>
-      <w:r>
-        <w:rPr>
-          <w:rFonts w:ascii="Times New Roman" w:hAnsi="Times New Roman" w:cs="Times New Roman"/>
-          <w:sz w:val="28"/>
-          <w:szCs w:val="28"/>
-        </w:rPr>
-        <w:t>NoSQL</w:t>
-      </w:r>
-      <w:proofErr w:type="spellEnd"/>
-      <w:r>
-        <w:rPr>
-          <w:rFonts w:ascii="Times New Roman" w:hAnsi="Times New Roman" w:cs="Times New Roman"/>
-          <w:sz w:val="28"/>
-          <w:szCs w:val="28"/>
-        </w:rPr>
-        <w:t xml:space="preserve"> баз данных. Вместо этого реализован комбинированный подход к хранению данных, основанный на использовании файловой системы и формата JSON. Такой выбор обусловлен необходимостью обеспечения простоты развертывания, переносимости данных и отказа от дополнительных зависимостей, связанных с установкой и сопровождением отдельной системы управления базами данных, что соответствует архитектурным особенностям настольного приложения, ориентированного на индивидуальное использование.</w:t>
+        <w:t>В разработанном приложении не предусматривается использование традиционных реляционных или NoSQL баз данных. Вместо этого реализован комбинированный подход к хранению данных, основанный на использовании файловой системы и формата JSON. Такой выбор обусловлен необходимостью обеспечения простоты развертывания, переносимости данных и отказа от дополнительных зависимостей, связанных с установкой и сопровождением отдельной системы управления базами данных, что соответствует архитектурным особенностям настольного приложения, ориентированного на индивидуальное использование.</w:t>
       </w:r>
     </w:p>
     <w:p>
@@ -206,43 +188,7 @@
           <w:szCs w:val="28"/>
         </w:rPr>
         <w:lastRenderedPageBreak/>
-        <w:t xml:space="preserve">формате </w:t>
-      </w:r>
-      <w:proofErr w:type="spellStart"/>
-      <w:r>
-        <w:rPr>
-          <w:rFonts w:ascii="Times New Roman" w:hAnsi="Times New Roman" w:cs="Times New Roman"/>
-          <w:sz w:val="28"/>
-          <w:szCs w:val="28"/>
-        </w:rPr>
-        <w:t>Markdown</w:t>
-      </w:r>
-      <w:proofErr w:type="spellEnd"/>
-      <w:r>
-        <w:rPr>
-          <w:rFonts w:ascii="Times New Roman" w:hAnsi="Times New Roman" w:cs="Times New Roman"/>
-          <w:sz w:val="28"/>
-          <w:szCs w:val="28"/>
-        </w:rPr>
-        <w:t xml:space="preserve">. Указанные файлы размещаются в подкаталогах директории </w:t>
-      </w:r>
-      <w:proofErr w:type="spellStart"/>
-      <w:r>
-        <w:rPr>
-          <w:rFonts w:ascii="Times New Roman" w:hAnsi="Times New Roman" w:cs="Times New Roman"/>
-          <w:sz w:val="28"/>
-          <w:szCs w:val="28"/>
-        </w:rPr>
-        <w:t>bookmarks</w:t>
-      </w:r>
-      <w:proofErr w:type="spellEnd"/>
-      <w:r>
-        <w:rPr>
-          <w:rFonts w:ascii="Times New Roman" w:hAnsi="Times New Roman" w:cs="Times New Roman"/>
-          <w:sz w:val="28"/>
-          <w:szCs w:val="28"/>
-        </w:rPr>
-        <w:t>/, структура которых отражает логическое разделение по категориям, например, по языкам программирования.</w:t>
+        <w:t>формате Markdown. Указанные файлы размещаются в подкаталогах директории bookmarks/, структура которых отражает логическое разделение по категориям, например, по языкам программирования.</w:t>
       </w:r>
     </w:p>
     <w:p>
@@ -281,25 +227,13 @@
           <w:szCs w:val="28"/>
         </w:rPr>
       </w:pPr>
-      <w:proofErr w:type="spellStart"/>
-      <w:proofErr w:type="gramStart"/>
-      <w:r>
-        <w:rPr>
-          <w:rFonts w:ascii="Times New Roman" w:hAnsi="Times New Roman" w:cs="Times New Roman"/>
-          <w:sz w:val="28"/>
-          <w:szCs w:val="28"/>
-        </w:rPr>
-        <w:t>buttons.json</w:t>
-      </w:r>
-      <w:proofErr w:type="spellEnd"/>
-      <w:proofErr w:type="gramEnd"/>
-      <w:r>
-        <w:rPr>
-          <w:rFonts w:ascii="Times New Roman" w:hAnsi="Times New Roman" w:cs="Times New Roman"/>
-          <w:sz w:val="28"/>
-          <w:szCs w:val="28"/>
-        </w:rPr>
-        <w:t xml:space="preserve"> — содержит конфигурацию пользовательских кнопок стартовой панели;</w:t>
+      <w:r>
+        <w:rPr>
+          <w:rFonts w:ascii="Times New Roman" w:hAnsi="Times New Roman" w:cs="Times New Roman"/>
+          <w:sz w:val="28"/>
+          <w:szCs w:val="28"/>
+        </w:rPr>
+        <w:t>buttons.json — содержит конфигурацию пользовательских кнопок стартовой панели;</w:t>
       </w:r>
     </w:p>
     <w:p>
@@ -318,33 +252,13 @@
           <w:szCs w:val="28"/>
         </w:rPr>
       </w:pPr>
-      <w:proofErr w:type="spellStart"/>
-      <w:r>
-        <w:rPr>
-          <w:rFonts w:ascii="Times New Roman" w:hAnsi="Times New Roman" w:cs="Times New Roman"/>
-          <w:sz w:val="28"/>
-          <w:szCs w:val="28"/>
-        </w:rPr>
-        <w:t>saved_</w:t>
-      </w:r>
-      <w:proofErr w:type="gramStart"/>
-      <w:r>
-        <w:rPr>
-          <w:rFonts w:ascii="Times New Roman" w:hAnsi="Times New Roman" w:cs="Times New Roman"/>
-          <w:sz w:val="28"/>
-          <w:szCs w:val="28"/>
-        </w:rPr>
-        <w:t>files.json</w:t>
-      </w:r>
-      <w:proofErr w:type="spellEnd"/>
-      <w:proofErr w:type="gramEnd"/>
-      <w:r>
-        <w:rPr>
-          <w:rFonts w:ascii="Times New Roman" w:hAnsi="Times New Roman" w:cs="Times New Roman"/>
-          <w:sz w:val="28"/>
-          <w:szCs w:val="28"/>
-        </w:rPr>
-        <w:t xml:space="preserve"> — представляет собой реестр внешних файлов, расположенных за пределами корневой директории проекта.</w:t>
+      <w:r>
+        <w:rPr>
+          <w:rFonts w:ascii="Times New Roman" w:hAnsi="Times New Roman" w:cs="Times New Roman"/>
+          <w:sz w:val="28"/>
+          <w:szCs w:val="28"/>
+        </w:rPr>
+        <w:t>saved_files.json — представляет собой реестр внешних файлов, расположенных за пределами корневой директории проекта.</w:t>
       </w:r>
     </w:p>
     <w:p>
@@ -478,25 +392,7 @@
           <w:sz w:val="28"/>
           <w:szCs w:val="28"/>
         </w:rPr>
-        <w:t xml:space="preserve">Объём обрабатываемых данных: тестирование выполнялось с различным количеством файлов, варьируя число от единичных экземпляров до коллекций, содержащих десятки ST- и </w:t>
-      </w:r>
-      <w:proofErr w:type="spellStart"/>
-      <w:r>
-        <w:rPr>
-          <w:rFonts w:ascii="Times New Roman" w:hAnsi="Times New Roman" w:cs="Times New Roman"/>
-          <w:sz w:val="28"/>
-          <w:szCs w:val="28"/>
-        </w:rPr>
-        <w:t>Markdown</w:t>
-      </w:r>
-      <w:proofErr w:type="spellEnd"/>
-      <w:r>
-        <w:rPr>
-          <w:rFonts w:ascii="Times New Roman" w:hAnsi="Times New Roman" w:cs="Times New Roman"/>
-          <w:sz w:val="28"/>
-          <w:szCs w:val="28"/>
-        </w:rPr>
-        <w:t>-файлов, различающихся по размеру и структуре;</w:t>
+        <w:t>Объём обрабатываемых данных: тестирование выполнялось с различным количеством файлов, варьируя число от единичных экземпляров до коллекций, содержащих десятки ST- и Markdown-файлов, различающихся по размеру и структуре;</w:t>
       </w:r>
     </w:p>
     <w:p>
@@ -580,99 +476,27 @@
           <w:sz w:val="28"/>
           <w:szCs w:val="28"/>
         </w:rPr>
-        <w:t xml:space="preserve">Параллельное выполнение операций: оценивалась корректность работы приложения при одновременном выполнении нескольких задач, таких как </w:t>
-      </w:r>
-      <w:proofErr w:type="spellStart"/>
-      <w:r>
-        <w:rPr>
-          <w:rFonts w:ascii="Times New Roman" w:hAnsi="Times New Roman" w:cs="Times New Roman"/>
-          <w:sz w:val="28"/>
-          <w:szCs w:val="28"/>
-        </w:rPr>
-        <w:t>парсинг</w:t>
-      </w:r>
-      <w:proofErr w:type="spellEnd"/>
-      <w:r>
-        <w:rPr>
-          <w:rFonts w:ascii="Times New Roman" w:hAnsi="Times New Roman" w:cs="Times New Roman"/>
-          <w:sz w:val="28"/>
-          <w:szCs w:val="28"/>
-        </w:rPr>
-        <w:t xml:space="preserve"> файлов, обновление пользовательского интерфейса и сохранение изменений.</w:t>
-      </w:r>
-    </w:p>
-    <w:p>
-      <w:pPr>
-        <w:spacing w:after="0" w:line="360" w:lineRule="auto"/>
-        <w:ind w:firstLine="709"/>
-        <w:jc w:val="both"/>
-        <w:rPr>
-          <w:rFonts w:ascii="Times New Roman" w:hAnsi="Times New Roman" w:cs="Times New Roman"/>
-          <w:sz w:val="28"/>
-          <w:szCs w:val="28"/>
-        </w:rPr>
-      </w:pPr>
-      <w:r>
-        <w:rPr>
-          <w:rFonts w:ascii="Times New Roman" w:hAnsi="Times New Roman" w:cs="Times New Roman"/>
-          <w:sz w:val="28"/>
-          <w:szCs w:val="28"/>
-        </w:rPr>
-        <w:t>Отдельное внимание уделялось проверке внутренних механизмов приложения, в частности, работы системы кэширования (</w:t>
-      </w:r>
-      <w:proofErr w:type="spellStart"/>
-      <w:r>
-        <w:rPr>
-          <w:rFonts w:ascii="Times New Roman" w:hAnsi="Times New Roman" w:cs="Times New Roman"/>
-          <w:sz w:val="28"/>
-          <w:szCs w:val="28"/>
-        </w:rPr>
-        <w:t>ContentCache</w:t>
-      </w:r>
-      <w:proofErr w:type="spellEnd"/>
-      <w:r>
-        <w:rPr>
-          <w:rFonts w:ascii="Times New Roman" w:hAnsi="Times New Roman" w:cs="Times New Roman"/>
-          <w:sz w:val="28"/>
-          <w:szCs w:val="28"/>
-        </w:rPr>
-        <w:t xml:space="preserve"> и </w:t>
-      </w:r>
-      <w:proofErr w:type="spellStart"/>
-      <w:r>
-        <w:rPr>
-          <w:rFonts w:ascii="Times New Roman" w:hAnsi="Times New Roman" w:cs="Times New Roman"/>
-          <w:sz w:val="28"/>
-          <w:szCs w:val="28"/>
-        </w:rPr>
-        <w:t>MetadataCache</w:t>
-      </w:r>
-      <w:proofErr w:type="spellEnd"/>
-      <w:r>
-        <w:rPr>
-          <w:rFonts w:ascii="Times New Roman" w:hAnsi="Times New Roman" w:cs="Times New Roman"/>
-          <w:sz w:val="28"/>
-          <w:szCs w:val="28"/>
-        </w:rPr>
-        <w:t>) при обработке значительных объёмов данных, а также эффективности фонового парсера (</w:t>
-      </w:r>
-      <w:proofErr w:type="spellStart"/>
-      <w:r>
-        <w:rPr>
-          <w:rFonts w:ascii="Times New Roman" w:hAnsi="Times New Roman" w:cs="Times New Roman"/>
-          <w:sz w:val="28"/>
-          <w:szCs w:val="28"/>
-        </w:rPr>
-        <w:t>BackgroundParser</w:t>
-      </w:r>
-      <w:proofErr w:type="spellEnd"/>
-      <w:r>
-        <w:rPr>
-          <w:rFonts w:ascii="Times New Roman" w:hAnsi="Times New Roman" w:cs="Times New Roman"/>
-          <w:sz w:val="28"/>
-          <w:szCs w:val="28"/>
-        </w:rPr>
-        <w:t>) при одновременной загрузке большого числа файлов. Полученные результаты позволили оценить устойчивость системы и выявить потенциальные узкие места в её архитектуре</w:t>
+        <w:t>Параллельное выполнение операций: оценивалась корректность работы приложения при одновременном выполнении нескольких задач, таких как парсинг файлов, обновление пользовательского интерфейса и сохранение изменений.</w:t>
+      </w:r>
+    </w:p>
+    <w:p>
+      <w:pPr>
+        <w:spacing w:after="0" w:line="360" w:lineRule="auto"/>
+        <w:ind w:firstLine="709"/>
+        <w:jc w:val="both"/>
+        <w:rPr>
+          <w:rFonts w:ascii="Times New Roman" w:hAnsi="Times New Roman" w:cs="Times New Roman"/>
+          <w:sz w:val="28"/>
+          <w:szCs w:val="28"/>
+        </w:rPr>
+      </w:pPr>
+      <w:r>
+        <w:rPr>
+          <w:rFonts w:ascii="Times New Roman" w:hAnsi="Times New Roman" w:cs="Times New Roman"/>
+          <w:sz w:val="28"/>
+          <w:szCs w:val="28"/>
+        </w:rPr>
+        <w:t>Отдельное внимание уделялось проверке внутренних механизмов приложения, в частности, работы системы кэширования (ContentCache и MetadataCache) при обработке значительных объёмов данных, а также эффективности фонового парсера (BackgroundParser) при одновременной загрузке большого числа файлов. Полученные результаты позволили оценить устойчивость системы и выявить потенциальные узкие места в её архитектуре</w:t>
       </w:r>
     </w:p>
     <w:p>
@@ -714,25 +538,7 @@
           <w:sz w:val="28"/>
           <w:szCs w:val="28"/>
         </w:rPr>
-        <w:t xml:space="preserve">Проведенное функциональное тестирование подтвердило работоспособность всех основных компонентов приложения. Система успешно обрабатывает ST-файлы и </w:t>
-      </w:r>
-      <w:proofErr w:type="spellStart"/>
-      <w:r>
-        <w:rPr>
-          <w:rFonts w:ascii="Times New Roman" w:hAnsi="Times New Roman" w:cs="Times New Roman"/>
-          <w:sz w:val="28"/>
-          <w:szCs w:val="28"/>
-        </w:rPr>
-        <w:t>Markdown</w:t>
-      </w:r>
-      <w:proofErr w:type="spellEnd"/>
-      <w:r>
-        <w:rPr>
-          <w:rFonts w:ascii="Times New Roman" w:hAnsi="Times New Roman" w:cs="Times New Roman"/>
-          <w:sz w:val="28"/>
-          <w:szCs w:val="28"/>
-        </w:rPr>
-        <w:t>-файлы, корректно отображает иерархическую структуру данных в пользовательском интерфейсе, обеспечивает синтаксическую подсветку кода и поддерживает редактирование содержимого.</w:t>
+        <w:t>Проведенное функциональное тестирование подтвердило работоспособность всех основных компонентов приложения. Система успешно обрабатывает ST-файлы и Markdown-файлы, корректно отображает иерархическую структуру данных в пользовательском интерфейсе, обеспечивает синтаксическую подсветку кода и поддерживает редактирование содержимого.</w:t>
       </w:r>
     </w:p>
     <w:p>
@@ -772,43 +578,7 @@
           <w:sz w:val="28"/>
           <w:szCs w:val="28"/>
         </w:rPr>
-        <w:t xml:space="preserve">1. Ошибки </w:t>
-      </w:r>
-      <w:proofErr w:type="spellStart"/>
-      <w:r>
-        <w:rPr>
-          <w:rFonts w:ascii="Times New Roman" w:hAnsi="Times New Roman" w:cs="Times New Roman"/>
-          <w:sz w:val="28"/>
-          <w:szCs w:val="28"/>
-        </w:rPr>
-        <w:t>парсинга</w:t>
-      </w:r>
-      <w:proofErr w:type="spellEnd"/>
-      <w:r>
-        <w:rPr>
-          <w:rFonts w:ascii="Times New Roman" w:hAnsi="Times New Roman" w:cs="Times New Roman"/>
-          <w:sz w:val="28"/>
-          <w:szCs w:val="28"/>
-        </w:rPr>
-        <w:t xml:space="preserve">: в процессе тестирования обнаружены случаи некорректной обработки </w:t>
-      </w:r>
-      <w:proofErr w:type="spellStart"/>
-      <w:r>
-        <w:rPr>
-          <w:rFonts w:ascii="Times New Roman" w:hAnsi="Times New Roman" w:cs="Times New Roman"/>
-          <w:sz w:val="28"/>
-          <w:szCs w:val="28"/>
-        </w:rPr>
-        <w:t>st</w:t>
-      </w:r>
-      <w:proofErr w:type="spellEnd"/>
-      <w:r>
-        <w:rPr>
-          <w:rFonts w:ascii="Times New Roman" w:hAnsi="Times New Roman" w:cs="Times New Roman"/>
-          <w:sz w:val="28"/>
-          <w:szCs w:val="28"/>
-        </w:rPr>
-        <w:t xml:space="preserve">-файлов, содержащих синтаксические ошибки или нестандартное форматирование. для устранения данной проблемы была </w:t>
+        <w:t xml:space="preserve">1. Ошибки парсинга: в процессе тестирования обнаружены случаи некорректной обработки st-файлов, содержащих синтаксические ошибки или нестандартное форматирование. для устранения данной проблемы была </w:t>
       </w:r>
       <w:r>
         <w:rPr>
@@ -845,25 +615,7 @@
           <w:sz w:val="28"/>
           <w:szCs w:val="28"/>
         </w:rPr>
-        <w:t>2. Проблемы синхронизации данных: зафиксированы случаи рассогласования между внутренним состоянием модели данных и отображаемым содержимым при выполнении быстрых последовательных изменений файлов. проблема решена путём улучшения алгоритма обновления модели и совершенствования системы наблюдения за файлами (`</w:t>
-      </w:r>
-      <w:proofErr w:type="spellStart"/>
-      <w:r>
-        <w:rPr>
-          <w:rFonts w:ascii="Times New Roman" w:hAnsi="Times New Roman" w:cs="Times New Roman"/>
-          <w:sz w:val="28"/>
-          <w:szCs w:val="28"/>
-        </w:rPr>
-        <w:t>filewatcher</w:t>
-      </w:r>
-      <w:proofErr w:type="spellEnd"/>
-      <w:r>
-        <w:rPr>
-          <w:rFonts w:ascii="Times New Roman" w:hAnsi="Times New Roman" w:cs="Times New Roman"/>
-          <w:sz w:val="28"/>
-          <w:szCs w:val="28"/>
-        </w:rPr>
-        <w:t>`), что позволило обеспечить согласованность данных</w:t>
+        <w:t>2. Проблемы синхронизации данных: зафиксированы случаи рассогласования между внутренним состоянием модели данных и отображаемым содержимым при выполнении быстрых последовательных изменений файлов. проблема решена путём улучшения алгоритма обновления модели и совершенствования системы наблюдения за файлами (`filewatcher`), что позволило обеспечить согласованность данных</w:t>
       </w:r>
       <w:r>
         <w:rPr>
@@ -927,43 +679,7 @@
           <w:sz w:val="28"/>
           <w:szCs w:val="28"/>
         </w:rPr>
-        <w:t xml:space="preserve">4. Проблемы производительности: в ходе тестирования выявлены задержки в работе приложения при обработке крупных файлов и выполнении множественных операций. устранение проблемы включало оптимизацию алгоритмов </w:t>
-      </w:r>
-      <w:proofErr w:type="spellStart"/>
-      <w:r>
-        <w:rPr>
-          <w:rFonts w:ascii="Times New Roman" w:hAnsi="Times New Roman" w:cs="Times New Roman"/>
-          <w:sz w:val="28"/>
-          <w:szCs w:val="28"/>
-        </w:rPr>
-        <w:t>парсинга</w:t>
-      </w:r>
-      <w:proofErr w:type="spellEnd"/>
-      <w:r>
-        <w:rPr>
-          <w:rFonts w:ascii="Times New Roman" w:hAnsi="Times New Roman" w:cs="Times New Roman"/>
-          <w:sz w:val="28"/>
-          <w:szCs w:val="28"/>
-        </w:rPr>
-        <w:t>, улучшение работы фонового парсера (`</w:t>
-      </w:r>
-      <w:proofErr w:type="spellStart"/>
-      <w:r>
-        <w:rPr>
-          <w:rFonts w:ascii="Times New Roman" w:hAnsi="Times New Roman" w:cs="Times New Roman"/>
-          <w:sz w:val="28"/>
-          <w:szCs w:val="28"/>
-        </w:rPr>
-        <w:t>backgroundparser</w:t>
-      </w:r>
-      <w:proofErr w:type="spellEnd"/>
-      <w:r>
-        <w:rPr>
-          <w:rFonts w:ascii="Times New Roman" w:hAnsi="Times New Roman" w:cs="Times New Roman"/>
-          <w:sz w:val="28"/>
-          <w:szCs w:val="28"/>
-        </w:rPr>
-        <w:t>`) и оптимизацию обновления пользовательского интерфейса, что позволило повысить общую отзывчивость системы</w:t>
+        <w:t>4. Проблемы производительности: в ходе тестирования выявлены задержки в работе приложения при обработке крупных файлов и выполнении множественных операций. устранение проблемы включало оптимизацию алгоритмов парсинга, улучшение работы фонового парсера (`backgroundparser`) и оптимизацию обновления пользовательского интерфейса, что позволило повысить общую отзывчивость системы</w:t>
       </w:r>
       <w:r>
         <w:rPr>
@@ -1092,25 +808,7 @@
           <w:sz w:val="28"/>
           <w:szCs w:val="28"/>
         </w:rPr>
-        <w:t xml:space="preserve">Реактивность интерфейса: пользовательский интерфейс сохранял высокий уровень отзывчивости даже во время выполнения ресурсоёмких фоновых операций, таких как </w:t>
-      </w:r>
-      <w:proofErr w:type="spellStart"/>
-      <w:r>
-        <w:rPr>
-          <w:rFonts w:ascii="Times New Roman" w:hAnsi="Times New Roman" w:cs="Times New Roman"/>
-          <w:sz w:val="28"/>
-          <w:szCs w:val="28"/>
-        </w:rPr>
-        <w:t>парсинг</w:t>
-      </w:r>
-      <w:proofErr w:type="spellEnd"/>
-      <w:r>
-        <w:rPr>
-          <w:rFonts w:ascii="Times New Roman" w:hAnsi="Times New Roman" w:cs="Times New Roman"/>
-          <w:sz w:val="28"/>
-          <w:szCs w:val="28"/>
-        </w:rPr>
-        <w:t xml:space="preserve"> и обработка данных.</w:t>
+        <w:t>Реактивность интерфейса: пользовательский интерфейс сохранял высокий уровень отзывчивости даже во время выполнения ресурсоёмких фоновых операций, таких как парсинг и обработка данных.</w:t>
       </w:r>
     </w:p>
     <w:p>
@@ -1196,25 +894,7 @@
           <w:sz w:val="28"/>
           <w:szCs w:val="28"/>
         </w:rPr>
-        <w:t xml:space="preserve">Модульные тесты (Unit </w:t>
-      </w:r>
-      <w:proofErr w:type="spellStart"/>
-      <w:r>
-        <w:rPr>
-          <w:rFonts w:ascii="Times New Roman" w:hAnsi="Times New Roman" w:cs="Times New Roman"/>
-          <w:sz w:val="28"/>
-          <w:szCs w:val="28"/>
-        </w:rPr>
-        <w:t>Tests</w:t>
-      </w:r>
-      <w:proofErr w:type="spellEnd"/>
-      <w:r>
-        <w:rPr>
-          <w:rFonts w:ascii="Times New Roman" w:hAnsi="Times New Roman" w:cs="Times New Roman"/>
-          <w:sz w:val="28"/>
-          <w:szCs w:val="28"/>
-        </w:rPr>
-        <w:t>)</w:t>
+        <w:t>Модульные тесты (Unit Tests)</w:t>
       </w:r>
     </w:p>
     <w:p>
@@ -1235,43 +915,7 @@
           <w:sz w:val="28"/>
           <w:szCs w:val="28"/>
         </w:rPr>
-        <w:t xml:space="preserve">Модульные тесты расположены в директории </w:t>
-      </w:r>
-      <w:proofErr w:type="spellStart"/>
-      <w:r>
-        <w:rPr>
-          <w:rFonts w:ascii="Times New Roman" w:hAnsi="Times New Roman" w:cs="Times New Roman"/>
-          <w:sz w:val="28"/>
-          <w:szCs w:val="28"/>
-        </w:rPr>
-        <w:t>tests</w:t>
-      </w:r>
-      <w:proofErr w:type="spellEnd"/>
-      <w:r>
-        <w:rPr>
-          <w:rFonts w:ascii="Times New Roman" w:hAnsi="Times New Roman" w:cs="Times New Roman"/>
-          <w:sz w:val="28"/>
-          <w:szCs w:val="28"/>
-        </w:rPr>
-        <w:t>/</w:t>
-      </w:r>
-      <w:proofErr w:type="spellStart"/>
-      <w:r>
-        <w:rPr>
-          <w:rFonts w:ascii="Times New Roman" w:hAnsi="Times New Roman" w:cs="Times New Roman"/>
-          <w:sz w:val="28"/>
-          <w:szCs w:val="28"/>
-        </w:rPr>
-        <w:t>unit</w:t>
-      </w:r>
-      <w:proofErr w:type="spellEnd"/>
-      <w:r>
-        <w:rPr>
-          <w:rFonts w:ascii="Times New Roman" w:hAnsi="Times New Roman" w:cs="Times New Roman"/>
-          <w:sz w:val="28"/>
-          <w:szCs w:val="28"/>
-        </w:rPr>
-        <w:t>/ и предназначены для проверки корректности работы отдельных компонентов системы в изоляции:</w:t>
+        <w:t>Модульные тесты расположены в директории tests/unit/ и предназначены для проверки корректности работы отдельных компонентов системы в изоляции:</w:t>
       </w:r>
     </w:p>
     <w:p>
@@ -1296,115 +940,7 @@
           <w:sz w:val="28"/>
           <w:szCs w:val="28"/>
         </w:rPr>
-        <w:t>Тесты парсеров (</w:t>
-      </w:r>
-      <w:proofErr w:type="spellStart"/>
-      <w:r>
-        <w:rPr>
-          <w:rFonts w:ascii="Times New Roman" w:hAnsi="Times New Roman" w:cs="Times New Roman"/>
-          <w:sz w:val="28"/>
-          <w:szCs w:val="28"/>
-        </w:rPr>
-        <w:t>tests</w:t>
-      </w:r>
-      <w:proofErr w:type="spellEnd"/>
-      <w:r>
-        <w:rPr>
-          <w:rFonts w:ascii="Times New Roman" w:hAnsi="Times New Roman" w:cs="Times New Roman"/>
-          <w:sz w:val="28"/>
-          <w:szCs w:val="28"/>
-        </w:rPr>
-        <w:t>/</w:t>
-      </w:r>
-      <w:proofErr w:type="spellStart"/>
-      <w:r>
-        <w:rPr>
-          <w:rFonts w:ascii="Times New Roman" w:hAnsi="Times New Roman" w:cs="Times New Roman"/>
-          <w:sz w:val="28"/>
-          <w:szCs w:val="28"/>
-        </w:rPr>
-        <w:t>unit</w:t>
-      </w:r>
-      <w:proofErr w:type="spellEnd"/>
-      <w:r>
-        <w:rPr>
-          <w:rFonts w:ascii="Times New Roman" w:hAnsi="Times New Roman" w:cs="Times New Roman"/>
-          <w:sz w:val="28"/>
-          <w:szCs w:val="28"/>
-        </w:rPr>
-        <w:t>/</w:t>
-      </w:r>
-      <w:proofErr w:type="spellStart"/>
-      <w:r>
-        <w:rPr>
-          <w:rFonts w:ascii="Times New Roman" w:hAnsi="Times New Roman" w:cs="Times New Roman"/>
-          <w:sz w:val="28"/>
-          <w:szCs w:val="28"/>
-        </w:rPr>
-        <w:t>test_parsers</w:t>
-      </w:r>
-      <w:proofErr w:type="spellEnd"/>
-      <w:r>
-        <w:rPr>
-          <w:rFonts w:ascii="Times New Roman" w:hAnsi="Times New Roman" w:cs="Times New Roman"/>
-          <w:sz w:val="28"/>
-          <w:szCs w:val="28"/>
-        </w:rPr>
-        <w:t xml:space="preserve">/): проверяют корректность </w:t>
-      </w:r>
-      <w:proofErr w:type="spellStart"/>
-      <w:r>
-        <w:rPr>
-          <w:rFonts w:ascii="Times New Roman" w:hAnsi="Times New Roman" w:cs="Times New Roman"/>
-          <w:sz w:val="28"/>
-          <w:szCs w:val="28"/>
-        </w:rPr>
-        <w:t>парсинга</w:t>
-      </w:r>
-      <w:proofErr w:type="spellEnd"/>
-      <w:r>
-        <w:rPr>
-          <w:rFonts w:ascii="Times New Roman" w:hAnsi="Times New Roman" w:cs="Times New Roman"/>
-          <w:sz w:val="28"/>
-          <w:szCs w:val="28"/>
-        </w:rPr>
-        <w:t xml:space="preserve"> ST-файлов и </w:t>
-      </w:r>
-      <w:proofErr w:type="spellStart"/>
-      <w:r>
-        <w:rPr>
-          <w:rFonts w:ascii="Times New Roman" w:hAnsi="Times New Roman" w:cs="Times New Roman"/>
-          <w:sz w:val="28"/>
-          <w:szCs w:val="28"/>
-        </w:rPr>
-        <w:t>Markdown</w:t>
-      </w:r>
-      <w:proofErr w:type="spellEnd"/>
-      <w:r>
-        <w:rPr>
-          <w:rFonts w:ascii="Times New Roman" w:hAnsi="Times New Roman" w:cs="Times New Roman"/>
-          <w:sz w:val="28"/>
-          <w:szCs w:val="28"/>
-        </w:rPr>
-        <w:t xml:space="preserve">-файлов, обработку различных форматов данных, валидацию входных данных и обработку ошибок </w:t>
-      </w:r>
-      <w:proofErr w:type="spellStart"/>
-      <w:r>
-        <w:rPr>
-          <w:rFonts w:ascii="Times New Roman" w:hAnsi="Times New Roman" w:cs="Times New Roman"/>
-          <w:sz w:val="28"/>
-          <w:szCs w:val="28"/>
-        </w:rPr>
-        <w:t>парсинга</w:t>
-      </w:r>
-      <w:proofErr w:type="spellEnd"/>
-      <w:r>
-        <w:rPr>
-          <w:rFonts w:ascii="Times New Roman" w:hAnsi="Times New Roman" w:cs="Times New Roman"/>
-          <w:sz w:val="28"/>
-          <w:szCs w:val="28"/>
-        </w:rPr>
-        <w:t>;</w:t>
+        <w:t>Тесты парсеров (tests/unit/test_parsers/): проверяют корректность парсинга ST-файлов и Markdown-файлов, обработку различных форматов данных, валидацию входных данных и обработку ошибок парсинга;</w:t>
       </w:r>
     </w:p>
     <w:p>
@@ -1429,79 +965,7 @@
           <w:sz w:val="28"/>
           <w:szCs w:val="28"/>
         </w:rPr>
-        <w:t>Тесты моделей данных (</w:t>
-      </w:r>
-      <w:proofErr w:type="spellStart"/>
-      <w:r>
-        <w:rPr>
-          <w:rFonts w:ascii="Times New Roman" w:hAnsi="Times New Roman" w:cs="Times New Roman"/>
-          <w:sz w:val="28"/>
-          <w:szCs w:val="28"/>
-        </w:rPr>
-        <w:t>tests</w:t>
-      </w:r>
-      <w:proofErr w:type="spellEnd"/>
-      <w:r>
-        <w:rPr>
-          <w:rFonts w:ascii="Times New Roman" w:hAnsi="Times New Roman" w:cs="Times New Roman"/>
-          <w:sz w:val="28"/>
-          <w:szCs w:val="28"/>
-        </w:rPr>
-        <w:t>/</w:t>
-      </w:r>
-      <w:proofErr w:type="spellStart"/>
-      <w:r>
-        <w:rPr>
-          <w:rFonts w:ascii="Times New Roman" w:hAnsi="Times New Roman" w:cs="Times New Roman"/>
-          <w:sz w:val="28"/>
-          <w:szCs w:val="28"/>
-        </w:rPr>
-        <w:t>unit</w:t>
-      </w:r>
-      <w:proofErr w:type="spellEnd"/>
-      <w:r>
-        <w:rPr>
-          <w:rFonts w:ascii="Times New Roman" w:hAnsi="Times New Roman" w:cs="Times New Roman"/>
-          <w:sz w:val="28"/>
-          <w:szCs w:val="28"/>
-        </w:rPr>
-        <w:t>/</w:t>
-      </w:r>
-      <w:proofErr w:type="spellStart"/>
-      <w:r>
-        <w:rPr>
-          <w:rFonts w:ascii="Times New Roman" w:hAnsi="Times New Roman" w:cs="Times New Roman"/>
-          <w:sz w:val="28"/>
-          <w:szCs w:val="28"/>
-        </w:rPr>
-        <w:t>test_models</w:t>
-      </w:r>
-      <w:proofErr w:type="spellEnd"/>
-      <w:r>
-        <w:rPr>
-          <w:rFonts w:ascii="Times New Roman" w:hAnsi="Times New Roman" w:cs="Times New Roman"/>
-          <w:sz w:val="28"/>
-          <w:szCs w:val="28"/>
-        </w:rPr>
-        <w:t xml:space="preserve">/): проверяют корректность построения иерархической структуры дерева файлов, преобразование данных в формат </w:t>
-      </w:r>
-      <w:proofErr w:type="spellStart"/>
-      <w:r>
-        <w:rPr>
-          <w:rFonts w:ascii="Times New Roman" w:hAnsi="Times New Roman" w:cs="Times New Roman"/>
-          <w:sz w:val="28"/>
-          <w:szCs w:val="28"/>
-        </w:rPr>
-        <w:t>Qt</w:t>
-      </w:r>
-      <w:proofErr w:type="spellEnd"/>
-      <w:r>
-        <w:rPr>
-          <w:rFonts w:ascii="Times New Roman" w:hAnsi="Times New Roman" w:cs="Times New Roman"/>
-          <w:sz w:val="28"/>
-          <w:szCs w:val="28"/>
-        </w:rPr>
-        <w:t>, установку связей между элементами и обновление модели при изменении данных;</w:t>
+        <w:t>Тесты моделей данных (tests/unit/test_models/): проверяют корректность построения иерархической структуры дерева файлов, преобразование данных в формат Qt, установку связей между элементами и обновление модели при изменении данных;</w:t>
       </w:r>
     </w:p>
     <w:p>
@@ -1526,61 +990,7 @@
           <w:sz w:val="28"/>
           <w:szCs w:val="28"/>
         </w:rPr>
-        <w:t>Тесты менеджеров (</w:t>
-      </w:r>
-      <w:proofErr w:type="spellStart"/>
-      <w:r>
-        <w:rPr>
-          <w:rFonts w:ascii="Times New Roman" w:hAnsi="Times New Roman" w:cs="Times New Roman"/>
-          <w:sz w:val="28"/>
-          <w:szCs w:val="28"/>
-        </w:rPr>
-        <w:t>tests</w:t>
-      </w:r>
-      <w:proofErr w:type="spellEnd"/>
-      <w:r>
-        <w:rPr>
-          <w:rFonts w:ascii="Times New Roman" w:hAnsi="Times New Roman" w:cs="Times New Roman"/>
-          <w:sz w:val="28"/>
-          <w:szCs w:val="28"/>
-        </w:rPr>
-        <w:t>/</w:t>
-      </w:r>
-      <w:proofErr w:type="spellStart"/>
-      <w:r>
-        <w:rPr>
-          <w:rFonts w:ascii="Times New Roman" w:hAnsi="Times New Roman" w:cs="Times New Roman"/>
-          <w:sz w:val="28"/>
-          <w:szCs w:val="28"/>
-        </w:rPr>
-        <w:t>unit</w:t>
-      </w:r>
-      <w:proofErr w:type="spellEnd"/>
-      <w:r>
-        <w:rPr>
-          <w:rFonts w:ascii="Times New Roman" w:hAnsi="Times New Roman" w:cs="Times New Roman"/>
-          <w:sz w:val="28"/>
-          <w:szCs w:val="28"/>
-        </w:rPr>
-        <w:t>/</w:t>
-      </w:r>
-      <w:proofErr w:type="spellStart"/>
-      <w:r>
-        <w:rPr>
-          <w:rFonts w:ascii="Times New Roman" w:hAnsi="Times New Roman" w:cs="Times New Roman"/>
-          <w:sz w:val="28"/>
-          <w:szCs w:val="28"/>
-        </w:rPr>
-        <w:t>test_managers</w:t>
-      </w:r>
-      <w:proofErr w:type="spellEnd"/>
-      <w:r>
-        <w:rPr>
-          <w:rFonts w:ascii="Times New Roman" w:hAnsi="Times New Roman" w:cs="Times New Roman"/>
-          <w:sz w:val="28"/>
-          <w:szCs w:val="28"/>
-        </w:rPr>
-        <w:t>/): проверяют функциональность управления файлами, работу с JSON-конфигурациями, создание структуры папок и обработку файловых операций;</w:t>
+        <w:t>Тесты менеджеров (tests/unit/test_managers/): проверяют функциональность управления файлами, работу с JSON-конфигурациями, создание структуры папок и обработку файловых операций;</w:t>
       </w:r>
     </w:p>
     <w:p>
@@ -1606,61 +1016,7 @@
           <w:szCs w:val="28"/>
         </w:rPr>
         <w:lastRenderedPageBreak/>
-        <w:t>Тесты ANTLR (</w:t>
-      </w:r>
-      <w:proofErr w:type="spellStart"/>
-      <w:r>
-        <w:rPr>
-          <w:rFonts w:ascii="Times New Roman" w:hAnsi="Times New Roman" w:cs="Times New Roman"/>
-          <w:sz w:val="28"/>
-          <w:szCs w:val="28"/>
-        </w:rPr>
-        <w:t>tests</w:t>
-      </w:r>
-      <w:proofErr w:type="spellEnd"/>
-      <w:r>
-        <w:rPr>
-          <w:rFonts w:ascii="Times New Roman" w:hAnsi="Times New Roman" w:cs="Times New Roman"/>
-          <w:sz w:val="28"/>
-          <w:szCs w:val="28"/>
-        </w:rPr>
-        <w:t>/</w:t>
-      </w:r>
-      <w:proofErr w:type="spellStart"/>
-      <w:r>
-        <w:rPr>
-          <w:rFonts w:ascii="Times New Roman" w:hAnsi="Times New Roman" w:cs="Times New Roman"/>
-          <w:sz w:val="28"/>
-          <w:szCs w:val="28"/>
-        </w:rPr>
-        <w:t>unit</w:t>
-      </w:r>
-      <w:proofErr w:type="spellEnd"/>
-      <w:r>
-        <w:rPr>
-          <w:rFonts w:ascii="Times New Roman" w:hAnsi="Times New Roman" w:cs="Times New Roman"/>
-          <w:sz w:val="28"/>
-          <w:szCs w:val="28"/>
-        </w:rPr>
-        <w:t>/</w:t>
-      </w:r>
-      <w:proofErr w:type="spellStart"/>
-      <w:r>
-        <w:rPr>
-          <w:rFonts w:ascii="Times New Roman" w:hAnsi="Times New Roman" w:cs="Times New Roman"/>
-          <w:sz w:val="28"/>
-          <w:szCs w:val="28"/>
-        </w:rPr>
-        <w:t>antlr</w:t>
-      </w:r>
-      <w:proofErr w:type="spellEnd"/>
-      <w:r>
-        <w:rPr>
-          <w:rFonts w:ascii="Times New Roman" w:hAnsi="Times New Roman" w:cs="Times New Roman"/>
-          <w:sz w:val="28"/>
-          <w:szCs w:val="28"/>
-        </w:rPr>
-        <w:t>/): проверяют корректность работы лексического и синтаксического анализаторов, сгенерированных с помощью ANTLR4.</w:t>
+        <w:t>Тесты ANTLR (tests/unit/antlr/): проверяют корректность работы лексического и синтаксического анализаторов, сгенерированных с помощью ANTLR4.</w:t>
       </w:r>
     </w:p>
     <w:p>
@@ -1684,99 +1040,27 @@
           <w:sz w:val="28"/>
           <w:szCs w:val="28"/>
         </w:rPr>
-        <w:t>Интеграционные тесты (</w:t>
-      </w:r>
-      <w:proofErr w:type="spellStart"/>
-      <w:r>
-        <w:rPr>
-          <w:rFonts w:ascii="Times New Roman" w:hAnsi="Times New Roman" w:cs="Times New Roman"/>
-          <w:sz w:val="28"/>
-          <w:szCs w:val="28"/>
-        </w:rPr>
-        <w:t>Integration</w:t>
-      </w:r>
-      <w:proofErr w:type="spellEnd"/>
-      <w:r>
-        <w:rPr>
-          <w:rFonts w:ascii="Times New Roman" w:hAnsi="Times New Roman" w:cs="Times New Roman"/>
-          <w:sz w:val="28"/>
-          <w:szCs w:val="28"/>
-        </w:rPr>
-        <w:t xml:space="preserve"> </w:t>
-      </w:r>
-      <w:proofErr w:type="spellStart"/>
-      <w:r>
-        <w:rPr>
-          <w:rFonts w:ascii="Times New Roman" w:hAnsi="Times New Roman" w:cs="Times New Roman"/>
-          <w:sz w:val="28"/>
-          <w:szCs w:val="28"/>
-        </w:rPr>
-        <w:t>Tests</w:t>
-      </w:r>
-      <w:proofErr w:type="spellEnd"/>
-      <w:r>
-        <w:rPr>
-          <w:rFonts w:ascii="Times New Roman" w:hAnsi="Times New Roman" w:cs="Times New Roman"/>
-          <w:sz w:val="28"/>
-          <w:szCs w:val="28"/>
-        </w:rPr>
-        <w:t>)</w:t>
-      </w:r>
-    </w:p>
-    <w:p>
-      <w:pPr>
-        <w:spacing w:after="0" w:line="360" w:lineRule="auto"/>
-        <w:ind w:firstLine="709"/>
-        <w:jc w:val="both"/>
-        <w:rPr>
-          <w:rFonts w:ascii="Times New Roman" w:hAnsi="Times New Roman" w:cs="Times New Roman"/>
-          <w:sz w:val="28"/>
-          <w:szCs w:val="28"/>
-        </w:rPr>
-      </w:pPr>
-      <w:r>
-        <w:rPr>
-          <w:rFonts w:ascii="Times New Roman" w:hAnsi="Times New Roman" w:cs="Times New Roman"/>
-          <w:sz w:val="28"/>
-          <w:szCs w:val="28"/>
-        </w:rPr>
-        <w:t xml:space="preserve">Интеграционные тесты расположены в директории </w:t>
-      </w:r>
-      <w:proofErr w:type="spellStart"/>
-      <w:r>
-        <w:rPr>
-          <w:rFonts w:ascii="Times New Roman" w:hAnsi="Times New Roman" w:cs="Times New Roman"/>
-          <w:sz w:val="28"/>
-          <w:szCs w:val="28"/>
-        </w:rPr>
-        <w:t>tests</w:t>
-      </w:r>
-      <w:proofErr w:type="spellEnd"/>
-      <w:r>
-        <w:rPr>
-          <w:rFonts w:ascii="Times New Roman" w:hAnsi="Times New Roman" w:cs="Times New Roman"/>
-          <w:sz w:val="28"/>
-          <w:szCs w:val="28"/>
-        </w:rPr>
-        <w:t>/</w:t>
-      </w:r>
-      <w:proofErr w:type="spellStart"/>
-      <w:r>
-        <w:rPr>
-          <w:rFonts w:ascii="Times New Roman" w:hAnsi="Times New Roman" w:cs="Times New Roman"/>
-          <w:sz w:val="28"/>
-          <w:szCs w:val="28"/>
-        </w:rPr>
-        <w:t>integration</w:t>
-      </w:r>
-      <w:proofErr w:type="spellEnd"/>
-      <w:r>
-        <w:rPr>
-          <w:rFonts w:ascii="Times New Roman" w:hAnsi="Times New Roman" w:cs="Times New Roman"/>
-          <w:sz w:val="28"/>
-          <w:szCs w:val="28"/>
-        </w:rPr>
-        <w:t>/ и предназначены для проверки взаимодействия различных компонентов системы:</w:t>
+        <w:t>Интеграционные тесты (Integration Tests)</w:t>
+      </w:r>
+    </w:p>
+    <w:p>
+      <w:pPr>
+        <w:spacing w:after="0" w:line="360" w:lineRule="auto"/>
+        <w:ind w:firstLine="709"/>
+        <w:jc w:val="both"/>
+        <w:rPr>
+          <w:rFonts w:ascii="Times New Roman" w:hAnsi="Times New Roman" w:cs="Times New Roman"/>
+          <w:sz w:val="28"/>
+          <w:szCs w:val="28"/>
+        </w:rPr>
+      </w:pPr>
+      <w:r>
+        <w:rPr>
+          <w:rFonts w:ascii="Times New Roman" w:hAnsi="Times New Roman" w:cs="Times New Roman"/>
+          <w:sz w:val="28"/>
+          <w:szCs w:val="28"/>
+        </w:rPr>
+        <w:t>Интеграционные тесты расположены в директории tests/integration/ и предназначены для проверки взаимодействия различных компонентов системы:</w:t>
       </w:r>
     </w:p>
     <w:p>
@@ -1801,25 +1085,7 @@
           <w:sz w:val="28"/>
           <w:szCs w:val="28"/>
         </w:rPr>
-        <w:t xml:space="preserve">Тесты интеграции парсера и модели (test_parser_model_integration.py): проверяют корректность передачи данных от парсера к модели дерева файлов, преобразование структуры данных в формат </w:t>
-      </w:r>
-      <w:proofErr w:type="spellStart"/>
-      <w:r>
-        <w:rPr>
-          <w:rFonts w:ascii="Times New Roman" w:hAnsi="Times New Roman" w:cs="Times New Roman"/>
-          <w:sz w:val="28"/>
-          <w:szCs w:val="28"/>
-        </w:rPr>
-        <w:t>Qt</w:t>
-      </w:r>
-      <w:proofErr w:type="spellEnd"/>
-      <w:r>
-        <w:rPr>
-          <w:rFonts w:ascii="Times New Roman" w:hAnsi="Times New Roman" w:cs="Times New Roman"/>
-          <w:sz w:val="28"/>
-          <w:szCs w:val="28"/>
-        </w:rPr>
-        <w:t xml:space="preserve"> и синхронизацию данных при изменении файлов;</w:t>
+        <w:t>Тесты интеграции парсера и модели (test_parser_model_integration.py): проверяют корректность передачи данных от парсера к модели дерева файлов, преобразование структуры данных в формат Qt и синхронизацию данных при изменении файлов;</w:t>
       </w:r>
     </w:p>
     <w:p>
@@ -1869,25 +1135,7 @@
           <w:sz w:val="28"/>
           <w:szCs w:val="28"/>
         </w:rPr>
-        <w:t xml:space="preserve">Тесты интеграции </w:t>
-      </w:r>
-      <w:proofErr w:type="spellStart"/>
-      <w:r>
-        <w:rPr>
-          <w:rFonts w:ascii="Times New Roman" w:hAnsi="Times New Roman" w:cs="Times New Roman"/>
-          <w:sz w:val="28"/>
-          <w:szCs w:val="28"/>
-        </w:rPr>
-        <w:t>FileWatcher</w:t>
-      </w:r>
-      <w:proofErr w:type="spellEnd"/>
-      <w:r>
-        <w:rPr>
-          <w:rFonts w:ascii="Times New Roman" w:hAnsi="Times New Roman" w:cs="Times New Roman"/>
-          <w:sz w:val="28"/>
-          <w:szCs w:val="28"/>
-        </w:rPr>
-        <w:t xml:space="preserve"> (test_file_watcher_integration.py): проверяют автоматическое обнаружение изменений файлов, обновление кэша при изменении файлов и автоматическое обновление модели дерева файлов;</w:t>
+        <w:t>Тесты интеграции FileWatcher (test_file_watcher_integration.py): проверяют автоматическое обнаружение изменений файлов, обновление кэша при изменении файлов и автоматическое обновление модели дерева файлов;</w:t>
       </w:r>
     </w:p>
     <w:p>
@@ -2032,43 +1280,7 @@
           <w:szCs w:val="28"/>
         </w:rPr>
         <w:lastRenderedPageBreak/>
-        <w:t xml:space="preserve">проверка работы редакторов (ST-редактор, </w:t>
-      </w:r>
-      <w:proofErr w:type="spellStart"/>
-      <w:r>
-        <w:rPr>
-          <w:rFonts w:ascii="Times New Roman" w:hAnsi="Times New Roman" w:cs="Times New Roman"/>
-          <w:sz w:val="28"/>
-          <w:szCs w:val="28"/>
-        </w:rPr>
-        <w:t>Markdown</w:t>
-      </w:r>
-      <w:proofErr w:type="spellEnd"/>
-      <w:r>
-        <w:rPr>
-          <w:rFonts w:ascii="Times New Roman" w:hAnsi="Times New Roman" w:cs="Times New Roman"/>
-          <w:sz w:val="28"/>
-          <w:szCs w:val="28"/>
-        </w:rPr>
-        <w:t xml:space="preserve">-редактор, </w:t>
-      </w:r>
-      <w:proofErr w:type="spellStart"/>
-      <w:r>
-        <w:rPr>
-          <w:rFonts w:ascii="Times New Roman" w:hAnsi="Times New Roman" w:cs="Times New Roman"/>
-          <w:sz w:val="28"/>
-          <w:szCs w:val="28"/>
-        </w:rPr>
-        <w:t>Plain</w:t>
-      </w:r>
-      <w:proofErr w:type="spellEnd"/>
-      <w:r>
-        <w:rPr>
-          <w:rFonts w:ascii="Times New Roman" w:hAnsi="Times New Roman" w:cs="Times New Roman"/>
-          <w:sz w:val="28"/>
-          <w:szCs w:val="28"/>
-        </w:rPr>
-        <w:t xml:space="preserve"> Text редактор);</w:t>
+        <w:t>проверка работы редакторов (ST-редактор, Markdown-редактор, Plain Text редактор);</w:t>
       </w:r>
     </w:p>
     <w:p>
@@ -2117,25 +1329,7 @@
           <w:sz w:val="28"/>
           <w:szCs w:val="28"/>
         </w:rPr>
-        <w:t xml:space="preserve">проверка работы системы кэширования и фонового </w:t>
-      </w:r>
-      <w:proofErr w:type="spellStart"/>
-      <w:r>
-        <w:rPr>
-          <w:rFonts w:ascii="Times New Roman" w:hAnsi="Times New Roman" w:cs="Times New Roman"/>
-          <w:sz w:val="28"/>
-          <w:szCs w:val="28"/>
-        </w:rPr>
-        <w:t>парсинга</w:t>
-      </w:r>
-      <w:proofErr w:type="spellEnd"/>
-      <w:r>
-        <w:rPr>
-          <w:rFonts w:ascii="Times New Roman" w:hAnsi="Times New Roman" w:cs="Times New Roman"/>
-          <w:sz w:val="28"/>
-          <w:szCs w:val="28"/>
-        </w:rPr>
-        <w:t>.</w:t>
+        <w:t>проверка работы системы кэширования и фонового парсинга.</w:t>
       </w:r>
     </w:p>
     <w:p>
@@ -2202,23 +1396,13 @@
           <w:szCs w:val="28"/>
         </w:rPr>
       </w:pPr>
-      <w:proofErr w:type="spellStart"/>
-      <w:r>
-        <w:rPr>
-          <w:rFonts w:ascii="Times New Roman" w:hAnsi="Times New Roman" w:cs="Times New Roman"/>
-          <w:sz w:val="28"/>
-          <w:szCs w:val="28"/>
-        </w:rPr>
-        <w:t>pytest</w:t>
-      </w:r>
-      <w:proofErr w:type="spellEnd"/>
-      <w:r>
-        <w:rPr>
-          <w:rFonts w:ascii="Times New Roman" w:hAnsi="Times New Roman" w:cs="Times New Roman"/>
-          <w:sz w:val="28"/>
-          <w:szCs w:val="28"/>
-        </w:rPr>
-        <w:t>: основной фреймворк для написания и запуска тестов;</w:t>
+      <w:r>
+        <w:rPr>
+          <w:rFonts w:ascii="Times New Roman" w:hAnsi="Times New Roman" w:cs="Times New Roman"/>
+          <w:sz w:val="28"/>
+          <w:szCs w:val="28"/>
+        </w:rPr>
+        <w:t>pytest: основной фреймворк для написания и запуска тестов;</w:t>
       </w:r>
     </w:p>
     <w:p>
@@ -2241,95 +1425,13 @@
           <w:szCs w:val="28"/>
         </w:rPr>
       </w:pPr>
-      <w:proofErr w:type="spellStart"/>
-      <w:r>
-        <w:rPr>
-          <w:rFonts w:ascii="Times New Roman" w:hAnsi="Times New Roman" w:cs="Times New Roman"/>
-          <w:sz w:val="28"/>
-          <w:szCs w:val="28"/>
-        </w:rPr>
-        <w:t>pytest-qt</w:t>
-      </w:r>
-      <w:proofErr w:type="spellEnd"/>
-      <w:r>
-        <w:rPr>
-          <w:rFonts w:ascii="Times New Roman" w:hAnsi="Times New Roman" w:cs="Times New Roman"/>
-          <w:sz w:val="28"/>
-          <w:szCs w:val="28"/>
-        </w:rPr>
-        <w:t xml:space="preserve">: расширение </w:t>
-      </w:r>
-      <w:proofErr w:type="spellStart"/>
-      <w:r>
-        <w:rPr>
-          <w:rFonts w:ascii="Times New Roman" w:hAnsi="Times New Roman" w:cs="Times New Roman"/>
-          <w:sz w:val="28"/>
-          <w:szCs w:val="28"/>
-        </w:rPr>
-        <w:t>pytest</w:t>
-      </w:r>
-      <w:proofErr w:type="spellEnd"/>
-      <w:r>
-        <w:rPr>
-          <w:rFonts w:ascii="Times New Roman" w:hAnsi="Times New Roman" w:cs="Times New Roman"/>
-          <w:sz w:val="28"/>
-          <w:szCs w:val="28"/>
-        </w:rPr>
-        <w:t xml:space="preserve"> для тестирования </w:t>
-      </w:r>
-      <w:proofErr w:type="spellStart"/>
-      <w:r>
-        <w:rPr>
-          <w:rFonts w:ascii="Times New Roman" w:hAnsi="Times New Roman" w:cs="Times New Roman"/>
-          <w:sz w:val="28"/>
-          <w:szCs w:val="28"/>
-        </w:rPr>
-        <w:t>Qt</w:t>
-      </w:r>
-      <w:proofErr w:type="spellEnd"/>
-      <w:r>
-        <w:rPr>
-          <w:rFonts w:ascii="Times New Roman" w:hAnsi="Times New Roman" w:cs="Times New Roman"/>
-          <w:sz w:val="28"/>
-          <w:szCs w:val="28"/>
-        </w:rPr>
-        <w:t xml:space="preserve">-приложений, обеспечивающее корректную работу с </w:t>
-      </w:r>
-      <w:proofErr w:type="spellStart"/>
-      <w:r>
-        <w:rPr>
-          <w:rFonts w:ascii="Times New Roman" w:hAnsi="Times New Roman" w:cs="Times New Roman"/>
-          <w:sz w:val="28"/>
-          <w:szCs w:val="28"/>
-        </w:rPr>
-        <w:t>QApplication</w:t>
-      </w:r>
-      <w:proofErr w:type="spellEnd"/>
-      <w:r>
-        <w:rPr>
-          <w:rFonts w:ascii="Times New Roman" w:hAnsi="Times New Roman" w:cs="Times New Roman"/>
-          <w:sz w:val="28"/>
-          <w:szCs w:val="28"/>
-        </w:rPr>
-        <w:t xml:space="preserve"> и обработку событий </w:t>
-      </w:r>
-      <w:proofErr w:type="spellStart"/>
-      <w:r>
-        <w:rPr>
-          <w:rFonts w:ascii="Times New Roman" w:hAnsi="Times New Roman" w:cs="Times New Roman"/>
-          <w:sz w:val="28"/>
-          <w:szCs w:val="28"/>
-        </w:rPr>
-        <w:t>Qt</w:t>
-      </w:r>
-      <w:proofErr w:type="spellEnd"/>
-      <w:r>
-        <w:rPr>
-          <w:rFonts w:ascii="Times New Roman" w:hAnsi="Times New Roman" w:cs="Times New Roman"/>
-          <w:sz w:val="28"/>
-          <w:szCs w:val="28"/>
-        </w:rPr>
-        <w:t>;</w:t>
+      <w:r>
+        <w:rPr>
+          <w:rFonts w:ascii="Times New Roman" w:hAnsi="Times New Roman" w:cs="Times New Roman"/>
+          <w:sz w:val="28"/>
+          <w:szCs w:val="28"/>
+        </w:rPr>
+        <w:t>pytest-qt: расширение pytest для тестирования Qt-приложений, обеспечивающее корректную работу с QApplication и обработку событий Qt;</w:t>
       </w:r>
     </w:p>
     <w:p>
@@ -2352,23 +1454,13 @@
           <w:szCs w:val="28"/>
         </w:rPr>
       </w:pPr>
-      <w:proofErr w:type="spellStart"/>
-      <w:r>
-        <w:rPr>
-          <w:rFonts w:ascii="Times New Roman" w:hAnsi="Times New Roman" w:cs="Times New Roman"/>
-          <w:sz w:val="28"/>
-          <w:szCs w:val="28"/>
-        </w:rPr>
-        <w:t>pytest-cov</w:t>
-      </w:r>
-      <w:proofErr w:type="spellEnd"/>
-      <w:r>
-        <w:rPr>
-          <w:rFonts w:ascii="Times New Roman" w:hAnsi="Times New Roman" w:cs="Times New Roman"/>
-          <w:sz w:val="28"/>
-          <w:szCs w:val="28"/>
-        </w:rPr>
-        <w:t>: инструмент для анализа покрытия кода тестами;</w:t>
+      <w:r>
+        <w:rPr>
+          <w:rFonts w:ascii="Times New Roman" w:hAnsi="Times New Roman" w:cs="Times New Roman"/>
+          <w:sz w:val="28"/>
+          <w:szCs w:val="28"/>
+        </w:rPr>
+        <w:t>pytest-cov: инструмент для анализа покрытия кода тестами;</w:t>
       </w:r>
     </w:p>
     <w:p>
@@ -2391,61 +1483,33 @@
           <w:szCs w:val="28"/>
         </w:rPr>
       </w:pPr>
-      <w:proofErr w:type="spellStart"/>
-      <w:r>
-        <w:rPr>
-          <w:rFonts w:ascii="Times New Roman" w:hAnsi="Times New Roman" w:cs="Times New Roman"/>
-          <w:sz w:val="28"/>
-          <w:szCs w:val="28"/>
-        </w:rPr>
-        <w:t>unittest</w:t>
-      </w:r>
-      <w:proofErr w:type="spellEnd"/>
-      <w:r>
-        <w:rPr>
-          <w:rFonts w:ascii="Times New Roman" w:hAnsi="Times New Roman" w:cs="Times New Roman"/>
-          <w:sz w:val="28"/>
-          <w:szCs w:val="28"/>
-        </w:rPr>
-        <w:t>: стандартный модуль Python, используемый для структурирования тестовых классов.</w:t>
-      </w:r>
-    </w:p>
-    <w:p>
-      <w:pPr>
-        <w:spacing w:after="0" w:line="360" w:lineRule="auto"/>
-        <w:ind w:firstLine="709"/>
-        <w:jc w:val="both"/>
-        <w:rPr>
-          <w:rFonts w:ascii="Times New Roman" w:hAnsi="Times New Roman" w:cs="Times New Roman"/>
-          <w:sz w:val="28"/>
-          <w:szCs w:val="28"/>
-        </w:rPr>
-      </w:pPr>
-      <w:r>
-        <w:rPr>
-          <w:rFonts w:ascii="Times New Roman" w:hAnsi="Times New Roman" w:cs="Times New Roman"/>
-          <w:sz w:val="28"/>
-          <w:szCs w:val="28"/>
-        </w:rPr>
-        <w:t xml:space="preserve">Все тесты выполняются автоматически при запуске команды </w:t>
-      </w:r>
-      <w:proofErr w:type="spellStart"/>
-      <w:r>
-        <w:rPr>
-          <w:rFonts w:ascii="Times New Roman" w:hAnsi="Times New Roman" w:cs="Times New Roman"/>
-          <w:sz w:val="28"/>
-          <w:szCs w:val="28"/>
-        </w:rPr>
-        <w:t>pytest</w:t>
-      </w:r>
-      <w:proofErr w:type="spellEnd"/>
-      <w:r>
-        <w:rPr>
-          <w:rFonts w:ascii="Times New Roman" w:hAnsi="Times New Roman" w:cs="Times New Roman"/>
-          <w:sz w:val="28"/>
-          <w:szCs w:val="28"/>
-        </w:rPr>
-        <w:t xml:space="preserve"> и могут быть запущены с различными уровнями детализации вывода для анализа результатов тестирования.</w:t>
+      <w:r>
+        <w:rPr>
+          <w:rFonts w:ascii="Times New Roman" w:hAnsi="Times New Roman" w:cs="Times New Roman"/>
+          <w:sz w:val="28"/>
+          <w:szCs w:val="28"/>
+        </w:rPr>
+        <w:t>unittest: стандартный модуль Python, используемый для структурирования тестовых классов.</w:t>
+      </w:r>
+    </w:p>
+    <w:p>
+      <w:pPr>
+        <w:spacing w:after="0" w:line="360" w:lineRule="auto"/>
+        <w:ind w:firstLine="709"/>
+        <w:jc w:val="both"/>
+        <w:rPr>
+          <w:rFonts w:ascii="Times New Roman" w:hAnsi="Times New Roman" w:cs="Times New Roman"/>
+          <w:sz w:val="28"/>
+          <w:szCs w:val="28"/>
+        </w:rPr>
+      </w:pPr>
+      <w:r>
+        <w:rPr>
+          <w:rFonts w:ascii="Times New Roman" w:hAnsi="Times New Roman" w:cs="Times New Roman"/>
+          <w:sz w:val="28"/>
+          <w:szCs w:val="28"/>
+        </w:rPr>
+        <w:t>Все тесты выполняются автоматически при запуске команды pytest и могут быть запущены с различными уровнями детализации вывода для анализа результатов тестирования.</w:t>
       </w:r>
     </w:p>
     <w:p>
@@ -2502,982 +1566,238 @@
         <w:jc w:val="both"/>
         <w:rPr>
           <w:rFonts w:ascii="Times New Roman" w:hAnsi="Times New Roman" w:cs="Times New Roman"/>
-          <w:color w:val="FF0000"/>
-          <w:sz w:val="28"/>
-          <w:szCs w:val="28"/>
-        </w:rPr>
-      </w:pPr>
-      <w:r>
-        <w:rPr>
-          <w:rFonts w:ascii="Times New Roman" w:hAnsi="Times New Roman" w:cs="Times New Roman"/>
-          <w:color w:val="FF0000"/>
-          <w:sz w:val="28"/>
-          <w:szCs w:val="28"/>
-        </w:rPr>
-        <w:t>В рамках дипломной работы была успешно разработана и реализована архитектура и прототип кроссплатформенного средства оптимизации учебной информации, предназначенного для структурированного хранения, навигации и быстрого доступа к программным фрагментам и теоретическим материалам. Решение задач проекта, сформулированных во введении, было достигнуто за счёт комплексного применения современных технологий, архитектурных паттернов и проведения всестороннего тестирования.</w:t>
-      </w:r>
-    </w:p>
-    <w:p>
-      <w:pPr>
-        <w:spacing w:after="0" w:line="360" w:lineRule="auto"/>
-        <w:ind w:firstLine="709"/>
-        <w:jc w:val="both"/>
-        <w:rPr>
-          <w:rFonts w:ascii="Times New Roman" w:hAnsi="Times New Roman" w:cs="Times New Roman"/>
-          <w:color w:val="FF0000"/>
-          <w:sz w:val="28"/>
-          <w:szCs w:val="28"/>
-        </w:rPr>
-      </w:pPr>
-      <w:r>
-        <w:rPr>
-          <w:rFonts w:ascii="Times New Roman" w:hAnsi="Times New Roman" w:cs="Times New Roman"/>
-          <w:color w:val="FF0000"/>
-          <w:sz w:val="28"/>
-          <w:szCs w:val="28"/>
-        </w:rPr>
-        <w:t xml:space="preserve">Архитектура кроссплатформенного средства, сочетающего иерархическую организацию, предварительный просмотр и интеграцию материалов, была реализована в виде многослойной модульной системы </w:t>
-      </w:r>
-      <w:r>
-        <w:rPr>
-          <w:rFonts w:ascii="Times New Roman" w:hAnsi="Times New Roman" w:cs="Times New Roman"/>
-          <w:color w:val="FF0000"/>
+          <w:sz w:val="28"/>
+          <w:szCs w:val="28"/>
+        </w:rPr>
+      </w:pPr>
+      <w:r>
+        <w:rPr>
+          <w:rFonts w:ascii="Times New Roman" w:hAnsi="Times New Roman" w:cs="Times New Roman"/>
+          <w:sz w:val="28"/>
+          <w:szCs w:val="28"/>
+        </w:rPr>
+        <w:t>В ходе дипломной работы было разработано и протестировано кроссплатформенное приложение — специализированный инструмент для удобного хранения, структурирования и быстрого доступа к учебным и рабочим материалам: фрагментам кода (в формате .st) и теоретическим конспектам (в формате .md). Цель — создать средство, которое не зависит от IDE, работает под Windows и Linux, и остаётся быстрым даже при большом объёме данных — достигнута. Все задачи, поставленные во введении, успешно решены.</w:t>
+      </w:r>
+    </w:p>
+    <w:p>
+      <w:pPr>
+        <w:spacing w:after="0" w:line="360" w:lineRule="auto"/>
+        <w:ind w:firstLine="709"/>
+        <w:jc w:val="both"/>
+        <w:rPr>
+          <w:rFonts w:ascii="Times New Roman" w:hAnsi="Times New Roman" w:cs="Times New Roman"/>
+          <w:sz w:val="28"/>
+          <w:szCs w:val="28"/>
+        </w:rPr>
+      </w:pPr>
+      <w:r>
+        <w:rPr>
+          <w:rFonts w:ascii="Times New Roman" w:hAnsi="Times New Roman" w:cs="Times New Roman"/>
+          <w:sz w:val="28"/>
+          <w:szCs w:val="28"/>
+        </w:rPr>
+        <w:t>1. Разработана архитектура средства, которая объединяет три важных свойства:</w:t>
+      </w:r>
+    </w:p>
+    <w:p>
+      <w:pPr>
+        <w:spacing w:after="0" w:line="360" w:lineRule="auto"/>
+        <w:ind w:firstLine="709"/>
+        <w:jc w:val="both"/>
+        <w:rPr>
+          <w:rFonts w:ascii="Times New Roman" w:hAnsi="Times New Roman" w:cs="Times New Roman"/>
+          <w:sz w:val="28"/>
+          <w:szCs w:val="28"/>
+        </w:rPr>
+      </w:pPr>
+      <w:r>
+        <w:rPr>
+          <w:rFonts w:ascii="Times New Roman" w:hAnsi="Times New Roman" w:cs="Times New Roman"/>
           <w:sz w:val="28"/>
           <w:szCs w:val="28"/>
         </w:rPr>
         <w:lastRenderedPageBreak/>
-        <w:t>(</w:t>
-      </w:r>
-      <w:proofErr w:type="spellStart"/>
-      <w:r>
-        <w:rPr>
-          <w:rFonts w:ascii="Times New Roman" w:hAnsi="Times New Roman" w:cs="Times New Roman"/>
-          <w:color w:val="FF0000"/>
-          <w:sz w:val="28"/>
-          <w:szCs w:val="28"/>
-        </w:rPr>
-        <w:t>Layered</w:t>
-      </w:r>
-      <w:proofErr w:type="spellEnd"/>
-      <w:r>
-        <w:rPr>
-          <w:rFonts w:ascii="Times New Roman" w:hAnsi="Times New Roman" w:cs="Times New Roman"/>
-          <w:color w:val="FF0000"/>
-          <w:sz w:val="28"/>
-          <w:szCs w:val="28"/>
-        </w:rPr>
-        <w:t xml:space="preserve"> Architecture) с использованием паттернов MVVM и Observer. Центральной частью стала модель данных </w:t>
-      </w:r>
-      <w:proofErr w:type="spellStart"/>
-      <w:r>
-        <w:rPr>
-          <w:rFonts w:ascii="Times New Roman" w:hAnsi="Times New Roman" w:cs="Times New Roman"/>
-          <w:color w:val="FF0000"/>
-          <w:sz w:val="28"/>
-          <w:szCs w:val="28"/>
-        </w:rPr>
-        <w:t>STMDFileTreeModel</w:t>
-      </w:r>
-      <w:proofErr w:type="spellEnd"/>
-      <w:r>
-        <w:rPr>
-          <w:rFonts w:ascii="Times New Roman" w:hAnsi="Times New Roman" w:cs="Times New Roman"/>
-          <w:color w:val="FF0000"/>
-          <w:sz w:val="28"/>
-          <w:szCs w:val="28"/>
-        </w:rPr>
-        <w:t xml:space="preserve">, представляющая иерархическую структуру, построенную на основе результатов </w:t>
-      </w:r>
-      <w:proofErr w:type="spellStart"/>
-      <w:r>
-        <w:rPr>
-          <w:rFonts w:ascii="Times New Roman" w:hAnsi="Times New Roman" w:cs="Times New Roman"/>
-          <w:color w:val="FF0000"/>
-          <w:sz w:val="28"/>
-          <w:szCs w:val="28"/>
-        </w:rPr>
-        <w:t>парсинга</w:t>
-      </w:r>
-      <w:proofErr w:type="spellEnd"/>
-      <w:r>
-        <w:rPr>
-          <w:rFonts w:ascii="Times New Roman" w:hAnsi="Times New Roman" w:cs="Times New Roman"/>
-          <w:color w:val="FF0000"/>
-          <w:sz w:val="28"/>
-          <w:szCs w:val="28"/>
-        </w:rPr>
-        <w:t xml:space="preserve"> ST- и MD-файлов. Пользовательский интерфейс, созданный с помощью PySide6, обеспечивает кроссплатформенность и визуализацию этой иерархии. Архитектура обеспечила сочетание иерархической структуры, возможности предварительного просмотра и интеграции разнородных материалов (ST-фрагменты и MD-документация в единой иерархии). Это решение устраняет ключевые недостатки существующих подходов, выявленных в таблице 1.1: отсутствие полной иерархии у </w:t>
-      </w:r>
-      <w:proofErr w:type="spellStart"/>
-      <w:r>
-        <w:rPr>
-          <w:rFonts w:ascii="Times New Roman" w:hAnsi="Times New Roman" w:cs="Times New Roman"/>
-          <w:color w:val="FF0000"/>
-          <w:sz w:val="28"/>
-          <w:szCs w:val="28"/>
-        </w:rPr>
-        <w:t>Markdown</w:t>
-      </w:r>
-      <w:proofErr w:type="spellEnd"/>
-      <w:r>
-        <w:rPr>
-          <w:rFonts w:ascii="Times New Roman" w:hAnsi="Times New Roman" w:cs="Times New Roman"/>
-          <w:color w:val="FF0000"/>
-          <w:sz w:val="28"/>
-          <w:szCs w:val="28"/>
-        </w:rPr>
-        <w:t>-редакторов, ограниченную функциональность файловой системы для просмотра и хранения фрагментов, и нехватку поддержки теоретических материалов у IDE-шаблонов. Архитектура обеспечивает (+) по критериям "Иерархическая структура", "Компактное хранение", "Поддержка теоретических материалов", "Кроссплатформенность", "Скорость доступа".</w:t>
-      </w:r>
-    </w:p>
-    <w:p>
-      <w:pPr>
-        <w:spacing w:after="0" w:line="360" w:lineRule="auto"/>
-        <w:ind w:firstLine="709"/>
-        <w:jc w:val="both"/>
-        <w:rPr>
-          <w:rFonts w:ascii="Times New Roman" w:hAnsi="Times New Roman" w:cs="Times New Roman"/>
-          <w:color w:val="FF0000"/>
-          <w:sz w:val="28"/>
-          <w:szCs w:val="28"/>
-        </w:rPr>
-      </w:pPr>
-      <w:r>
-        <w:rPr>
-          <w:rFonts w:ascii="Times New Roman" w:hAnsi="Times New Roman" w:cs="Times New Roman"/>
-          <w:color w:val="FF0000"/>
-          <w:sz w:val="28"/>
-          <w:szCs w:val="28"/>
-        </w:rPr>
-        <w:t xml:space="preserve">Система синтаксического анализа ST и MD файлов реализована с использованием грамматики ANTLR4, генерирующей Python-классы. Создан обёртывающий модуль </w:t>
-      </w:r>
-      <w:proofErr w:type="spellStart"/>
-      <w:r>
-        <w:rPr>
-          <w:rFonts w:ascii="Times New Roman" w:hAnsi="Times New Roman" w:cs="Times New Roman"/>
-          <w:color w:val="FF0000"/>
-          <w:sz w:val="28"/>
-          <w:szCs w:val="28"/>
-        </w:rPr>
-        <w:t>STFileParserWrapper</w:t>
-      </w:r>
-      <w:proofErr w:type="spellEnd"/>
-      <w:r>
-        <w:rPr>
-          <w:rFonts w:ascii="Times New Roman" w:hAnsi="Times New Roman" w:cs="Times New Roman"/>
-          <w:color w:val="FF0000"/>
-          <w:sz w:val="28"/>
-          <w:szCs w:val="28"/>
-        </w:rPr>
-        <w:t xml:space="preserve">, а для </w:t>
-      </w:r>
-      <w:proofErr w:type="spellStart"/>
-      <w:r>
-        <w:rPr>
-          <w:rFonts w:ascii="Times New Roman" w:hAnsi="Times New Roman" w:cs="Times New Roman"/>
-          <w:color w:val="FF0000"/>
-          <w:sz w:val="28"/>
-          <w:szCs w:val="28"/>
-        </w:rPr>
-        <w:t>Markdown</w:t>
-      </w:r>
-      <w:proofErr w:type="spellEnd"/>
-      <w:r>
-        <w:rPr>
-          <w:rFonts w:ascii="Times New Roman" w:hAnsi="Times New Roman" w:cs="Times New Roman"/>
-          <w:color w:val="FF0000"/>
-          <w:sz w:val="28"/>
-          <w:szCs w:val="28"/>
-        </w:rPr>
-        <w:t xml:space="preserve"> применяется </w:t>
-      </w:r>
-      <w:proofErr w:type="spellStart"/>
-      <w:r>
-        <w:rPr>
-          <w:rFonts w:ascii="Times New Roman" w:hAnsi="Times New Roman" w:cs="Times New Roman"/>
-          <w:color w:val="FF0000"/>
-          <w:sz w:val="28"/>
-          <w:szCs w:val="28"/>
-        </w:rPr>
-        <w:t>MarkdownListener</w:t>
-      </w:r>
-      <w:proofErr w:type="spellEnd"/>
-      <w:r>
-        <w:rPr>
-          <w:rFonts w:ascii="Times New Roman" w:hAnsi="Times New Roman" w:cs="Times New Roman"/>
-          <w:color w:val="FF0000"/>
-          <w:sz w:val="28"/>
-          <w:szCs w:val="28"/>
-        </w:rPr>
-        <w:t xml:space="preserve">. Оба парсера возвращают унифицированную структуру данных, что позволяет строить общую иерархическую модель </w:t>
-      </w:r>
-      <w:proofErr w:type="spellStart"/>
-      <w:r>
-        <w:rPr>
-          <w:rFonts w:ascii="Times New Roman" w:hAnsi="Times New Roman" w:cs="Times New Roman"/>
-          <w:color w:val="FF0000"/>
-          <w:sz w:val="28"/>
-          <w:szCs w:val="28"/>
-        </w:rPr>
-        <w:t>STMDFileTreeModel</w:t>
-      </w:r>
-      <w:proofErr w:type="spellEnd"/>
-      <w:r>
-        <w:rPr>
-          <w:rFonts w:ascii="Times New Roman" w:hAnsi="Times New Roman" w:cs="Times New Roman"/>
-          <w:color w:val="FF0000"/>
-          <w:sz w:val="28"/>
-          <w:szCs w:val="28"/>
-        </w:rPr>
-        <w:t>. Система успешно извлекает структуру и содержимое из ST- и MD-файлов, создавая семантически осмысленное представление, доступное для навигации. Это позволяет переходить от текстового содержимого к логически организованному дереву элементов. Данное решение обеспечивает "интеллектуальный" доступ к содержимому, в отличие от простого текстового поиска по файлам, что напрямую улучшает "Скорость доступа к фрагменту" и делает возможной "Структурную оптимизацию", описанную в разделе 1.</w:t>
-      </w:r>
-    </w:p>
-    <w:p>
-      <w:pPr>
-        <w:spacing w:after="0" w:line="360" w:lineRule="auto"/>
-        <w:ind w:firstLine="709"/>
-        <w:jc w:val="both"/>
-        <w:rPr>
-          <w:rFonts w:ascii="Times New Roman" w:hAnsi="Times New Roman" w:cs="Times New Roman"/>
-          <w:color w:val="FF0000"/>
-          <w:sz w:val="28"/>
-          <w:szCs w:val="28"/>
-        </w:rPr>
-      </w:pPr>
-    </w:p>
-    <w:p>
-      <w:pPr>
-        <w:spacing w:after="0" w:line="360" w:lineRule="auto"/>
-        <w:ind w:firstLine="709"/>
-        <w:jc w:val="both"/>
-        <w:rPr>
-          <w:rFonts w:ascii="Times New Roman" w:hAnsi="Times New Roman" w:cs="Times New Roman"/>
-          <w:color w:val="FF0000"/>
-          <w:sz w:val="28"/>
-          <w:szCs w:val="28"/>
-        </w:rPr>
-      </w:pPr>
-      <w:r>
-        <w:rPr>
-          <w:rFonts w:ascii="Times New Roman" w:hAnsi="Times New Roman" w:cs="Times New Roman"/>
-          <w:color w:val="FF0000"/>
+        <w:t>— Иерархическое дерево для навигации (всё организовано по темам),</w:t>
+      </w:r>
+    </w:p>
+    <w:p>
+      <w:pPr>
+        <w:spacing w:after="0" w:line="360" w:lineRule="auto"/>
+        <w:ind w:firstLine="709"/>
+        <w:jc w:val="both"/>
+        <w:rPr>
+          <w:rFonts w:ascii="Times New Roman" w:hAnsi="Times New Roman" w:cs="Times New Roman"/>
+          <w:sz w:val="28"/>
+          <w:szCs w:val="28"/>
+        </w:rPr>
+      </w:pPr>
+      <w:r>
+        <w:rPr>
+          <w:rFonts w:ascii="Times New Roman" w:hAnsi="Times New Roman" w:cs="Times New Roman"/>
+          <w:sz w:val="28"/>
+          <w:szCs w:val="28"/>
+        </w:rPr>
+        <w:t>— Возможность предварительного просмотра (можно увидеть содержимое шаблона или раздела, не открывая его),</w:t>
+      </w:r>
+    </w:p>
+    <w:p>
+      <w:pPr>
+        <w:spacing w:after="0" w:line="360" w:lineRule="auto"/>
+        <w:ind w:firstLine="709"/>
+        <w:jc w:val="both"/>
+        <w:rPr>
+          <w:rFonts w:ascii="Times New Roman" w:hAnsi="Times New Roman" w:cs="Times New Roman"/>
+          <w:sz w:val="28"/>
+          <w:szCs w:val="28"/>
+        </w:rPr>
+      </w:pPr>
+      <w:r>
+        <w:rPr>
+          <w:rFonts w:ascii="Times New Roman" w:hAnsi="Times New Roman" w:cs="Times New Roman"/>
+          <w:sz w:val="28"/>
+          <w:szCs w:val="28"/>
+        </w:rPr>
+        <w:t>— Единое хранение кода и документации (фрагменты и пояснения к ним находятся рядом, в одной структуре).</w:t>
+      </w:r>
+    </w:p>
+    <w:p>
+      <w:pPr>
+        <w:spacing w:after="0" w:line="360" w:lineRule="auto"/>
+        <w:ind w:firstLine="709"/>
+        <w:jc w:val="both"/>
+        <w:rPr>
+          <w:rFonts w:ascii="Times New Roman" w:hAnsi="Times New Roman" w:cs="Times New Roman"/>
+          <w:sz w:val="28"/>
+          <w:szCs w:val="28"/>
+        </w:rPr>
+      </w:pPr>
+      <w:r>
+        <w:rPr>
+          <w:rFonts w:ascii="Times New Roman" w:hAnsi="Times New Roman" w:cs="Times New Roman"/>
+          <w:sz w:val="28"/>
+          <w:szCs w:val="28"/>
+        </w:rPr>
+        <w:t>Это устраняет главные недостатки существующих решений: например, в IDE нельзя посмотреть, что внутри шаблона, не вставив его; в Notion или Obsidian удобно писать конспекты, но неудобно хранить десятки мелких шаблонов; в обычной папке — всё «лежит в куче» и неструктурированно. Новое средство сочетает преимущества всех подходов, но без их слабых мест.</w:t>
+      </w:r>
+    </w:p>
+    <w:p>
+      <w:pPr>
+        <w:spacing w:after="0" w:line="360" w:lineRule="auto"/>
+        <w:ind w:firstLine="709"/>
+        <w:jc w:val="both"/>
+        <w:rPr>
+          <w:rFonts w:ascii="Times New Roman" w:hAnsi="Times New Roman" w:cs="Times New Roman"/>
+          <w:sz w:val="28"/>
+          <w:szCs w:val="28"/>
+        </w:rPr>
+      </w:pPr>
+      <w:r>
+        <w:rPr>
+          <w:rFonts w:ascii="Times New Roman" w:hAnsi="Times New Roman" w:cs="Times New Roman"/>
+          <w:sz w:val="28"/>
+          <w:szCs w:val="28"/>
+        </w:rPr>
+        <w:t>2. Реализована система автоматического анализа файлов, которая «понимает» содержимое .st и .md. Вместо простого отображения файла как набора строк, приложение строит по нему логическую структуру — дерево с разделами, подразделами, шаблонами. Благодаря этому пользователь может быстро перейти к нужному фрагменту, даже если не помнит точного названия файла. Это работает как «умный поиск» по смыслу, а не по имени — и существенно ускоряет работу.</w:t>
+      </w:r>
+    </w:p>
+    <w:p>
+      <w:pPr>
+        <w:spacing w:after="0" w:line="360" w:lineRule="auto"/>
+        <w:ind w:firstLine="709"/>
+        <w:jc w:val="both"/>
+        <w:rPr>
+          <w:rFonts w:ascii="Times New Roman" w:hAnsi="Times New Roman" w:cs="Times New Roman"/>
+          <w:sz w:val="28"/>
+          <w:szCs w:val="28"/>
+        </w:rPr>
+      </w:pPr>
+      <w:r>
+        <w:rPr>
+          <w:rFonts w:ascii="Times New Roman" w:hAnsi="Times New Roman" w:cs="Times New Roman"/>
+          <w:sz w:val="28"/>
+          <w:szCs w:val="28"/>
+        </w:rPr>
+        <w:t>3. Обеспечена фоновая обработка — система не «зависает» во время загрузки или обновления. Когда вы добавляете новые файлы или редактируете старые, анализ происходит в фоне, интерфейс остаётся отзывчивым, а изменения отражаются почти мгновенно. Были устранены случаи, когда дерево отставало от реального содержимого файлов: теперь всё синхронизировано корректно. Это особенно важно при работе с большими коллекциями — приложение не теряет скорости.</w:t>
+      </w:r>
+    </w:p>
+    <w:p>
+      <w:pPr>
+        <w:spacing w:after="0" w:line="360" w:lineRule="auto"/>
+        <w:ind w:firstLine="709"/>
+        <w:jc w:val="both"/>
+        <w:rPr>
+          <w:rFonts w:ascii="Times New Roman" w:hAnsi="Times New Roman" w:cs="Times New Roman"/>
+          <w:sz w:val="28"/>
+          <w:szCs w:val="28"/>
+        </w:rPr>
+      </w:pPr>
+      <w:r>
+        <w:rPr>
+          <w:rFonts w:ascii="Times New Roman" w:hAnsi="Times New Roman" w:cs="Times New Roman"/>
+          <w:sz w:val="28"/>
+          <w:szCs w:val="28"/>
+        </w:rPr>
+        <w:t>4. Реализован простой и удобный интерфейс, ориентированный на повседневные задачи:</w:t>
+      </w:r>
+    </w:p>
+    <w:p>
+      <w:pPr>
+        <w:spacing w:after="0" w:line="360" w:lineRule="auto"/>
+        <w:ind w:firstLine="709"/>
+        <w:jc w:val="both"/>
+        <w:rPr>
+          <w:rFonts w:ascii="Times New Roman" w:hAnsi="Times New Roman" w:cs="Times New Roman"/>
+          <w:sz w:val="28"/>
+          <w:szCs w:val="28"/>
+        </w:rPr>
+      </w:pPr>
+      <w:r>
+        <w:rPr>
+          <w:rFonts w:ascii="Times New Roman" w:hAnsi="Times New Roman" w:cs="Times New Roman"/>
+          <w:sz w:val="28"/>
+          <w:szCs w:val="28"/>
+        </w:rPr>
+        <w:t>— Боковая панель показывает структуру ваших материалов — как в проводнике, но с учётом содержимого, а не просто имён файлов;</w:t>
+      </w:r>
+    </w:p>
+    <w:p>
+      <w:pPr>
+        <w:spacing w:after="0" w:line="360" w:lineRule="auto"/>
+        <w:ind w:firstLine="709"/>
+        <w:jc w:val="both"/>
+        <w:rPr>
+          <w:rFonts w:ascii="Times New Roman" w:hAnsi="Times New Roman" w:cs="Times New Roman"/>
+          <w:sz w:val="28"/>
+          <w:szCs w:val="28"/>
+        </w:rPr>
+      </w:pPr>
+      <w:r>
+        <w:rPr>
+          <w:rFonts w:ascii="Times New Roman" w:hAnsi="Times New Roman" w:cs="Times New Roman"/>
+          <w:sz w:val="28"/>
+          <w:szCs w:val="28"/>
+        </w:rPr>
+        <w:t>— Редакторы поддерживают подсветку синтаксиса для кода и Markdown, можно сразу редактировать без переключения в другие программы;</w:t>
+      </w:r>
+    </w:p>
+    <w:p>
+      <w:pPr>
+        <w:spacing w:after="0" w:line="360" w:lineRule="auto"/>
+        <w:ind w:firstLine="709"/>
+        <w:jc w:val="both"/>
+        <w:rPr>
+          <w:rFonts w:ascii="Times New Roman" w:hAnsi="Times New Roman" w:cs="Times New Roman"/>
+          <w:sz w:val="28"/>
+          <w:szCs w:val="28"/>
+        </w:rPr>
+      </w:pPr>
+      <w:r>
+        <w:rPr>
+          <w:rFonts w:ascii="Times New Roman" w:hAnsi="Times New Roman" w:cs="Times New Roman"/>
           <w:sz w:val="28"/>
           <w:szCs w:val="28"/>
         </w:rPr>
         <w:lastRenderedPageBreak/>
-        <w:t xml:space="preserve">Фоновая обработка данных обеспечивается модулями src/parsers/content_cache.py и src/parsers/metadata_cache.py для хранения результатов </w:t>
-      </w:r>
-      <w:proofErr w:type="spellStart"/>
-      <w:r>
-        <w:rPr>
-          <w:rFonts w:ascii="Times New Roman" w:hAnsi="Times New Roman" w:cs="Times New Roman"/>
-          <w:color w:val="FF0000"/>
-          <w:sz w:val="28"/>
-          <w:szCs w:val="28"/>
-        </w:rPr>
-        <w:t>парсинга</w:t>
-      </w:r>
-      <w:proofErr w:type="spellEnd"/>
-      <w:r>
-        <w:rPr>
-          <w:rFonts w:ascii="Times New Roman" w:hAnsi="Times New Roman" w:cs="Times New Roman"/>
-          <w:color w:val="FF0000"/>
-          <w:sz w:val="28"/>
-          <w:szCs w:val="28"/>
-        </w:rPr>
-        <w:t xml:space="preserve"> и метаданных. Модуль src/observers/file_watcher.py (обёртка над </w:t>
-      </w:r>
-      <w:proofErr w:type="spellStart"/>
-      <w:r>
-        <w:rPr>
-          <w:rFonts w:ascii="Times New Roman" w:hAnsi="Times New Roman" w:cs="Times New Roman"/>
-          <w:color w:val="FF0000"/>
-          <w:sz w:val="28"/>
-          <w:szCs w:val="28"/>
-        </w:rPr>
-        <w:t>QFileSystemWatcher</w:t>
-      </w:r>
-      <w:proofErr w:type="spellEnd"/>
-      <w:r>
-        <w:rPr>
-          <w:rFonts w:ascii="Times New Roman" w:hAnsi="Times New Roman" w:cs="Times New Roman"/>
-          <w:color w:val="FF0000"/>
-          <w:sz w:val="28"/>
-          <w:szCs w:val="28"/>
-        </w:rPr>
-        <w:t xml:space="preserve">) отслеживает изменения файлов. </w:t>
-      </w:r>
-      <w:proofErr w:type="spellStart"/>
-      <w:r>
-        <w:rPr>
-          <w:rFonts w:ascii="Times New Roman" w:hAnsi="Times New Roman" w:cs="Times New Roman"/>
-          <w:color w:val="FF0000"/>
-          <w:sz w:val="28"/>
-          <w:szCs w:val="28"/>
-        </w:rPr>
-        <w:t>BackgroundParser</w:t>
-      </w:r>
-      <w:proofErr w:type="spellEnd"/>
-      <w:r>
-        <w:rPr>
-          <w:rFonts w:ascii="Times New Roman" w:hAnsi="Times New Roman" w:cs="Times New Roman"/>
-          <w:color w:val="FF0000"/>
-          <w:sz w:val="28"/>
-          <w:szCs w:val="28"/>
-        </w:rPr>
-        <w:t xml:space="preserve"> осуществляет </w:t>
-      </w:r>
-      <w:proofErr w:type="spellStart"/>
-      <w:r>
-        <w:rPr>
-          <w:rFonts w:ascii="Times New Roman" w:hAnsi="Times New Roman" w:cs="Times New Roman"/>
-          <w:color w:val="FF0000"/>
-          <w:sz w:val="28"/>
-          <w:szCs w:val="28"/>
-        </w:rPr>
-        <w:t>парсинг</w:t>
-      </w:r>
-      <w:proofErr w:type="spellEnd"/>
-      <w:r>
-        <w:rPr>
-          <w:rFonts w:ascii="Times New Roman" w:hAnsi="Times New Roman" w:cs="Times New Roman"/>
-          <w:color w:val="FF0000"/>
-          <w:sz w:val="28"/>
-          <w:szCs w:val="28"/>
-        </w:rPr>
-        <w:t xml:space="preserve"> в фоне, минимизируя задержки в UI. Модуль src/utils/delta_processor.py обрабатывает изменения файлов, обновляя кэш и модель данных. Интерфейс остаётся отзывчивым даже при наличии большого количества файлов. Изменения в файлах отражаются в дереве в реальном времени. Успешная синхронизация кэша и модели подтверждена устранением ошибок, связанных с несоответствием данных. Фоновая обработка устраняет проблему "замедления интерфейса" при открытии/поиске в больших коллекциях, что критично для "Скорости доступа". Это делает средство пригодным для работы с крупными базами знаний, в отличие от простых файловых решений.</w:t>
-      </w:r>
-    </w:p>
-    <w:p>
-      <w:pPr>
-        <w:spacing w:after="0" w:line="360" w:lineRule="auto"/>
-        <w:ind w:firstLine="709"/>
-        <w:jc w:val="both"/>
-        <w:rPr>
-          <w:rFonts w:ascii="Times New Roman" w:hAnsi="Times New Roman" w:cs="Times New Roman"/>
-          <w:color w:val="FF0000"/>
-          <w:sz w:val="28"/>
-          <w:szCs w:val="28"/>
-        </w:rPr>
-      </w:pPr>
-      <w:r>
-        <w:rPr>
-          <w:rFonts w:ascii="Times New Roman" w:hAnsi="Times New Roman" w:cs="Times New Roman"/>
-          <w:color w:val="FF0000"/>
-          <w:sz w:val="28"/>
-          <w:szCs w:val="28"/>
-        </w:rPr>
-        <w:t xml:space="preserve">Удобный пользовательский интерфейс разработан с использованием PySide6. Реализована боковая панель для навигации по иерархии, содержащей как фрагменты кода, так и документацию. Стартовая панель, использующая модель </w:t>
-      </w:r>
-      <w:proofErr w:type="spellStart"/>
-      <w:r>
-        <w:rPr>
-          <w:rFonts w:ascii="Times New Roman" w:hAnsi="Times New Roman" w:cs="Times New Roman"/>
-          <w:color w:val="FF0000"/>
-          <w:sz w:val="28"/>
-          <w:szCs w:val="28"/>
-        </w:rPr>
-        <w:t>ButtonModel</w:t>
-      </w:r>
-      <w:proofErr w:type="spellEnd"/>
-      <w:r>
-        <w:rPr>
-          <w:rFonts w:ascii="Times New Roman" w:hAnsi="Times New Roman" w:cs="Times New Roman"/>
-          <w:color w:val="FF0000"/>
-          <w:sz w:val="28"/>
-          <w:szCs w:val="28"/>
-        </w:rPr>
-        <w:t xml:space="preserve"> и конфигурацию </w:t>
-      </w:r>
-      <w:proofErr w:type="spellStart"/>
-      <w:proofErr w:type="gramStart"/>
-      <w:r>
-        <w:rPr>
-          <w:rFonts w:ascii="Times New Roman" w:hAnsi="Times New Roman" w:cs="Times New Roman"/>
-          <w:color w:val="FF0000"/>
-          <w:sz w:val="28"/>
-          <w:szCs w:val="28"/>
-        </w:rPr>
-        <w:t>buttons.json</w:t>
-      </w:r>
-      <w:proofErr w:type="spellEnd"/>
-      <w:proofErr w:type="gramEnd"/>
-      <w:r>
-        <w:rPr>
-          <w:rFonts w:ascii="Times New Roman" w:hAnsi="Times New Roman" w:cs="Times New Roman"/>
-          <w:color w:val="FF0000"/>
-          <w:sz w:val="28"/>
-          <w:szCs w:val="28"/>
-        </w:rPr>
-        <w:t xml:space="preserve">, позволяет быстро запускать внешние приложения. Синтаксическая подсветка обеспечивается библиотекой </w:t>
-      </w:r>
-      <w:proofErr w:type="spellStart"/>
-      <w:r>
-        <w:rPr>
-          <w:rFonts w:ascii="Times New Roman" w:hAnsi="Times New Roman" w:cs="Times New Roman"/>
-          <w:color w:val="FF0000"/>
-          <w:sz w:val="28"/>
-          <w:szCs w:val="28"/>
-        </w:rPr>
-        <w:t>Pygments</w:t>
-      </w:r>
-      <w:proofErr w:type="spellEnd"/>
-      <w:r>
-        <w:rPr>
-          <w:rFonts w:ascii="Times New Roman" w:hAnsi="Times New Roman" w:cs="Times New Roman"/>
-          <w:color w:val="FF0000"/>
-          <w:sz w:val="28"/>
-          <w:szCs w:val="28"/>
-        </w:rPr>
-        <w:t xml:space="preserve"> и ANTLR4. Создан интерактивный, визуально структурированный интерфейс, который объединяет навигацию, просмотр, редактирование и быстрый доступ к инструментам в одном окне. Это решает проблему "отсутствия предварительного просмотра" у IDE-шаблонов и "избыточности функциональности" у универсальных PKM, предлагая специализированный, оптимизированный под задачи хранения и доступа к коду и знаниям интерфейс.</w:t>
-      </w:r>
-    </w:p>
-    <w:p>
-      <w:pPr>
-        <w:spacing w:after="0" w:line="360" w:lineRule="auto"/>
-        <w:ind w:firstLine="709"/>
-        <w:jc w:val="both"/>
-        <w:rPr>
-          <w:rFonts w:ascii="Times New Roman" w:hAnsi="Times New Roman" w:cs="Times New Roman"/>
-          <w:color w:val="FF0000"/>
-          <w:sz w:val="28"/>
-          <w:szCs w:val="28"/>
-        </w:rPr>
-      </w:pPr>
-      <w:r>
-        <w:rPr>
-          <w:rFonts w:ascii="Times New Roman" w:hAnsi="Times New Roman" w:cs="Times New Roman"/>
-          <w:color w:val="FF0000"/>
-          <w:sz w:val="28"/>
-          <w:szCs w:val="28"/>
-        </w:rPr>
-        <w:t xml:space="preserve">Всестороннее тестирование включало в себя разработку системы тестов, охватывающих модульные проверки парсеров и обработки ошибок, а также функциональное и нагрузочное тестирование, охватывающее различные сценарии использования, объём данных и степень вложенности структур. </w:t>
-      </w:r>
-      <w:r>
-        <w:rPr>
-          <w:rFonts w:ascii="Times New Roman" w:hAnsi="Times New Roman" w:cs="Times New Roman"/>
-          <w:color w:val="FF0000"/>
-          <w:sz w:val="28"/>
-          <w:szCs w:val="28"/>
-        </w:rPr>
-        <w:lastRenderedPageBreak/>
-        <w:t>Тестирование подтвердило корректную работу парсеров, включая обработку синтаксических ошибок в ST-файлах (с помощью улучшенной обработки исключений). Была подтверждена устойчивость системы при работе с различными объёмами и сложностью структур, а также эффективность фонового парсера и системы кэширования (</w:t>
-      </w:r>
-      <w:proofErr w:type="spellStart"/>
-      <w:r>
-        <w:rPr>
-          <w:rFonts w:ascii="Times New Roman" w:hAnsi="Times New Roman" w:cs="Times New Roman"/>
-          <w:color w:val="FF0000"/>
-          <w:sz w:val="28"/>
-          <w:szCs w:val="28"/>
-        </w:rPr>
-        <w:t>ContentCache</w:t>
-      </w:r>
-      <w:proofErr w:type="spellEnd"/>
-      <w:r>
-        <w:rPr>
-          <w:rFonts w:ascii="Times New Roman" w:hAnsi="Times New Roman" w:cs="Times New Roman"/>
-          <w:color w:val="FF0000"/>
-          <w:sz w:val="28"/>
-          <w:szCs w:val="28"/>
-        </w:rPr>
-        <w:t xml:space="preserve">, </w:t>
-      </w:r>
-      <w:proofErr w:type="spellStart"/>
-      <w:r>
-        <w:rPr>
-          <w:rFonts w:ascii="Times New Roman" w:hAnsi="Times New Roman" w:cs="Times New Roman"/>
-          <w:color w:val="FF0000"/>
-          <w:sz w:val="28"/>
-          <w:szCs w:val="28"/>
-        </w:rPr>
-        <w:t>MetadataCache</w:t>
-      </w:r>
-      <w:proofErr w:type="spellEnd"/>
-      <w:r>
-        <w:rPr>
-          <w:rFonts w:ascii="Times New Roman" w:hAnsi="Times New Roman" w:cs="Times New Roman"/>
-          <w:color w:val="FF0000"/>
-          <w:sz w:val="28"/>
-          <w:szCs w:val="28"/>
-        </w:rPr>
-        <w:t>). Критические сбои не выявлены. Проведённое тестирование подтверждает стабильность и надёжность разработанного решения, что критично для практического применения.</w:t>
-      </w:r>
-    </w:p>
-    <w:p>
-      <w:pPr>
-        <w:spacing w:after="0" w:line="360" w:lineRule="auto"/>
-        <w:ind w:firstLine="709"/>
-        <w:jc w:val="both"/>
-        <w:rPr>
-          <w:rFonts w:ascii="Times New Roman" w:hAnsi="Times New Roman" w:cs="Times New Roman"/>
-          <w:color w:val="FF0000"/>
-          <w:sz w:val="28"/>
-          <w:szCs w:val="28"/>
-        </w:rPr>
-      </w:pPr>
-      <w:r>
-        <w:rPr>
-          <w:rFonts w:ascii="Times New Roman" w:hAnsi="Times New Roman" w:cs="Times New Roman"/>
-          <w:color w:val="FF0000"/>
-          <w:sz w:val="28"/>
-          <w:szCs w:val="28"/>
-        </w:rPr>
-        <w:t xml:space="preserve">Разработанное кроссплатформенное средство оптимизации учебной информации успешно заполняет уникальную нишу, не покрываемую ни IDE, ни универсальными PKM-системами, ни </w:t>
-      </w:r>
-      <w:proofErr w:type="spellStart"/>
-      <w:r>
-        <w:rPr>
-          <w:rFonts w:ascii="Times New Roman" w:hAnsi="Times New Roman" w:cs="Times New Roman"/>
-          <w:color w:val="FF0000"/>
-          <w:sz w:val="28"/>
-          <w:szCs w:val="28"/>
-        </w:rPr>
-        <w:t>сниппет</w:t>
-      </w:r>
-      <w:proofErr w:type="spellEnd"/>
-      <w:r>
-        <w:rPr>
-          <w:rFonts w:ascii="Times New Roman" w:hAnsi="Times New Roman" w:cs="Times New Roman"/>
-          <w:color w:val="FF0000"/>
-          <w:sz w:val="28"/>
-          <w:szCs w:val="28"/>
-        </w:rPr>
-        <w:t xml:space="preserve">-менеджерами. Его специализированная архитектура, сочетающая глубокую структуризацию (через </w:t>
-      </w:r>
-      <w:proofErr w:type="spellStart"/>
-      <w:r>
-        <w:rPr>
-          <w:rFonts w:ascii="Times New Roman" w:hAnsi="Times New Roman" w:cs="Times New Roman"/>
-          <w:color w:val="FF0000"/>
-          <w:sz w:val="28"/>
-          <w:szCs w:val="28"/>
-        </w:rPr>
-        <w:t>парсинг</w:t>
-      </w:r>
-      <w:proofErr w:type="spellEnd"/>
-      <w:r>
-        <w:rPr>
-          <w:rFonts w:ascii="Times New Roman" w:hAnsi="Times New Roman" w:cs="Times New Roman"/>
-          <w:color w:val="FF0000"/>
-          <w:sz w:val="28"/>
-          <w:szCs w:val="28"/>
-        </w:rPr>
-        <w:t xml:space="preserve"> и иерархическую модель), кроссплатформенность, фоновую обработку и удобный UI, напрямую повышает эффективность учебной и профессиональной деятельности в IT-сфере за счёт сокращения времени на поиск, доступ и повторное использование знаний. Архитектура, построенная на модульных принципах, с использованием ANTLR4 и паттернов проектирования, обладает высокой степенью расширяемости. Перспективы развития включают интеграцию поддержки грамматик для большего числа языков программирования (благодаря модульному слою ANTLR4 в </w:t>
-      </w:r>
-      <w:proofErr w:type="spellStart"/>
-      <w:r>
-        <w:rPr>
-          <w:rFonts w:ascii="Times New Roman" w:hAnsi="Times New Roman" w:cs="Times New Roman"/>
-          <w:color w:val="FF0000"/>
-          <w:sz w:val="28"/>
-          <w:szCs w:val="28"/>
-        </w:rPr>
-        <w:t>src</w:t>
-      </w:r>
-      <w:proofErr w:type="spellEnd"/>
-      <w:r>
-        <w:rPr>
-          <w:rFonts w:ascii="Times New Roman" w:hAnsi="Times New Roman" w:cs="Times New Roman"/>
-          <w:color w:val="FF0000"/>
-          <w:sz w:val="28"/>
-          <w:szCs w:val="28"/>
-        </w:rPr>
-        <w:t>/ANTLR4/), расширение функциональности кэширования и фоновой обработки, а также потенциальную интеграцию с внешними API и реализацию облачных сценариев хранения и синхронизации.</w:t>
-      </w:r>
-    </w:p>
-    <w:p>
-      <w:pPr>
-        <w:spacing w:after="0" w:line="360" w:lineRule="auto"/>
-        <w:ind w:firstLine="709"/>
-        <w:jc w:val="both"/>
-        <w:rPr>
-          <w:rFonts w:ascii="Times New Roman" w:hAnsi="Times New Roman" w:cs="Times New Roman"/>
-          <w:sz w:val="28"/>
-          <w:szCs w:val="28"/>
-        </w:rPr>
-      </w:pPr>
-      <w:r>
-        <w:rPr>
-          <w:rFonts w:ascii="Times New Roman" w:hAnsi="Times New Roman" w:cs="Times New Roman"/>
-          <w:sz w:val="28"/>
-          <w:szCs w:val="28"/>
-        </w:rPr>
-        <w:t>Выводы</w:t>
-      </w:r>
-    </w:p>
-    <w:p>
-      <w:pPr>
-        <w:spacing w:after="0" w:line="360" w:lineRule="auto"/>
-        <w:ind w:firstLine="709"/>
-        <w:jc w:val="both"/>
-        <w:rPr>
-          <w:rFonts w:ascii="Times New Roman" w:hAnsi="Times New Roman" w:cs="Times New Roman"/>
-          <w:sz w:val="28"/>
-          <w:szCs w:val="28"/>
-        </w:rPr>
-      </w:pPr>
-      <w:r>
-        <w:rPr>
-          <w:rFonts w:ascii="Times New Roman" w:hAnsi="Times New Roman" w:cs="Times New Roman"/>
-          <w:sz w:val="28"/>
-          <w:szCs w:val="28"/>
-        </w:rPr>
-        <w:t>В ходе дипломной работы было разработано и протестировано кроссплатформенное приложение — специализированный инструмент для удобного хранения, структурирования и быстрого доступа к учебным и рабочим материалам: фрагментам кода (в формате .</w:t>
-      </w:r>
-      <w:proofErr w:type="spellStart"/>
-      <w:r>
-        <w:rPr>
-          <w:rFonts w:ascii="Times New Roman" w:hAnsi="Times New Roman" w:cs="Times New Roman"/>
-          <w:sz w:val="28"/>
-          <w:szCs w:val="28"/>
-        </w:rPr>
-        <w:t>st</w:t>
-      </w:r>
-      <w:proofErr w:type="spellEnd"/>
-      <w:r>
-        <w:rPr>
-          <w:rFonts w:ascii="Times New Roman" w:hAnsi="Times New Roman" w:cs="Times New Roman"/>
-          <w:sz w:val="28"/>
-          <w:szCs w:val="28"/>
-        </w:rPr>
-        <w:t>) и теоретическим конспектам (в формате .</w:t>
-      </w:r>
-      <w:proofErr w:type="spellStart"/>
-      <w:r>
-        <w:rPr>
-          <w:rFonts w:ascii="Times New Roman" w:hAnsi="Times New Roman" w:cs="Times New Roman"/>
-          <w:sz w:val="28"/>
-          <w:szCs w:val="28"/>
-        </w:rPr>
-        <w:t>md</w:t>
-      </w:r>
-      <w:proofErr w:type="spellEnd"/>
-      <w:r>
-        <w:rPr>
-          <w:rFonts w:ascii="Times New Roman" w:hAnsi="Times New Roman" w:cs="Times New Roman"/>
-          <w:sz w:val="28"/>
-          <w:szCs w:val="28"/>
-        </w:rPr>
-        <w:t xml:space="preserve">). Цель — создать средство, которое не зависит от IDE, работает под Windows и Linux, и остаётся быстрым даже при большом </w:t>
-      </w:r>
-      <w:r>
-        <w:rPr>
-          <w:rFonts w:ascii="Times New Roman" w:hAnsi="Times New Roman" w:cs="Times New Roman"/>
-          <w:sz w:val="28"/>
-          <w:szCs w:val="28"/>
-        </w:rPr>
-        <w:lastRenderedPageBreak/>
-        <w:t>объёме данных — достигнута. Все задачи, поставленные во введении, успешно решены.</w:t>
-      </w:r>
-    </w:p>
-    <w:p>
-      <w:pPr>
-        <w:spacing w:after="0" w:line="360" w:lineRule="auto"/>
-        <w:ind w:firstLine="709"/>
-        <w:jc w:val="both"/>
-        <w:rPr>
-          <w:rFonts w:ascii="Times New Roman" w:hAnsi="Times New Roman" w:cs="Times New Roman"/>
-          <w:sz w:val="28"/>
-          <w:szCs w:val="28"/>
-        </w:rPr>
-      </w:pPr>
-      <w:r>
-        <w:rPr>
-          <w:rFonts w:ascii="Times New Roman" w:hAnsi="Times New Roman" w:cs="Times New Roman"/>
-          <w:sz w:val="28"/>
-          <w:szCs w:val="28"/>
-        </w:rPr>
-        <w:t>1. Разработана архитектура средства, которая объединяет три важных свойства:</w:t>
-      </w:r>
-    </w:p>
-    <w:p>
-      <w:pPr>
-        <w:spacing w:after="0" w:line="360" w:lineRule="auto"/>
-        <w:ind w:firstLine="709"/>
-        <w:jc w:val="both"/>
-        <w:rPr>
-          <w:rFonts w:ascii="Times New Roman" w:hAnsi="Times New Roman" w:cs="Times New Roman"/>
-          <w:sz w:val="28"/>
-          <w:szCs w:val="28"/>
-        </w:rPr>
-      </w:pPr>
-      <w:r>
-        <w:rPr>
-          <w:rFonts w:ascii="Times New Roman" w:hAnsi="Times New Roman" w:cs="Times New Roman"/>
-          <w:sz w:val="28"/>
-          <w:szCs w:val="28"/>
-        </w:rPr>
-        <w:t>— Иерархическое дерево для навигации (всё организовано по темам),</w:t>
-      </w:r>
-    </w:p>
-    <w:p>
-      <w:pPr>
-        <w:spacing w:after="0" w:line="360" w:lineRule="auto"/>
-        <w:ind w:firstLine="709"/>
-        <w:jc w:val="both"/>
-        <w:rPr>
-          <w:rFonts w:ascii="Times New Roman" w:hAnsi="Times New Roman" w:cs="Times New Roman"/>
-          <w:sz w:val="28"/>
-          <w:szCs w:val="28"/>
-        </w:rPr>
-      </w:pPr>
-      <w:r>
-        <w:rPr>
-          <w:rFonts w:ascii="Times New Roman" w:hAnsi="Times New Roman" w:cs="Times New Roman"/>
-          <w:sz w:val="28"/>
-          <w:szCs w:val="28"/>
-        </w:rPr>
-        <w:t>— Возможность предварительного просмотра (можно увидеть содержимое шаблона или раздела, не открывая его),</w:t>
-      </w:r>
-    </w:p>
-    <w:p>
-      <w:pPr>
-        <w:spacing w:after="0" w:line="360" w:lineRule="auto"/>
-        <w:ind w:firstLine="709"/>
-        <w:jc w:val="both"/>
-        <w:rPr>
-          <w:rFonts w:ascii="Times New Roman" w:hAnsi="Times New Roman" w:cs="Times New Roman"/>
-          <w:sz w:val="28"/>
-          <w:szCs w:val="28"/>
-        </w:rPr>
-      </w:pPr>
-      <w:r>
-        <w:rPr>
-          <w:rFonts w:ascii="Times New Roman" w:hAnsi="Times New Roman" w:cs="Times New Roman"/>
-          <w:sz w:val="28"/>
-          <w:szCs w:val="28"/>
-        </w:rPr>
-        <w:t>— Единое хранение кода и документации (фрагменты и пояснения к ним находятся рядом, в одной структуре).</w:t>
-      </w:r>
-    </w:p>
-    <w:p>
-      <w:pPr>
-        <w:spacing w:after="0" w:line="360" w:lineRule="auto"/>
-        <w:ind w:firstLine="709"/>
-        <w:jc w:val="both"/>
-        <w:rPr>
-          <w:rFonts w:ascii="Times New Roman" w:hAnsi="Times New Roman" w:cs="Times New Roman"/>
-          <w:sz w:val="28"/>
-          <w:szCs w:val="28"/>
-        </w:rPr>
-      </w:pPr>
-      <w:r>
-        <w:rPr>
-          <w:rFonts w:ascii="Times New Roman" w:hAnsi="Times New Roman" w:cs="Times New Roman"/>
-          <w:sz w:val="28"/>
-          <w:szCs w:val="28"/>
-        </w:rPr>
-        <w:t xml:space="preserve">Это устраняет главные недостатки существующих решений: например, в IDE нельзя посмотреть, что внутри шаблона, не вставив его; в </w:t>
-      </w:r>
-      <w:proofErr w:type="spellStart"/>
-      <w:r>
-        <w:rPr>
-          <w:rFonts w:ascii="Times New Roman" w:hAnsi="Times New Roman" w:cs="Times New Roman"/>
-          <w:sz w:val="28"/>
-          <w:szCs w:val="28"/>
-        </w:rPr>
-        <w:t>Notion</w:t>
-      </w:r>
-      <w:proofErr w:type="spellEnd"/>
-      <w:r>
-        <w:rPr>
-          <w:rFonts w:ascii="Times New Roman" w:hAnsi="Times New Roman" w:cs="Times New Roman"/>
-          <w:sz w:val="28"/>
-          <w:szCs w:val="28"/>
-        </w:rPr>
-        <w:t xml:space="preserve"> или </w:t>
-      </w:r>
-      <w:proofErr w:type="spellStart"/>
-      <w:r>
-        <w:rPr>
-          <w:rFonts w:ascii="Times New Roman" w:hAnsi="Times New Roman" w:cs="Times New Roman"/>
-          <w:sz w:val="28"/>
-          <w:szCs w:val="28"/>
-        </w:rPr>
-        <w:t>Obsidian</w:t>
-      </w:r>
-      <w:proofErr w:type="spellEnd"/>
-      <w:r>
-        <w:rPr>
-          <w:rFonts w:ascii="Times New Roman" w:hAnsi="Times New Roman" w:cs="Times New Roman"/>
-          <w:sz w:val="28"/>
-          <w:szCs w:val="28"/>
-        </w:rPr>
-        <w:t xml:space="preserve"> удобно писать конспекты, но неудобно хранить десятки мелких шаблонов; в обычной папке — всё «лежит в куче» и неструктурированно. Новое средство сочетает преимущества всех подходов, но без их слабых мест.</w:t>
-      </w:r>
-    </w:p>
-    <w:p>
-      <w:pPr>
-        <w:spacing w:after="0" w:line="360" w:lineRule="auto"/>
-        <w:ind w:firstLine="709"/>
-        <w:jc w:val="both"/>
-        <w:rPr>
-          <w:rFonts w:ascii="Times New Roman" w:hAnsi="Times New Roman" w:cs="Times New Roman"/>
-          <w:sz w:val="28"/>
-          <w:szCs w:val="28"/>
-        </w:rPr>
-      </w:pPr>
-      <w:r>
-        <w:rPr>
-          <w:rFonts w:ascii="Times New Roman" w:hAnsi="Times New Roman" w:cs="Times New Roman"/>
-          <w:sz w:val="28"/>
-          <w:szCs w:val="28"/>
-        </w:rPr>
-        <w:t>2. Реализована система автоматического анализа файлов, которая «понимает» содержимое .</w:t>
-      </w:r>
-      <w:proofErr w:type="spellStart"/>
-      <w:r>
-        <w:rPr>
-          <w:rFonts w:ascii="Times New Roman" w:hAnsi="Times New Roman" w:cs="Times New Roman"/>
-          <w:sz w:val="28"/>
-          <w:szCs w:val="28"/>
-        </w:rPr>
-        <w:t>st</w:t>
-      </w:r>
-      <w:proofErr w:type="spellEnd"/>
-      <w:r>
-        <w:rPr>
-          <w:rFonts w:ascii="Times New Roman" w:hAnsi="Times New Roman" w:cs="Times New Roman"/>
-          <w:sz w:val="28"/>
-          <w:szCs w:val="28"/>
-        </w:rPr>
-        <w:t xml:space="preserve"> и .</w:t>
-      </w:r>
-      <w:proofErr w:type="spellStart"/>
-      <w:r>
-        <w:rPr>
-          <w:rFonts w:ascii="Times New Roman" w:hAnsi="Times New Roman" w:cs="Times New Roman"/>
-          <w:sz w:val="28"/>
-          <w:szCs w:val="28"/>
-        </w:rPr>
-        <w:t>md</w:t>
-      </w:r>
-      <w:proofErr w:type="spellEnd"/>
-      <w:r>
-        <w:rPr>
-          <w:rFonts w:ascii="Times New Roman" w:hAnsi="Times New Roman" w:cs="Times New Roman"/>
-          <w:sz w:val="28"/>
-          <w:szCs w:val="28"/>
-        </w:rPr>
-        <w:t>. Вместо простого отображения файла как набора строк, приложение строит по нему логическую структуру — дерево с разделами, подразделами, шаблонами. Благодаря этому пользователь может быстро перейти к нужному фрагменту, даже если не помнит точного названия файла. Это работает как «умный поиск» по смыслу, а не по имени — и существенно ускоряет работу.</w:t>
-      </w:r>
-    </w:p>
-    <w:p>
-      <w:pPr>
-        <w:spacing w:after="0" w:line="360" w:lineRule="auto"/>
-        <w:ind w:firstLine="709"/>
-        <w:jc w:val="both"/>
-        <w:rPr>
-          <w:rFonts w:ascii="Times New Roman" w:hAnsi="Times New Roman" w:cs="Times New Roman"/>
-          <w:sz w:val="28"/>
-          <w:szCs w:val="28"/>
-        </w:rPr>
-      </w:pPr>
-      <w:r>
-        <w:rPr>
-          <w:rFonts w:ascii="Times New Roman" w:hAnsi="Times New Roman" w:cs="Times New Roman"/>
-          <w:sz w:val="28"/>
-          <w:szCs w:val="28"/>
-        </w:rPr>
-        <w:t>3. Обеспечена фоновая обработка — система не «зависает» во время загрузки или обновления. Когда вы добавляете новые файлы или редактируете старые, анализ происходит в фоне, интерфейс остаётся отзывчивым, а изменения отражаются почти мгновенно. Были устранены случаи, когда дерево отставало от реального содержимого файлов: теперь всё синхронизировано корректно. Это особенно важно при работе с большими коллекциями — приложение не теряет скорости.</w:t>
-      </w:r>
-    </w:p>
-    <w:p>
-      <w:pPr>
-        <w:spacing w:after="0" w:line="360" w:lineRule="auto"/>
-        <w:ind w:firstLine="709"/>
-        <w:jc w:val="both"/>
-        <w:rPr>
-          <w:rFonts w:ascii="Times New Roman" w:hAnsi="Times New Roman" w:cs="Times New Roman"/>
-          <w:sz w:val="28"/>
-          <w:szCs w:val="28"/>
-        </w:rPr>
-      </w:pPr>
-      <w:r>
-        <w:rPr>
-          <w:rFonts w:ascii="Times New Roman" w:hAnsi="Times New Roman" w:cs="Times New Roman"/>
-          <w:sz w:val="28"/>
-          <w:szCs w:val="28"/>
-        </w:rPr>
-        <w:t>4. Реализован простой и удобный интерфейс, ориентированный на повседневные задачи:</w:t>
-      </w:r>
-    </w:p>
-    <w:p>
-      <w:pPr>
-        <w:spacing w:after="0" w:line="360" w:lineRule="auto"/>
-        <w:ind w:firstLine="709"/>
-        <w:jc w:val="both"/>
-        <w:rPr>
-          <w:rFonts w:ascii="Times New Roman" w:hAnsi="Times New Roman" w:cs="Times New Roman"/>
-          <w:sz w:val="28"/>
-          <w:szCs w:val="28"/>
-        </w:rPr>
-      </w:pPr>
-      <w:r>
-        <w:rPr>
-          <w:rFonts w:ascii="Times New Roman" w:hAnsi="Times New Roman" w:cs="Times New Roman"/>
-          <w:sz w:val="28"/>
-          <w:szCs w:val="28"/>
-        </w:rPr>
-        <w:lastRenderedPageBreak/>
-        <w:t>— Боковая панель показывает структуру ваших материалов — как в проводнике, но с учётом содержимого, а не просто имён файлов;</w:t>
-      </w:r>
-    </w:p>
-    <w:p>
-      <w:pPr>
-        <w:spacing w:after="0" w:line="360" w:lineRule="auto"/>
-        <w:ind w:firstLine="709"/>
-        <w:jc w:val="both"/>
-        <w:rPr>
-          <w:rFonts w:ascii="Times New Roman" w:hAnsi="Times New Roman" w:cs="Times New Roman"/>
-          <w:sz w:val="28"/>
-          <w:szCs w:val="28"/>
-        </w:rPr>
-      </w:pPr>
-      <w:r>
-        <w:rPr>
-          <w:rFonts w:ascii="Times New Roman" w:hAnsi="Times New Roman" w:cs="Times New Roman"/>
-          <w:sz w:val="28"/>
-          <w:szCs w:val="28"/>
-        </w:rPr>
-        <w:t xml:space="preserve">— Редакторы поддерживают подсветку синтаксиса для кода и </w:t>
-      </w:r>
-      <w:proofErr w:type="spellStart"/>
-      <w:r>
-        <w:rPr>
-          <w:rFonts w:ascii="Times New Roman" w:hAnsi="Times New Roman" w:cs="Times New Roman"/>
-          <w:sz w:val="28"/>
-          <w:szCs w:val="28"/>
-        </w:rPr>
-        <w:t>Markdown</w:t>
-      </w:r>
-      <w:proofErr w:type="spellEnd"/>
-      <w:r>
-        <w:rPr>
-          <w:rFonts w:ascii="Times New Roman" w:hAnsi="Times New Roman" w:cs="Times New Roman"/>
-          <w:sz w:val="28"/>
-          <w:szCs w:val="28"/>
-        </w:rPr>
-        <w:t>, можно сразу редактировать без переключения в другие программы;</w:t>
-      </w:r>
-    </w:p>
-    <w:p>
-      <w:pPr>
-        <w:spacing w:after="0" w:line="360" w:lineRule="auto"/>
-        <w:ind w:firstLine="709"/>
-        <w:jc w:val="both"/>
-        <w:rPr>
-          <w:rFonts w:ascii="Times New Roman" w:hAnsi="Times New Roman" w:cs="Times New Roman"/>
-          <w:sz w:val="28"/>
-          <w:szCs w:val="28"/>
-        </w:rPr>
-      </w:pPr>
-      <w:r>
-        <w:rPr>
-          <w:rFonts w:ascii="Times New Roman" w:hAnsi="Times New Roman" w:cs="Times New Roman"/>
-          <w:sz w:val="28"/>
-          <w:szCs w:val="28"/>
-        </w:rPr>
         <w:t>— Стартовая панель позволяет одним кликом запускать часто используемые приложения — VS Code, браузер, Telegram и т.д.</w:t>
       </w:r>
     </w:p>
@@ -3538,25 +1858,7 @@
           <w:sz w:val="28"/>
           <w:szCs w:val="28"/>
         </w:rPr>
-        <w:t>— неправильная обработка некорректных .</w:t>
-      </w:r>
-      <w:proofErr w:type="spellStart"/>
-      <w:r>
-        <w:rPr>
-          <w:rFonts w:ascii="Times New Roman" w:hAnsi="Times New Roman" w:cs="Times New Roman"/>
-          <w:sz w:val="28"/>
-          <w:szCs w:val="28"/>
-        </w:rPr>
-        <w:t>st</w:t>
-      </w:r>
-      <w:proofErr w:type="spellEnd"/>
-      <w:r>
-        <w:rPr>
-          <w:rFonts w:ascii="Times New Roman" w:hAnsi="Times New Roman" w:cs="Times New Roman"/>
-          <w:sz w:val="28"/>
-          <w:szCs w:val="28"/>
-        </w:rPr>
-        <w:t>-файлов,</w:t>
+        <w:t>— неправильная обработка некорректных .st-файлов,</w:t>
       </w:r>
     </w:p>
     <w:p>
@@ -3650,90 +1952,33 @@
           <w:szCs w:val="28"/>
         </w:rPr>
       </w:pPr>
-    </w:p>
-    <w:p>
-      <w:pPr>
-        <w:spacing w:after="0" w:line="360" w:lineRule="auto"/>
-        <w:ind w:firstLine="709"/>
-        <w:jc w:val="both"/>
-        <w:rPr>
-          <w:rFonts w:ascii="Times New Roman" w:hAnsi="Times New Roman" w:cs="Times New Roman"/>
-          <w:sz w:val="28"/>
-          <w:szCs w:val="28"/>
-        </w:rPr>
-      </w:pPr>
-      <w:r>
-        <w:rPr>
-          <w:rFonts w:ascii="Times New Roman" w:hAnsi="Times New Roman" w:cs="Times New Roman"/>
-          <w:sz w:val="28"/>
-          <w:szCs w:val="28"/>
-        </w:rPr>
-        <w:t xml:space="preserve">Таким образом, разработанное средство заполняет важную нишу: оно не заменяет IDE, не дублирует универсальные системы управления знаниями (например, </w:t>
-      </w:r>
-      <w:proofErr w:type="spellStart"/>
-      <w:r>
-        <w:rPr>
-          <w:rFonts w:ascii="Times New Roman" w:hAnsi="Times New Roman" w:cs="Times New Roman"/>
-          <w:sz w:val="28"/>
-          <w:szCs w:val="28"/>
-        </w:rPr>
-        <w:t>Notion</w:t>
-      </w:r>
-      <w:proofErr w:type="spellEnd"/>
-      <w:r>
-        <w:rPr>
-          <w:rFonts w:ascii="Times New Roman" w:hAnsi="Times New Roman" w:cs="Times New Roman"/>
-          <w:sz w:val="28"/>
-          <w:szCs w:val="28"/>
-        </w:rPr>
-        <w:t xml:space="preserve">, </w:t>
-      </w:r>
-      <w:proofErr w:type="spellStart"/>
-      <w:r>
-        <w:rPr>
-          <w:rFonts w:ascii="Times New Roman" w:hAnsi="Times New Roman" w:cs="Times New Roman"/>
-          <w:sz w:val="28"/>
-          <w:szCs w:val="28"/>
-        </w:rPr>
-        <w:t>Obsidian</w:t>
-      </w:r>
-      <w:proofErr w:type="spellEnd"/>
-      <w:r>
-        <w:rPr>
-          <w:rFonts w:ascii="Times New Roman" w:hAnsi="Times New Roman" w:cs="Times New Roman"/>
-          <w:sz w:val="28"/>
-          <w:szCs w:val="28"/>
-        </w:rPr>
-        <w:t>), а предлагает специализированный, лёгкий и быстрый инструмент именно для систематизации знаний и повторного использования готовых решений. Оно помогает студентам быстрее готовиться к занятиям и экзаменам, а разработчикам — экономить время на рутинных задачах (поиск шаблонов, повторение синтаксиса, переключение между инструментами).</w:t>
-      </w:r>
-    </w:p>
-    <w:p>
-      <w:pPr>
-        <w:spacing w:after="0" w:line="360" w:lineRule="auto"/>
-        <w:ind w:firstLine="709"/>
-        <w:jc w:val="both"/>
-        <w:rPr>
-          <w:rFonts w:ascii="Times New Roman" w:hAnsi="Times New Roman" w:cs="Times New Roman"/>
-          <w:sz w:val="28"/>
-          <w:szCs w:val="28"/>
-        </w:rPr>
-      </w:pPr>
-      <w:r>
-        <w:rPr>
-          <w:rFonts w:ascii="Times New Roman" w:hAnsi="Times New Roman" w:cs="Times New Roman"/>
-          <w:sz w:val="28"/>
-          <w:szCs w:val="28"/>
-        </w:rPr>
-        <w:t xml:space="preserve">Архитектура открыта для развития: благодаря модульной структуре и использованию ANTLR4 легко добавить поддержку новых языков (например, </w:t>
-      </w:r>
-      <w:r>
-        <w:rPr>
-          <w:rFonts w:ascii="Times New Roman" w:hAnsi="Times New Roman" w:cs="Times New Roman"/>
-          <w:sz w:val="28"/>
-          <w:szCs w:val="28"/>
-        </w:rPr>
-        <w:lastRenderedPageBreak/>
-        <w:t>SQL, JavaScript), а также реализовать синхронизацию между устройствами или интеграцию с другими сервисами.</w:t>
+      <w:r>
+        <w:rPr>
+          <w:rFonts w:ascii="Times New Roman" w:hAnsi="Times New Roman" w:cs="Times New Roman"/>
+          <w:sz w:val="28"/>
+          <w:szCs w:val="28"/>
+        </w:rPr>
+        <w:t>Таким образом, разработанное средство заполняет важную нишу: оно не заменяет IDE, не дублирует универсальные системы управления знаниями (например, Notion, Obsidian), а предлагает специализированный, лёгкий и быстрый инструмент именно для систематизации знаний и повторного использования готовых решений. Оно помогает студентам быстрее готовиться к занятиям и экзаменам, а разработчикам — экономить время на рутинных задачах (поиск шаблонов, повторение синтаксиса, переключение между инструментами).</w:t>
+      </w:r>
+    </w:p>
+    <w:p>
+      <w:pPr>
+        <w:spacing w:after="0" w:line="360" w:lineRule="auto"/>
+        <w:ind w:firstLine="709"/>
+        <w:jc w:val="both"/>
+        <w:rPr>
+          <w:rFonts w:ascii="Times New Roman" w:hAnsi="Times New Roman" w:cs="Times New Roman"/>
+          <w:sz w:val="28"/>
+          <w:szCs w:val="28"/>
+        </w:rPr>
+      </w:pPr>
+      <w:r>
+        <w:rPr>
+          <w:rFonts w:ascii="Times New Roman" w:hAnsi="Times New Roman" w:cs="Times New Roman"/>
+          <w:sz w:val="28"/>
+          <w:szCs w:val="28"/>
+        </w:rPr>
+        <w:t>Архитектура открыта для развития: благодаря модульной структуре и использованию ANTLR4 легко добавить поддержку новых языков (например, SQL, JavaScript), а также реализовать синхронизацию между устройствами или интеграцию с другими сервисами.</w:t>
       </w:r>
     </w:p>
     <w:sectPr>
@@ -5166,7 +3411,7 @@
 </file>
 
 <file path=customXml/itemProps1.xml><?xml version="1.0" encoding="utf-8"?>
-<ds:datastoreItem xmlns:ds="http://schemas.openxmlformats.org/officeDocument/2006/customXml" ds:itemID="{48B5C9D7-D45E-4E09-900D-8AFD05121824}">
+<ds:datastoreItem xmlns:ds="http://schemas.openxmlformats.org/officeDocument/2006/customXml" ds:itemID="{ADD90B2D-D440-49B6-A18B-AD3E14E8EF32}">
   <ds:schemaRefs>
     <ds:schemaRef ds:uri="urn:markdown/source"/>
   </ds:schemaRefs>

--- a/docs/Диплом/Рабочая папка/Раздел 3.docx
+++ b/docs/Диплом/Рабочая папка/Раздел 3.docx
@@ -3411,7 +3411,7 @@
 </file>
 
 <file path=customXml/itemProps1.xml><?xml version="1.0" encoding="utf-8"?>
-<ds:datastoreItem xmlns:ds="http://schemas.openxmlformats.org/officeDocument/2006/customXml" ds:itemID="{ADD90B2D-D440-49B6-A18B-AD3E14E8EF32}">
+<ds:datastoreItem xmlns:ds="http://schemas.openxmlformats.org/officeDocument/2006/customXml" ds:itemID="{DBF7EAF7-8936-45B3-81B7-14B000AB18FD}">
   <ds:schemaRefs>
     <ds:schemaRef ds:uri="urn:markdown/source"/>
   </ds:schemaRefs>

--- a/docs/Диплом/Рабочая папка/Раздел 3.docx
+++ b/docs/Диплом/Рабочая папка/Раздел 3.docx
@@ -159,7 +159,25 @@
           <w:sz w:val="28"/>
           <w:szCs w:val="28"/>
         </w:rPr>
-        <w:t>В разработанном приложении не предусматривается использование традиционных реляционных или NoSQL баз данных. Вместо этого реализован комбинированный подход к хранению данных, основанный на использовании файловой системы и формата JSON. Такой выбор обусловлен необходимостью обеспечения простоты развертывания, переносимости данных и отказа от дополнительных зависимостей, связанных с установкой и сопровождением отдельной системы управления базами данных, что соответствует архитектурным особенностям настольного приложения, ориентированного на индивидуальное использование.</w:t>
+        <w:t xml:space="preserve">В разработанном приложении не предусматривается использование традиционных реляционных или </w:t>
+      </w:r>
+      <w:proofErr w:type="spellStart"/>
+      <w:r>
+        <w:rPr>
+          <w:rFonts w:ascii="Times New Roman" w:hAnsi="Times New Roman" w:cs="Times New Roman"/>
+          <w:sz w:val="28"/>
+          <w:szCs w:val="28"/>
+        </w:rPr>
+        <w:t>NoSQL</w:t>
+      </w:r>
+      <w:proofErr w:type="spellEnd"/>
+      <w:r>
+        <w:rPr>
+          <w:rFonts w:ascii="Times New Roman" w:hAnsi="Times New Roman" w:cs="Times New Roman"/>
+          <w:sz w:val="28"/>
+          <w:szCs w:val="28"/>
+        </w:rPr>
+        <w:t xml:space="preserve"> баз данных. Вместо этого реализован комбинированный подход к хранению данных, основанный на использовании файловой системы и формата JSON. Такой выбор обусловлен необходимостью обеспечения простоты развертывания, переносимости данных и отказа от дополнительных зависимостей, связанных с установкой и сопровождением отдельной системы управления базами данных, что соответствует архитектурным особенностям настольного приложения, ориентированного на индивидуальное использование.</w:t>
       </w:r>
     </w:p>
     <w:p>
@@ -188,7 +206,43 @@
           <w:szCs w:val="28"/>
         </w:rPr>
         <w:lastRenderedPageBreak/>
-        <w:t>формате Markdown. Указанные файлы размещаются в подкаталогах директории bookmarks/, структура которых отражает логическое разделение по категориям, например, по языкам программирования.</w:t>
+        <w:t xml:space="preserve">формате </w:t>
+      </w:r>
+      <w:proofErr w:type="spellStart"/>
+      <w:r>
+        <w:rPr>
+          <w:rFonts w:ascii="Times New Roman" w:hAnsi="Times New Roman" w:cs="Times New Roman"/>
+          <w:sz w:val="28"/>
+          <w:szCs w:val="28"/>
+        </w:rPr>
+        <w:t>Markdown</w:t>
+      </w:r>
+      <w:proofErr w:type="spellEnd"/>
+      <w:r>
+        <w:rPr>
+          <w:rFonts w:ascii="Times New Roman" w:hAnsi="Times New Roman" w:cs="Times New Roman"/>
+          <w:sz w:val="28"/>
+          <w:szCs w:val="28"/>
+        </w:rPr>
+        <w:t xml:space="preserve">. Указанные файлы размещаются в подкаталогах директории </w:t>
+      </w:r>
+      <w:proofErr w:type="spellStart"/>
+      <w:r>
+        <w:rPr>
+          <w:rFonts w:ascii="Times New Roman" w:hAnsi="Times New Roman" w:cs="Times New Roman"/>
+          <w:sz w:val="28"/>
+          <w:szCs w:val="28"/>
+        </w:rPr>
+        <w:t>bookmarks</w:t>
+      </w:r>
+      <w:proofErr w:type="spellEnd"/>
+      <w:r>
+        <w:rPr>
+          <w:rFonts w:ascii="Times New Roman" w:hAnsi="Times New Roman" w:cs="Times New Roman"/>
+          <w:sz w:val="28"/>
+          <w:szCs w:val="28"/>
+        </w:rPr>
+        <w:t>/, структура которых отражает логическое разделение по категориям, например, по языкам программирования.</w:t>
       </w:r>
     </w:p>
     <w:p>
@@ -227,13 +281,25 @@
           <w:szCs w:val="28"/>
         </w:rPr>
       </w:pPr>
-      <w:r>
-        <w:rPr>
-          <w:rFonts w:ascii="Times New Roman" w:hAnsi="Times New Roman" w:cs="Times New Roman"/>
-          <w:sz w:val="28"/>
-          <w:szCs w:val="28"/>
-        </w:rPr>
-        <w:t>buttons.json — содержит конфигурацию пользовательских кнопок стартовой панели;</w:t>
+      <w:proofErr w:type="spellStart"/>
+      <w:proofErr w:type="gramStart"/>
+      <w:r>
+        <w:rPr>
+          <w:rFonts w:ascii="Times New Roman" w:hAnsi="Times New Roman" w:cs="Times New Roman"/>
+          <w:sz w:val="28"/>
+          <w:szCs w:val="28"/>
+        </w:rPr>
+        <w:t>buttons.json</w:t>
+      </w:r>
+      <w:proofErr w:type="spellEnd"/>
+      <w:proofErr w:type="gramEnd"/>
+      <w:r>
+        <w:rPr>
+          <w:rFonts w:ascii="Times New Roman" w:hAnsi="Times New Roman" w:cs="Times New Roman"/>
+          <w:sz w:val="28"/>
+          <w:szCs w:val="28"/>
+        </w:rPr>
+        <w:t xml:space="preserve"> — содержит конфигурацию пользовательских кнопок стартовой панели;</w:t>
       </w:r>
     </w:p>
     <w:p>
@@ -252,13 +318,33 @@
           <w:szCs w:val="28"/>
         </w:rPr>
       </w:pPr>
-      <w:r>
-        <w:rPr>
-          <w:rFonts w:ascii="Times New Roman" w:hAnsi="Times New Roman" w:cs="Times New Roman"/>
-          <w:sz w:val="28"/>
-          <w:szCs w:val="28"/>
-        </w:rPr>
-        <w:t>saved_files.json — представляет собой реестр внешних файлов, расположенных за пределами корневой директории проекта.</w:t>
+      <w:proofErr w:type="spellStart"/>
+      <w:r>
+        <w:rPr>
+          <w:rFonts w:ascii="Times New Roman" w:hAnsi="Times New Roman" w:cs="Times New Roman"/>
+          <w:sz w:val="28"/>
+          <w:szCs w:val="28"/>
+        </w:rPr>
+        <w:t>saved_</w:t>
+      </w:r>
+      <w:proofErr w:type="gramStart"/>
+      <w:r>
+        <w:rPr>
+          <w:rFonts w:ascii="Times New Roman" w:hAnsi="Times New Roman" w:cs="Times New Roman"/>
+          <w:sz w:val="28"/>
+          <w:szCs w:val="28"/>
+        </w:rPr>
+        <w:t>files.json</w:t>
+      </w:r>
+      <w:proofErr w:type="spellEnd"/>
+      <w:proofErr w:type="gramEnd"/>
+      <w:r>
+        <w:rPr>
+          <w:rFonts w:ascii="Times New Roman" w:hAnsi="Times New Roman" w:cs="Times New Roman"/>
+          <w:sz w:val="28"/>
+          <w:szCs w:val="28"/>
+        </w:rPr>
+        <w:t xml:space="preserve"> — представляет собой реестр внешних файлов, расположенных за пределами корневой директории проекта.</w:t>
       </w:r>
     </w:p>
     <w:p>
@@ -392,7 +478,25 @@
           <w:sz w:val="28"/>
           <w:szCs w:val="28"/>
         </w:rPr>
-        <w:t>Объём обрабатываемых данных: тестирование выполнялось с различным количеством файлов, варьируя число от единичных экземпляров до коллекций, содержащих десятки ST- и Markdown-файлов, различающихся по размеру и структуре;</w:t>
+        <w:t xml:space="preserve">Объём обрабатываемых данных: тестирование выполнялось с различным количеством файлов, варьируя число от единичных экземпляров до коллекций, содержащих десятки ST- и </w:t>
+      </w:r>
+      <w:proofErr w:type="spellStart"/>
+      <w:r>
+        <w:rPr>
+          <w:rFonts w:ascii="Times New Roman" w:hAnsi="Times New Roman" w:cs="Times New Roman"/>
+          <w:sz w:val="28"/>
+          <w:szCs w:val="28"/>
+        </w:rPr>
+        <w:t>Markdown</w:t>
+      </w:r>
+      <w:proofErr w:type="spellEnd"/>
+      <w:r>
+        <w:rPr>
+          <w:rFonts w:ascii="Times New Roman" w:hAnsi="Times New Roman" w:cs="Times New Roman"/>
+          <w:sz w:val="28"/>
+          <w:szCs w:val="28"/>
+        </w:rPr>
+        <w:t>-файлов, различающихся по размеру и структуре;</w:t>
       </w:r>
     </w:p>
     <w:p>
@@ -476,7 +580,25 @@
           <w:sz w:val="28"/>
           <w:szCs w:val="28"/>
         </w:rPr>
-        <w:t>Параллельное выполнение операций: оценивалась корректность работы приложения при одновременном выполнении нескольких задач, таких как парсинг файлов, обновление пользовательского интерфейса и сохранение изменений.</w:t>
+        <w:t xml:space="preserve">Параллельное выполнение операций: оценивалась корректность работы приложения при одновременном выполнении нескольких задач, таких как </w:t>
+      </w:r>
+      <w:proofErr w:type="spellStart"/>
+      <w:r>
+        <w:rPr>
+          <w:rFonts w:ascii="Times New Roman" w:hAnsi="Times New Roman" w:cs="Times New Roman"/>
+          <w:sz w:val="28"/>
+          <w:szCs w:val="28"/>
+        </w:rPr>
+        <w:t>парсинг</w:t>
+      </w:r>
+      <w:proofErr w:type="spellEnd"/>
+      <w:r>
+        <w:rPr>
+          <w:rFonts w:ascii="Times New Roman" w:hAnsi="Times New Roman" w:cs="Times New Roman"/>
+          <w:sz w:val="28"/>
+          <w:szCs w:val="28"/>
+        </w:rPr>
+        <w:t xml:space="preserve"> файлов, обновление пользовательского интерфейса и сохранение изменений.</w:t>
       </w:r>
     </w:p>
     <w:p>
@@ -496,7 +618,61 @@
           <w:sz w:val="28"/>
           <w:szCs w:val="28"/>
         </w:rPr>
-        <w:t>Отдельное внимание уделялось проверке внутренних механизмов приложения, в частности, работы системы кэширования (ContentCache и MetadataCache) при обработке значительных объёмов данных, а также эффективности фонового парсера (BackgroundParser) при одновременной загрузке большого числа файлов. Полученные результаты позволили оценить устойчивость системы и выявить потенциальные узкие места в её архитектуре</w:t>
+        <w:t>Отдельное внимание уделялось проверке внутренних механизмов приложения, в частности, работы системы кэширования (</w:t>
+      </w:r>
+      <w:proofErr w:type="spellStart"/>
+      <w:r>
+        <w:rPr>
+          <w:rFonts w:ascii="Times New Roman" w:hAnsi="Times New Roman" w:cs="Times New Roman"/>
+          <w:sz w:val="28"/>
+          <w:szCs w:val="28"/>
+        </w:rPr>
+        <w:t>ContentCache</w:t>
+      </w:r>
+      <w:proofErr w:type="spellEnd"/>
+      <w:r>
+        <w:rPr>
+          <w:rFonts w:ascii="Times New Roman" w:hAnsi="Times New Roman" w:cs="Times New Roman"/>
+          <w:sz w:val="28"/>
+          <w:szCs w:val="28"/>
+        </w:rPr>
+        <w:t xml:space="preserve"> и </w:t>
+      </w:r>
+      <w:proofErr w:type="spellStart"/>
+      <w:r>
+        <w:rPr>
+          <w:rFonts w:ascii="Times New Roman" w:hAnsi="Times New Roman" w:cs="Times New Roman"/>
+          <w:sz w:val="28"/>
+          <w:szCs w:val="28"/>
+        </w:rPr>
+        <w:t>MetadataCache</w:t>
+      </w:r>
+      <w:proofErr w:type="spellEnd"/>
+      <w:r>
+        <w:rPr>
+          <w:rFonts w:ascii="Times New Roman" w:hAnsi="Times New Roman" w:cs="Times New Roman"/>
+          <w:sz w:val="28"/>
+          <w:szCs w:val="28"/>
+        </w:rPr>
+        <w:t>) при обработке значительных объёмов данных, а также эффективности фонового парсера (</w:t>
+      </w:r>
+      <w:proofErr w:type="spellStart"/>
+      <w:r>
+        <w:rPr>
+          <w:rFonts w:ascii="Times New Roman" w:hAnsi="Times New Roman" w:cs="Times New Roman"/>
+          <w:sz w:val="28"/>
+          <w:szCs w:val="28"/>
+        </w:rPr>
+        <w:t>BackgroundParser</w:t>
+      </w:r>
+      <w:proofErr w:type="spellEnd"/>
+      <w:r>
+        <w:rPr>
+          <w:rFonts w:ascii="Times New Roman" w:hAnsi="Times New Roman" w:cs="Times New Roman"/>
+          <w:sz w:val="28"/>
+          <w:szCs w:val="28"/>
+        </w:rPr>
+        <w:t>) при одновременной загрузке большого числа файлов. Полученные результаты позволили оценить устойчивость системы и выявить потенциальные узкие места в её архитектуре</w:t>
       </w:r>
     </w:p>
     <w:p>
@@ -538,7 +714,25 @@
           <w:sz w:val="28"/>
           <w:szCs w:val="28"/>
         </w:rPr>
-        <w:t>Проведенное функциональное тестирование подтвердило работоспособность всех основных компонентов приложения. Система успешно обрабатывает ST-файлы и Markdown-файлы, корректно отображает иерархическую структуру данных в пользовательском интерфейсе, обеспечивает синтаксическую подсветку кода и поддерживает редактирование содержимого.</w:t>
+        <w:t xml:space="preserve">Проведенное функциональное тестирование подтвердило работоспособность всех основных компонентов приложения. Система успешно обрабатывает ST-файлы и </w:t>
+      </w:r>
+      <w:proofErr w:type="spellStart"/>
+      <w:r>
+        <w:rPr>
+          <w:rFonts w:ascii="Times New Roman" w:hAnsi="Times New Roman" w:cs="Times New Roman"/>
+          <w:sz w:val="28"/>
+          <w:szCs w:val="28"/>
+        </w:rPr>
+        <w:t>Markdown</w:t>
+      </w:r>
+      <w:proofErr w:type="spellEnd"/>
+      <w:r>
+        <w:rPr>
+          <w:rFonts w:ascii="Times New Roman" w:hAnsi="Times New Roman" w:cs="Times New Roman"/>
+          <w:sz w:val="28"/>
+          <w:szCs w:val="28"/>
+        </w:rPr>
+        <w:t>-файлы, корректно отображает иерархическую структуру данных в пользовательском интерфейсе, обеспечивает синтаксическую подсветку кода и поддерживает редактирование содержимого.</w:t>
       </w:r>
     </w:p>
     <w:p>
@@ -578,7 +772,43 @@
           <w:sz w:val="28"/>
           <w:szCs w:val="28"/>
         </w:rPr>
-        <w:t xml:space="preserve">1. Ошибки парсинга: в процессе тестирования обнаружены случаи некорректной обработки st-файлов, содержащих синтаксические ошибки или нестандартное форматирование. для устранения данной проблемы была </w:t>
+        <w:t xml:space="preserve">1. Ошибки </w:t>
+      </w:r>
+      <w:proofErr w:type="spellStart"/>
+      <w:r>
+        <w:rPr>
+          <w:rFonts w:ascii="Times New Roman" w:hAnsi="Times New Roman" w:cs="Times New Roman"/>
+          <w:sz w:val="28"/>
+          <w:szCs w:val="28"/>
+        </w:rPr>
+        <w:t>парсинга</w:t>
+      </w:r>
+      <w:proofErr w:type="spellEnd"/>
+      <w:r>
+        <w:rPr>
+          <w:rFonts w:ascii="Times New Roman" w:hAnsi="Times New Roman" w:cs="Times New Roman"/>
+          <w:sz w:val="28"/>
+          <w:szCs w:val="28"/>
+        </w:rPr>
+        <w:t xml:space="preserve">: в процессе тестирования обнаружены случаи некорректной обработки </w:t>
+      </w:r>
+      <w:proofErr w:type="spellStart"/>
+      <w:r>
+        <w:rPr>
+          <w:rFonts w:ascii="Times New Roman" w:hAnsi="Times New Roman" w:cs="Times New Roman"/>
+          <w:sz w:val="28"/>
+          <w:szCs w:val="28"/>
+        </w:rPr>
+        <w:t>st</w:t>
+      </w:r>
+      <w:proofErr w:type="spellEnd"/>
+      <w:r>
+        <w:rPr>
+          <w:rFonts w:ascii="Times New Roman" w:hAnsi="Times New Roman" w:cs="Times New Roman"/>
+          <w:sz w:val="28"/>
+          <w:szCs w:val="28"/>
+        </w:rPr>
+        <w:t xml:space="preserve">-файлов, содержащих синтаксические ошибки или нестандартное форматирование. для устранения данной проблемы была </w:t>
       </w:r>
       <w:r>
         <w:rPr>
@@ -615,7 +845,25 @@
           <w:sz w:val="28"/>
           <w:szCs w:val="28"/>
         </w:rPr>
-        <w:t>2. Проблемы синхронизации данных: зафиксированы случаи рассогласования между внутренним состоянием модели данных и отображаемым содержимым при выполнении быстрых последовательных изменений файлов. проблема решена путём улучшения алгоритма обновления модели и совершенствования системы наблюдения за файлами (`filewatcher`), что позволило обеспечить согласованность данных</w:t>
+        <w:t>2. Проблемы синхронизации данных: зафиксированы случаи рассогласования между внутренним состоянием модели данных и отображаемым содержимым при выполнении быстрых последовательных изменений файлов. проблема решена путём улучшения алгоритма обновления модели и совершенствования системы наблюдения за файлами (`</w:t>
+      </w:r>
+      <w:proofErr w:type="spellStart"/>
+      <w:r>
+        <w:rPr>
+          <w:rFonts w:ascii="Times New Roman" w:hAnsi="Times New Roman" w:cs="Times New Roman"/>
+          <w:sz w:val="28"/>
+          <w:szCs w:val="28"/>
+        </w:rPr>
+        <w:t>filewatcher</w:t>
+      </w:r>
+      <w:proofErr w:type="spellEnd"/>
+      <w:r>
+        <w:rPr>
+          <w:rFonts w:ascii="Times New Roman" w:hAnsi="Times New Roman" w:cs="Times New Roman"/>
+          <w:sz w:val="28"/>
+          <w:szCs w:val="28"/>
+        </w:rPr>
+        <w:t>`), что позволило обеспечить согласованность данных</w:t>
       </w:r>
       <w:r>
         <w:rPr>
@@ -679,7 +927,43 @@
           <w:sz w:val="28"/>
           <w:szCs w:val="28"/>
         </w:rPr>
-        <w:t>4. Проблемы производительности: в ходе тестирования выявлены задержки в работе приложения при обработке крупных файлов и выполнении множественных операций. устранение проблемы включало оптимизацию алгоритмов парсинга, улучшение работы фонового парсера (`backgroundparser`) и оптимизацию обновления пользовательского интерфейса, что позволило повысить общую отзывчивость системы</w:t>
+        <w:t xml:space="preserve">4. Проблемы производительности: в ходе тестирования выявлены задержки в работе приложения при обработке крупных файлов и выполнении множественных операций. устранение проблемы включало оптимизацию алгоритмов </w:t>
+      </w:r>
+      <w:proofErr w:type="spellStart"/>
+      <w:r>
+        <w:rPr>
+          <w:rFonts w:ascii="Times New Roman" w:hAnsi="Times New Roman" w:cs="Times New Roman"/>
+          <w:sz w:val="28"/>
+          <w:szCs w:val="28"/>
+        </w:rPr>
+        <w:t>парсинга</w:t>
+      </w:r>
+      <w:proofErr w:type="spellEnd"/>
+      <w:r>
+        <w:rPr>
+          <w:rFonts w:ascii="Times New Roman" w:hAnsi="Times New Roman" w:cs="Times New Roman"/>
+          <w:sz w:val="28"/>
+          <w:szCs w:val="28"/>
+        </w:rPr>
+        <w:t>, улучшение работы фонового парсера (`</w:t>
+      </w:r>
+      <w:proofErr w:type="spellStart"/>
+      <w:r>
+        <w:rPr>
+          <w:rFonts w:ascii="Times New Roman" w:hAnsi="Times New Roman" w:cs="Times New Roman"/>
+          <w:sz w:val="28"/>
+          <w:szCs w:val="28"/>
+        </w:rPr>
+        <w:t>backgroundparser</w:t>
+      </w:r>
+      <w:proofErr w:type="spellEnd"/>
+      <w:r>
+        <w:rPr>
+          <w:rFonts w:ascii="Times New Roman" w:hAnsi="Times New Roman" w:cs="Times New Roman"/>
+          <w:sz w:val="28"/>
+          <w:szCs w:val="28"/>
+        </w:rPr>
+        <w:t>`) и оптимизацию обновления пользовательского интерфейса, что позволило повысить общую отзывчивость системы</w:t>
       </w:r>
       <w:r>
         <w:rPr>
@@ -808,7 +1092,25 @@
           <w:sz w:val="28"/>
           <w:szCs w:val="28"/>
         </w:rPr>
-        <w:t>Реактивность интерфейса: пользовательский интерфейс сохранял высокий уровень отзывчивости даже во время выполнения ресурсоёмких фоновых операций, таких как парсинг и обработка данных.</w:t>
+        <w:t xml:space="preserve">Реактивность интерфейса: пользовательский интерфейс сохранял высокий уровень отзывчивости даже во время выполнения ресурсоёмких фоновых операций, таких как </w:t>
+      </w:r>
+      <w:proofErr w:type="spellStart"/>
+      <w:r>
+        <w:rPr>
+          <w:rFonts w:ascii="Times New Roman" w:hAnsi="Times New Roman" w:cs="Times New Roman"/>
+          <w:sz w:val="28"/>
+          <w:szCs w:val="28"/>
+        </w:rPr>
+        <w:t>парсинг</w:t>
+      </w:r>
+      <w:proofErr w:type="spellEnd"/>
+      <w:r>
+        <w:rPr>
+          <w:rFonts w:ascii="Times New Roman" w:hAnsi="Times New Roman" w:cs="Times New Roman"/>
+          <w:sz w:val="28"/>
+          <w:szCs w:val="28"/>
+        </w:rPr>
+        <w:t xml:space="preserve"> и обработка данных.</w:t>
       </w:r>
     </w:p>
     <w:p>
@@ -894,7 +1196,25 @@
           <w:sz w:val="28"/>
           <w:szCs w:val="28"/>
         </w:rPr>
-        <w:t>Модульные тесты (Unit Tests)</w:t>
+        <w:t xml:space="preserve">Модульные тесты (Unit </w:t>
+      </w:r>
+      <w:proofErr w:type="spellStart"/>
+      <w:r>
+        <w:rPr>
+          <w:rFonts w:ascii="Times New Roman" w:hAnsi="Times New Roman" w:cs="Times New Roman"/>
+          <w:sz w:val="28"/>
+          <w:szCs w:val="28"/>
+        </w:rPr>
+        <w:t>Tests</w:t>
+      </w:r>
+      <w:proofErr w:type="spellEnd"/>
+      <w:r>
+        <w:rPr>
+          <w:rFonts w:ascii="Times New Roman" w:hAnsi="Times New Roman" w:cs="Times New Roman"/>
+          <w:sz w:val="28"/>
+          <w:szCs w:val="28"/>
+        </w:rPr>
+        <w:t>)</w:t>
       </w:r>
     </w:p>
     <w:p>
@@ -915,7 +1235,43 @@
           <w:sz w:val="28"/>
           <w:szCs w:val="28"/>
         </w:rPr>
-        <w:t>Модульные тесты расположены в директории tests/unit/ и предназначены для проверки корректности работы отдельных компонентов системы в изоляции:</w:t>
+        <w:t xml:space="preserve">Модульные тесты расположены в директории </w:t>
+      </w:r>
+      <w:proofErr w:type="spellStart"/>
+      <w:r>
+        <w:rPr>
+          <w:rFonts w:ascii="Times New Roman" w:hAnsi="Times New Roman" w:cs="Times New Roman"/>
+          <w:sz w:val="28"/>
+          <w:szCs w:val="28"/>
+        </w:rPr>
+        <w:t>tests</w:t>
+      </w:r>
+      <w:proofErr w:type="spellEnd"/>
+      <w:r>
+        <w:rPr>
+          <w:rFonts w:ascii="Times New Roman" w:hAnsi="Times New Roman" w:cs="Times New Roman"/>
+          <w:sz w:val="28"/>
+          <w:szCs w:val="28"/>
+        </w:rPr>
+        <w:t>/</w:t>
+      </w:r>
+      <w:proofErr w:type="spellStart"/>
+      <w:r>
+        <w:rPr>
+          <w:rFonts w:ascii="Times New Roman" w:hAnsi="Times New Roman" w:cs="Times New Roman"/>
+          <w:sz w:val="28"/>
+          <w:szCs w:val="28"/>
+        </w:rPr>
+        <w:t>unit</w:t>
+      </w:r>
+      <w:proofErr w:type="spellEnd"/>
+      <w:r>
+        <w:rPr>
+          <w:rFonts w:ascii="Times New Roman" w:hAnsi="Times New Roman" w:cs="Times New Roman"/>
+          <w:sz w:val="28"/>
+          <w:szCs w:val="28"/>
+        </w:rPr>
+        <w:t>/ и предназначены для проверки корректности работы отдельных компонентов системы в изоляции:</w:t>
       </w:r>
     </w:p>
     <w:p>
@@ -940,7 +1296,115 @@
           <w:sz w:val="28"/>
           <w:szCs w:val="28"/>
         </w:rPr>
-        <w:t>Тесты парсеров (tests/unit/test_parsers/): проверяют корректность парсинга ST-файлов и Markdown-файлов, обработку различных форматов данных, валидацию входных данных и обработку ошибок парсинга;</w:t>
+        <w:t>Тесты парсеров (</w:t>
+      </w:r>
+      <w:proofErr w:type="spellStart"/>
+      <w:r>
+        <w:rPr>
+          <w:rFonts w:ascii="Times New Roman" w:hAnsi="Times New Roman" w:cs="Times New Roman"/>
+          <w:sz w:val="28"/>
+          <w:szCs w:val="28"/>
+        </w:rPr>
+        <w:t>tests</w:t>
+      </w:r>
+      <w:proofErr w:type="spellEnd"/>
+      <w:r>
+        <w:rPr>
+          <w:rFonts w:ascii="Times New Roman" w:hAnsi="Times New Roman" w:cs="Times New Roman"/>
+          <w:sz w:val="28"/>
+          <w:szCs w:val="28"/>
+        </w:rPr>
+        <w:t>/</w:t>
+      </w:r>
+      <w:proofErr w:type="spellStart"/>
+      <w:r>
+        <w:rPr>
+          <w:rFonts w:ascii="Times New Roman" w:hAnsi="Times New Roman" w:cs="Times New Roman"/>
+          <w:sz w:val="28"/>
+          <w:szCs w:val="28"/>
+        </w:rPr>
+        <w:t>unit</w:t>
+      </w:r>
+      <w:proofErr w:type="spellEnd"/>
+      <w:r>
+        <w:rPr>
+          <w:rFonts w:ascii="Times New Roman" w:hAnsi="Times New Roman" w:cs="Times New Roman"/>
+          <w:sz w:val="28"/>
+          <w:szCs w:val="28"/>
+        </w:rPr>
+        <w:t>/</w:t>
+      </w:r>
+      <w:proofErr w:type="spellStart"/>
+      <w:r>
+        <w:rPr>
+          <w:rFonts w:ascii="Times New Roman" w:hAnsi="Times New Roman" w:cs="Times New Roman"/>
+          <w:sz w:val="28"/>
+          <w:szCs w:val="28"/>
+        </w:rPr>
+        <w:t>test_parsers</w:t>
+      </w:r>
+      <w:proofErr w:type="spellEnd"/>
+      <w:r>
+        <w:rPr>
+          <w:rFonts w:ascii="Times New Roman" w:hAnsi="Times New Roman" w:cs="Times New Roman"/>
+          <w:sz w:val="28"/>
+          <w:szCs w:val="28"/>
+        </w:rPr>
+        <w:t xml:space="preserve">/): проверяют корректность </w:t>
+      </w:r>
+      <w:proofErr w:type="spellStart"/>
+      <w:r>
+        <w:rPr>
+          <w:rFonts w:ascii="Times New Roman" w:hAnsi="Times New Roman" w:cs="Times New Roman"/>
+          <w:sz w:val="28"/>
+          <w:szCs w:val="28"/>
+        </w:rPr>
+        <w:t>парсинга</w:t>
+      </w:r>
+      <w:proofErr w:type="spellEnd"/>
+      <w:r>
+        <w:rPr>
+          <w:rFonts w:ascii="Times New Roman" w:hAnsi="Times New Roman" w:cs="Times New Roman"/>
+          <w:sz w:val="28"/>
+          <w:szCs w:val="28"/>
+        </w:rPr>
+        <w:t xml:space="preserve"> ST-файлов и </w:t>
+      </w:r>
+      <w:proofErr w:type="spellStart"/>
+      <w:r>
+        <w:rPr>
+          <w:rFonts w:ascii="Times New Roman" w:hAnsi="Times New Roman" w:cs="Times New Roman"/>
+          <w:sz w:val="28"/>
+          <w:szCs w:val="28"/>
+        </w:rPr>
+        <w:t>Markdown</w:t>
+      </w:r>
+      <w:proofErr w:type="spellEnd"/>
+      <w:r>
+        <w:rPr>
+          <w:rFonts w:ascii="Times New Roman" w:hAnsi="Times New Roman" w:cs="Times New Roman"/>
+          <w:sz w:val="28"/>
+          <w:szCs w:val="28"/>
+        </w:rPr>
+        <w:t xml:space="preserve">-файлов, обработку различных форматов данных, валидацию входных данных и обработку ошибок </w:t>
+      </w:r>
+      <w:proofErr w:type="spellStart"/>
+      <w:r>
+        <w:rPr>
+          <w:rFonts w:ascii="Times New Roman" w:hAnsi="Times New Roman" w:cs="Times New Roman"/>
+          <w:sz w:val="28"/>
+          <w:szCs w:val="28"/>
+        </w:rPr>
+        <w:t>парсинга</w:t>
+      </w:r>
+      <w:proofErr w:type="spellEnd"/>
+      <w:r>
+        <w:rPr>
+          <w:rFonts w:ascii="Times New Roman" w:hAnsi="Times New Roman" w:cs="Times New Roman"/>
+          <w:sz w:val="28"/>
+          <w:szCs w:val="28"/>
+        </w:rPr>
+        <w:t>;</w:t>
       </w:r>
     </w:p>
     <w:p>
@@ -965,7 +1429,79 @@
           <w:sz w:val="28"/>
           <w:szCs w:val="28"/>
         </w:rPr>
-        <w:t>Тесты моделей данных (tests/unit/test_models/): проверяют корректность построения иерархической структуры дерева файлов, преобразование данных в формат Qt, установку связей между элементами и обновление модели при изменении данных;</w:t>
+        <w:t>Тесты моделей данных (</w:t>
+      </w:r>
+      <w:proofErr w:type="spellStart"/>
+      <w:r>
+        <w:rPr>
+          <w:rFonts w:ascii="Times New Roman" w:hAnsi="Times New Roman" w:cs="Times New Roman"/>
+          <w:sz w:val="28"/>
+          <w:szCs w:val="28"/>
+        </w:rPr>
+        <w:t>tests</w:t>
+      </w:r>
+      <w:proofErr w:type="spellEnd"/>
+      <w:r>
+        <w:rPr>
+          <w:rFonts w:ascii="Times New Roman" w:hAnsi="Times New Roman" w:cs="Times New Roman"/>
+          <w:sz w:val="28"/>
+          <w:szCs w:val="28"/>
+        </w:rPr>
+        <w:t>/</w:t>
+      </w:r>
+      <w:proofErr w:type="spellStart"/>
+      <w:r>
+        <w:rPr>
+          <w:rFonts w:ascii="Times New Roman" w:hAnsi="Times New Roman" w:cs="Times New Roman"/>
+          <w:sz w:val="28"/>
+          <w:szCs w:val="28"/>
+        </w:rPr>
+        <w:t>unit</w:t>
+      </w:r>
+      <w:proofErr w:type="spellEnd"/>
+      <w:r>
+        <w:rPr>
+          <w:rFonts w:ascii="Times New Roman" w:hAnsi="Times New Roman" w:cs="Times New Roman"/>
+          <w:sz w:val="28"/>
+          <w:szCs w:val="28"/>
+        </w:rPr>
+        <w:t>/</w:t>
+      </w:r>
+      <w:proofErr w:type="spellStart"/>
+      <w:r>
+        <w:rPr>
+          <w:rFonts w:ascii="Times New Roman" w:hAnsi="Times New Roman" w:cs="Times New Roman"/>
+          <w:sz w:val="28"/>
+          <w:szCs w:val="28"/>
+        </w:rPr>
+        <w:t>test_models</w:t>
+      </w:r>
+      <w:proofErr w:type="spellEnd"/>
+      <w:r>
+        <w:rPr>
+          <w:rFonts w:ascii="Times New Roman" w:hAnsi="Times New Roman" w:cs="Times New Roman"/>
+          <w:sz w:val="28"/>
+          <w:szCs w:val="28"/>
+        </w:rPr>
+        <w:t xml:space="preserve">/): проверяют корректность построения иерархической структуры дерева файлов, преобразование данных в формат </w:t>
+      </w:r>
+      <w:proofErr w:type="spellStart"/>
+      <w:r>
+        <w:rPr>
+          <w:rFonts w:ascii="Times New Roman" w:hAnsi="Times New Roman" w:cs="Times New Roman"/>
+          <w:sz w:val="28"/>
+          <w:szCs w:val="28"/>
+        </w:rPr>
+        <w:t>Qt</w:t>
+      </w:r>
+      <w:proofErr w:type="spellEnd"/>
+      <w:r>
+        <w:rPr>
+          <w:rFonts w:ascii="Times New Roman" w:hAnsi="Times New Roman" w:cs="Times New Roman"/>
+          <w:sz w:val="28"/>
+          <w:szCs w:val="28"/>
+        </w:rPr>
+        <w:t>, установку связей между элементами и обновление модели при изменении данных;</w:t>
       </w:r>
     </w:p>
     <w:p>
@@ -990,7 +1526,61 @@
           <w:sz w:val="28"/>
           <w:szCs w:val="28"/>
         </w:rPr>
-        <w:t>Тесты менеджеров (tests/unit/test_managers/): проверяют функциональность управления файлами, работу с JSON-конфигурациями, создание структуры папок и обработку файловых операций;</w:t>
+        <w:t>Тесты менеджеров (</w:t>
+      </w:r>
+      <w:proofErr w:type="spellStart"/>
+      <w:r>
+        <w:rPr>
+          <w:rFonts w:ascii="Times New Roman" w:hAnsi="Times New Roman" w:cs="Times New Roman"/>
+          <w:sz w:val="28"/>
+          <w:szCs w:val="28"/>
+        </w:rPr>
+        <w:t>tests</w:t>
+      </w:r>
+      <w:proofErr w:type="spellEnd"/>
+      <w:r>
+        <w:rPr>
+          <w:rFonts w:ascii="Times New Roman" w:hAnsi="Times New Roman" w:cs="Times New Roman"/>
+          <w:sz w:val="28"/>
+          <w:szCs w:val="28"/>
+        </w:rPr>
+        <w:t>/</w:t>
+      </w:r>
+      <w:proofErr w:type="spellStart"/>
+      <w:r>
+        <w:rPr>
+          <w:rFonts w:ascii="Times New Roman" w:hAnsi="Times New Roman" w:cs="Times New Roman"/>
+          <w:sz w:val="28"/>
+          <w:szCs w:val="28"/>
+        </w:rPr>
+        <w:t>unit</w:t>
+      </w:r>
+      <w:proofErr w:type="spellEnd"/>
+      <w:r>
+        <w:rPr>
+          <w:rFonts w:ascii="Times New Roman" w:hAnsi="Times New Roman" w:cs="Times New Roman"/>
+          <w:sz w:val="28"/>
+          <w:szCs w:val="28"/>
+        </w:rPr>
+        <w:t>/</w:t>
+      </w:r>
+      <w:proofErr w:type="spellStart"/>
+      <w:r>
+        <w:rPr>
+          <w:rFonts w:ascii="Times New Roman" w:hAnsi="Times New Roman" w:cs="Times New Roman"/>
+          <w:sz w:val="28"/>
+          <w:szCs w:val="28"/>
+        </w:rPr>
+        <w:t>test_managers</w:t>
+      </w:r>
+      <w:proofErr w:type="spellEnd"/>
+      <w:r>
+        <w:rPr>
+          <w:rFonts w:ascii="Times New Roman" w:hAnsi="Times New Roman" w:cs="Times New Roman"/>
+          <w:sz w:val="28"/>
+          <w:szCs w:val="28"/>
+        </w:rPr>
+        <w:t>/): проверяют функциональность управления файлами, работу с JSON-конфигурациями, создание структуры папок и обработку файловых операций;</w:t>
       </w:r>
     </w:p>
     <w:p>
@@ -1016,7 +1606,61 @@
           <w:szCs w:val="28"/>
         </w:rPr>
         <w:lastRenderedPageBreak/>
-        <w:t>Тесты ANTLR (tests/unit/antlr/): проверяют корректность работы лексического и синтаксического анализаторов, сгенерированных с помощью ANTLR4.</w:t>
+        <w:t>Тесты ANTLR (</w:t>
+      </w:r>
+      <w:proofErr w:type="spellStart"/>
+      <w:r>
+        <w:rPr>
+          <w:rFonts w:ascii="Times New Roman" w:hAnsi="Times New Roman" w:cs="Times New Roman"/>
+          <w:sz w:val="28"/>
+          <w:szCs w:val="28"/>
+        </w:rPr>
+        <w:t>tests</w:t>
+      </w:r>
+      <w:proofErr w:type="spellEnd"/>
+      <w:r>
+        <w:rPr>
+          <w:rFonts w:ascii="Times New Roman" w:hAnsi="Times New Roman" w:cs="Times New Roman"/>
+          <w:sz w:val="28"/>
+          <w:szCs w:val="28"/>
+        </w:rPr>
+        <w:t>/</w:t>
+      </w:r>
+      <w:proofErr w:type="spellStart"/>
+      <w:r>
+        <w:rPr>
+          <w:rFonts w:ascii="Times New Roman" w:hAnsi="Times New Roman" w:cs="Times New Roman"/>
+          <w:sz w:val="28"/>
+          <w:szCs w:val="28"/>
+        </w:rPr>
+        <w:t>unit</w:t>
+      </w:r>
+      <w:proofErr w:type="spellEnd"/>
+      <w:r>
+        <w:rPr>
+          <w:rFonts w:ascii="Times New Roman" w:hAnsi="Times New Roman" w:cs="Times New Roman"/>
+          <w:sz w:val="28"/>
+          <w:szCs w:val="28"/>
+        </w:rPr>
+        <w:t>/</w:t>
+      </w:r>
+      <w:proofErr w:type="spellStart"/>
+      <w:r>
+        <w:rPr>
+          <w:rFonts w:ascii="Times New Roman" w:hAnsi="Times New Roman" w:cs="Times New Roman"/>
+          <w:sz w:val="28"/>
+          <w:szCs w:val="28"/>
+        </w:rPr>
+        <w:t>antlr</w:t>
+      </w:r>
+      <w:proofErr w:type="spellEnd"/>
+      <w:r>
+        <w:rPr>
+          <w:rFonts w:ascii="Times New Roman" w:hAnsi="Times New Roman" w:cs="Times New Roman"/>
+          <w:sz w:val="28"/>
+          <w:szCs w:val="28"/>
+        </w:rPr>
+        <w:t>/): проверяют корректность работы лексического и синтаксического анализаторов, сгенерированных с помощью ANTLR4.</w:t>
       </w:r>
     </w:p>
     <w:p>
@@ -1040,7 +1684,43 @@
           <w:sz w:val="28"/>
           <w:szCs w:val="28"/>
         </w:rPr>
-        <w:t>Интеграционные тесты (Integration Tests)</w:t>
+        <w:t>Интеграционные тесты (</w:t>
+      </w:r>
+      <w:proofErr w:type="spellStart"/>
+      <w:r>
+        <w:rPr>
+          <w:rFonts w:ascii="Times New Roman" w:hAnsi="Times New Roman" w:cs="Times New Roman"/>
+          <w:sz w:val="28"/>
+          <w:szCs w:val="28"/>
+        </w:rPr>
+        <w:t>Integration</w:t>
+      </w:r>
+      <w:proofErr w:type="spellEnd"/>
+      <w:r>
+        <w:rPr>
+          <w:rFonts w:ascii="Times New Roman" w:hAnsi="Times New Roman" w:cs="Times New Roman"/>
+          <w:sz w:val="28"/>
+          <w:szCs w:val="28"/>
+        </w:rPr>
+        <w:t xml:space="preserve"> </w:t>
+      </w:r>
+      <w:proofErr w:type="spellStart"/>
+      <w:r>
+        <w:rPr>
+          <w:rFonts w:ascii="Times New Roman" w:hAnsi="Times New Roman" w:cs="Times New Roman"/>
+          <w:sz w:val="28"/>
+          <w:szCs w:val="28"/>
+        </w:rPr>
+        <w:t>Tests</w:t>
+      </w:r>
+      <w:proofErr w:type="spellEnd"/>
+      <w:r>
+        <w:rPr>
+          <w:rFonts w:ascii="Times New Roman" w:hAnsi="Times New Roman" w:cs="Times New Roman"/>
+          <w:sz w:val="28"/>
+          <w:szCs w:val="28"/>
+        </w:rPr>
+        <w:t>)</w:t>
       </w:r>
     </w:p>
     <w:p>
@@ -1060,7 +1740,43 @@
           <w:sz w:val="28"/>
           <w:szCs w:val="28"/>
         </w:rPr>
-        <w:t>Интеграционные тесты расположены в директории tests/integration/ и предназначены для проверки взаимодействия различных компонентов системы:</w:t>
+        <w:t xml:space="preserve">Интеграционные тесты расположены в директории </w:t>
+      </w:r>
+      <w:proofErr w:type="spellStart"/>
+      <w:r>
+        <w:rPr>
+          <w:rFonts w:ascii="Times New Roman" w:hAnsi="Times New Roman" w:cs="Times New Roman"/>
+          <w:sz w:val="28"/>
+          <w:szCs w:val="28"/>
+        </w:rPr>
+        <w:t>tests</w:t>
+      </w:r>
+      <w:proofErr w:type="spellEnd"/>
+      <w:r>
+        <w:rPr>
+          <w:rFonts w:ascii="Times New Roman" w:hAnsi="Times New Roman" w:cs="Times New Roman"/>
+          <w:sz w:val="28"/>
+          <w:szCs w:val="28"/>
+        </w:rPr>
+        <w:t>/</w:t>
+      </w:r>
+      <w:proofErr w:type="spellStart"/>
+      <w:r>
+        <w:rPr>
+          <w:rFonts w:ascii="Times New Roman" w:hAnsi="Times New Roman" w:cs="Times New Roman"/>
+          <w:sz w:val="28"/>
+          <w:szCs w:val="28"/>
+        </w:rPr>
+        <w:t>integration</w:t>
+      </w:r>
+      <w:proofErr w:type="spellEnd"/>
+      <w:r>
+        <w:rPr>
+          <w:rFonts w:ascii="Times New Roman" w:hAnsi="Times New Roman" w:cs="Times New Roman"/>
+          <w:sz w:val="28"/>
+          <w:szCs w:val="28"/>
+        </w:rPr>
+        <w:t>/ и предназначены для проверки взаимодействия различных компонентов системы:</w:t>
       </w:r>
     </w:p>
     <w:p>
@@ -1085,7 +1801,25 @@
           <w:sz w:val="28"/>
           <w:szCs w:val="28"/>
         </w:rPr>
-        <w:t>Тесты интеграции парсера и модели (test_parser_model_integration.py): проверяют корректность передачи данных от парсера к модели дерева файлов, преобразование структуры данных в формат Qt и синхронизацию данных при изменении файлов;</w:t>
+        <w:t xml:space="preserve">Тесты интеграции парсера и модели (test_parser_model_integration.py): проверяют корректность передачи данных от парсера к модели дерева файлов, преобразование структуры данных в формат </w:t>
+      </w:r>
+      <w:proofErr w:type="spellStart"/>
+      <w:r>
+        <w:rPr>
+          <w:rFonts w:ascii="Times New Roman" w:hAnsi="Times New Roman" w:cs="Times New Roman"/>
+          <w:sz w:val="28"/>
+          <w:szCs w:val="28"/>
+        </w:rPr>
+        <w:t>Qt</w:t>
+      </w:r>
+      <w:proofErr w:type="spellEnd"/>
+      <w:r>
+        <w:rPr>
+          <w:rFonts w:ascii="Times New Roman" w:hAnsi="Times New Roman" w:cs="Times New Roman"/>
+          <w:sz w:val="28"/>
+          <w:szCs w:val="28"/>
+        </w:rPr>
+        <w:t xml:space="preserve"> и синхронизацию данных при изменении файлов;</w:t>
       </w:r>
     </w:p>
     <w:p>
@@ -1135,7 +1869,25 @@
           <w:sz w:val="28"/>
           <w:szCs w:val="28"/>
         </w:rPr>
-        <w:t>Тесты интеграции FileWatcher (test_file_watcher_integration.py): проверяют автоматическое обнаружение изменений файлов, обновление кэша при изменении файлов и автоматическое обновление модели дерева файлов;</w:t>
+        <w:t xml:space="preserve">Тесты интеграции </w:t>
+      </w:r>
+      <w:proofErr w:type="spellStart"/>
+      <w:r>
+        <w:rPr>
+          <w:rFonts w:ascii="Times New Roman" w:hAnsi="Times New Roman" w:cs="Times New Roman"/>
+          <w:sz w:val="28"/>
+          <w:szCs w:val="28"/>
+        </w:rPr>
+        <w:t>FileWatcher</w:t>
+      </w:r>
+      <w:proofErr w:type="spellEnd"/>
+      <w:r>
+        <w:rPr>
+          <w:rFonts w:ascii="Times New Roman" w:hAnsi="Times New Roman" w:cs="Times New Roman"/>
+          <w:sz w:val="28"/>
+          <w:szCs w:val="28"/>
+        </w:rPr>
+        <w:t xml:space="preserve"> (test_file_watcher_integration.py): проверяют автоматическое обнаружение изменений файлов, обновление кэша при изменении файлов и автоматическое обновление модели дерева файлов;</w:t>
       </w:r>
     </w:p>
     <w:p>
@@ -1280,7 +2032,43 @@
           <w:szCs w:val="28"/>
         </w:rPr>
         <w:lastRenderedPageBreak/>
-        <w:t>проверка работы редакторов (ST-редактор, Markdown-редактор, Plain Text редактор);</w:t>
+        <w:t xml:space="preserve">проверка работы редакторов (ST-редактор, </w:t>
+      </w:r>
+      <w:proofErr w:type="spellStart"/>
+      <w:r>
+        <w:rPr>
+          <w:rFonts w:ascii="Times New Roman" w:hAnsi="Times New Roman" w:cs="Times New Roman"/>
+          <w:sz w:val="28"/>
+          <w:szCs w:val="28"/>
+        </w:rPr>
+        <w:t>Markdown</w:t>
+      </w:r>
+      <w:proofErr w:type="spellEnd"/>
+      <w:r>
+        <w:rPr>
+          <w:rFonts w:ascii="Times New Roman" w:hAnsi="Times New Roman" w:cs="Times New Roman"/>
+          <w:sz w:val="28"/>
+          <w:szCs w:val="28"/>
+        </w:rPr>
+        <w:t xml:space="preserve">-редактор, </w:t>
+      </w:r>
+      <w:proofErr w:type="spellStart"/>
+      <w:r>
+        <w:rPr>
+          <w:rFonts w:ascii="Times New Roman" w:hAnsi="Times New Roman" w:cs="Times New Roman"/>
+          <w:sz w:val="28"/>
+          <w:szCs w:val="28"/>
+        </w:rPr>
+        <w:t>Plain</w:t>
+      </w:r>
+      <w:proofErr w:type="spellEnd"/>
+      <w:r>
+        <w:rPr>
+          <w:rFonts w:ascii="Times New Roman" w:hAnsi="Times New Roman" w:cs="Times New Roman"/>
+          <w:sz w:val="28"/>
+          <w:szCs w:val="28"/>
+        </w:rPr>
+        <w:t xml:space="preserve"> Text редактор);</w:t>
       </w:r>
     </w:p>
     <w:p>
@@ -1329,7 +2117,25 @@
           <w:sz w:val="28"/>
           <w:szCs w:val="28"/>
         </w:rPr>
-        <w:t>проверка работы системы кэширования и фонового парсинга.</w:t>
+        <w:t xml:space="preserve">проверка работы системы кэширования и фонового </w:t>
+      </w:r>
+      <w:proofErr w:type="spellStart"/>
+      <w:r>
+        <w:rPr>
+          <w:rFonts w:ascii="Times New Roman" w:hAnsi="Times New Roman" w:cs="Times New Roman"/>
+          <w:sz w:val="28"/>
+          <w:szCs w:val="28"/>
+        </w:rPr>
+        <w:t>парсинга</w:t>
+      </w:r>
+      <w:proofErr w:type="spellEnd"/>
+      <w:r>
+        <w:rPr>
+          <w:rFonts w:ascii="Times New Roman" w:hAnsi="Times New Roman" w:cs="Times New Roman"/>
+          <w:sz w:val="28"/>
+          <w:szCs w:val="28"/>
+        </w:rPr>
+        <w:t>.</w:t>
       </w:r>
     </w:p>
     <w:p>
@@ -1396,13 +2202,23 @@
           <w:szCs w:val="28"/>
         </w:rPr>
       </w:pPr>
-      <w:r>
-        <w:rPr>
-          <w:rFonts w:ascii="Times New Roman" w:hAnsi="Times New Roman" w:cs="Times New Roman"/>
-          <w:sz w:val="28"/>
-          <w:szCs w:val="28"/>
-        </w:rPr>
-        <w:t>pytest: основной фреймворк для написания и запуска тестов;</w:t>
+      <w:proofErr w:type="spellStart"/>
+      <w:r>
+        <w:rPr>
+          <w:rFonts w:ascii="Times New Roman" w:hAnsi="Times New Roman" w:cs="Times New Roman"/>
+          <w:sz w:val="28"/>
+          <w:szCs w:val="28"/>
+        </w:rPr>
+        <w:t>pytest</w:t>
+      </w:r>
+      <w:proofErr w:type="spellEnd"/>
+      <w:r>
+        <w:rPr>
+          <w:rFonts w:ascii="Times New Roman" w:hAnsi="Times New Roman" w:cs="Times New Roman"/>
+          <w:sz w:val="28"/>
+          <w:szCs w:val="28"/>
+        </w:rPr>
+        <w:t>: основной фреймворк для написания и запуска тестов;</w:t>
       </w:r>
     </w:p>
     <w:p>
@@ -1425,13 +2241,95 @@
           <w:szCs w:val="28"/>
         </w:rPr>
       </w:pPr>
-      <w:r>
-        <w:rPr>
-          <w:rFonts w:ascii="Times New Roman" w:hAnsi="Times New Roman" w:cs="Times New Roman"/>
-          <w:sz w:val="28"/>
-          <w:szCs w:val="28"/>
-        </w:rPr>
-        <w:t>pytest-qt: расширение pytest для тестирования Qt-приложений, обеспечивающее корректную работу с QApplication и обработку событий Qt;</w:t>
+      <w:proofErr w:type="spellStart"/>
+      <w:r>
+        <w:rPr>
+          <w:rFonts w:ascii="Times New Roman" w:hAnsi="Times New Roman" w:cs="Times New Roman"/>
+          <w:sz w:val="28"/>
+          <w:szCs w:val="28"/>
+        </w:rPr>
+        <w:t>pytest-qt</w:t>
+      </w:r>
+      <w:proofErr w:type="spellEnd"/>
+      <w:r>
+        <w:rPr>
+          <w:rFonts w:ascii="Times New Roman" w:hAnsi="Times New Roman" w:cs="Times New Roman"/>
+          <w:sz w:val="28"/>
+          <w:szCs w:val="28"/>
+        </w:rPr>
+        <w:t xml:space="preserve">: расширение </w:t>
+      </w:r>
+      <w:proofErr w:type="spellStart"/>
+      <w:r>
+        <w:rPr>
+          <w:rFonts w:ascii="Times New Roman" w:hAnsi="Times New Roman" w:cs="Times New Roman"/>
+          <w:sz w:val="28"/>
+          <w:szCs w:val="28"/>
+        </w:rPr>
+        <w:t>pytest</w:t>
+      </w:r>
+      <w:proofErr w:type="spellEnd"/>
+      <w:r>
+        <w:rPr>
+          <w:rFonts w:ascii="Times New Roman" w:hAnsi="Times New Roman" w:cs="Times New Roman"/>
+          <w:sz w:val="28"/>
+          <w:szCs w:val="28"/>
+        </w:rPr>
+        <w:t xml:space="preserve"> для тестирования </w:t>
+      </w:r>
+      <w:proofErr w:type="spellStart"/>
+      <w:r>
+        <w:rPr>
+          <w:rFonts w:ascii="Times New Roman" w:hAnsi="Times New Roman" w:cs="Times New Roman"/>
+          <w:sz w:val="28"/>
+          <w:szCs w:val="28"/>
+        </w:rPr>
+        <w:t>Qt</w:t>
+      </w:r>
+      <w:proofErr w:type="spellEnd"/>
+      <w:r>
+        <w:rPr>
+          <w:rFonts w:ascii="Times New Roman" w:hAnsi="Times New Roman" w:cs="Times New Roman"/>
+          <w:sz w:val="28"/>
+          <w:szCs w:val="28"/>
+        </w:rPr>
+        <w:t xml:space="preserve">-приложений, обеспечивающее корректную работу с </w:t>
+      </w:r>
+      <w:proofErr w:type="spellStart"/>
+      <w:r>
+        <w:rPr>
+          <w:rFonts w:ascii="Times New Roman" w:hAnsi="Times New Roman" w:cs="Times New Roman"/>
+          <w:sz w:val="28"/>
+          <w:szCs w:val="28"/>
+        </w:rPr>
+        <w:t>QApplication</w:t>
+      </w:r>
+      <w:proofErr w:type="spellEnd"/>
+      <w:r>
+        <w:rPr>
+          <w:rFonts w:ascii="Times New Roman" w:hAnsi="Times New Roman" w:cs="Times New Roman"/>
+          <w:sz w:val="28"/>
+          <w:szCs w:val="28"/>
+        </w:rPr>
+        <w:t xml:space="preserve"> и обработку событий </w:t>
+      </w:r>
+      <w:proofErr w:type="spellStart"/>
+      <w:r>
+        <w:rPr>
+          <w:rFonts w:ascii="Times New Roman" w:hAnsi="Times New Roman" w:cs="Times New Roman"/>
+          <w:sz w:val="28"/>
+          <w:szCs w:val="28"/>
+        </w:rPr>
+        <w:t>Qt</w:t>
+      </w:r>
+      <w:proofErr w:type="spellEnd"/>
+      <w:r>
+        <w:rPr>
+          <w:rFonts w:ascii="Times New Roman" w:hAnsi="Times New Roman" w:cs="Times New Roman"/>
+          <w:sz w:val="28"/>
+          <w:szCs w:val="28"/>
+        </w:rPr>
+        <w:t>;</w:t>
       </w:r>
     </w:p>
     <w:p>
@@ -1454,13 +2352,23 @@
           <w:szCs w:val="28"/>
         </w:rPr>
       </w:pPr>
-      <w:r>
-        <w:rPr>
-          <w:rFonts w:ascii="Times New Roman" w:hAnsi="Times New Roman" w:cs="Times New Roman"/>
-          <w:sz w:val="28"/>
-          <w:szCs w:val="28"/>
-        </w:rPr>
-        <w:t>pytest-cov: инструмент для анализа покрытия кода тестами;</w:t>
+      <w:proofErr w:type="spellStart"/>
+      <w:r>
+        <w:rPr>
+          <w:rFonts w:ascii="Times New Roman" w:hAnsi="Times New Roman" w:cs="Times New Roman"/>
+          <w:sz w:val="28"/>
+          <w:szCs w:val="28"/>
+        </w:rPr>
+        <w:t>pytest-cov</w:t>
+      </w:r>
+      <w:proofErr w:type="spellEnd"/>
+      <w:r>
+        <w:rPr>
+          <w:rFonts w:ascii="Times New Roman" w:hAnsi="Times New Roman" w:cs="Times New Roman"/>
+          <w:sz w:val="28"/>
+          <w:szCs w:val="28"/>
+        </w:rPr>
+        <w:t>: инструмент для анализа покрытия кода тестами;</w:t>
       </w:r>
     </w:p>
     <w:p>
@@ -1483,13 +2391,23 @@
           <w:szCs w:val="28"/>
         </w:rPr>
       </w:pPr>
-      <w:r>
-        <w:rPr>
-          <w:rFonts w:ascii="Times New Roman" w:hAnsi="Times New Roman" w:cs="Times New Roman"/>
-          <w:sz w:val="28"/>
-          <w:szCs w:val="28"/>
-        </w:rPr>
-        <w:t>unittest: стандартный модуль Python, используемый для структурирования тестовых классов.</w:t>
+      <w:proofErr w:type="spellStart"/>
+      <w:r>
+        <w:rPr>
+          <w:rFonts w:ascii="Times New Roman" w:hAnsi="Times New Roman" w:cs="Times New Roman"/>
+          <w:sz w:val="28"/>
+          <w:szCs w:val="28"/>
+        </w:rPr>
+        <w:t>unittest</w:t>
+      </w:r>
+      <w:proofErr w:type="spellEnd"/>
+      <w:r>
+        <w:rPr>
+          <w:rFonts w:ascii="Times New Roman" w:hAnsi="Times New Roman" w:cs="Times New Roman"/>
+          <w:sz w:val="28"/>
+          <w:szCs w:val="28"/>
+        </w:rPr>
+        <w:t>: стандартный модуль Python, используемый для структурирования тестовых классов.</w:t>
       </w:r>
     </w:p>
     <w:p>
@@ -1509,7 +2427,25 @@
           <w:sz w:val="28"/>
           <w:szCs w:val="28"/>
         </w:rPr>
-        <w:t>Все тесты выполняются автоматически при запуске команды pytest и могут быть запущены с различными уровнями детализации вывода для анализа результатов тестирования.</w:t>
+        <w:t xml:space="preserve">Все тесты выполняются автоматически при запуске команды </w:t>
+      </w:r>
+      <w:proofErr w:type="spellStart"/>
+      <w:r>
+        <w:rPr>
+          <w:rFonts w:ascii="Times New Roman" w:hAnsi="Times New Roman" w:cs="Times New Roman"/>
+          <w:sz w:val="28"/>
+          <w:szCs w:val="28"/>
+        </w:rPr>
+        <w:t>pytest</w:t>
+      </w:r>
+      <w:proofErr w:type="spellEnd"/>
+      <w:r>
+        <w:rPr>
+          <w:rFonts w:ascii="Times New Roman" w:hAnsi="Times New Roman" w:cs="Times New Roman"/>
+          <w:sz w:val="28"/>
+          <w:szCs w:val="28"/>
+        </w:rPr>
+        <w:t xml:space="preserve"> и могут быть запущены с различными уровнями детализации вывода для анализа результатов тестирования.</w:t>
       </w:r>
     </w:p>
     <w:p>
@@ -1576,7 +2512,597 @@
           <w:sz w:val="28"/>
           <w:szCs w:val="28"/>
         </w:rPr>
-        <w:t>В ходе дипломной работы было разработано и протестировано кроссплатформенное приложение — специализированный инструмент для удобного хранения, структурирования и быстрого доступа к учебным и рабочим материалам: фрагментам кода (в формате .st) и теоретическим конспектам (в формате .md). Цель — создать средство, которое не зависит от IDE, работает под Windows и Linux, и остаётся быстрым даже при большом объёме данных — достигнута. Все задачи, поставленные во введении, успешно решены.</w:t>
+        <w:t>В ходе дипломной работы было разработано и протестировано кроссплатформенное приложение — специализированный инструмент для удобного хранения, структурирования и быстрого доступа к учебным и рабочим материалам: фрагментам кода (в формате .</w:t>
+      </w:r>
+      <w:proofErr w:type="spellStart"/>
+      <w:r>
+        <w:rPr>
+          <w:rFonts w:ascii="Times New Roman" w:hAnsi="Times New Roman" w:cs="Times New Roman"/>
+          <w:sz w:val="28"/>
+          <w:szCs w:val="28"/>
+        </w:rPr>
+        <w:t>st</w:t>
+      </w:r>
+      <w:proofErr w:type="spellEnd"/>
+      <w:r>
+        <w:rPr>
+          <w:rFonts w:ascii="Times New Roman" w:hAnsi="Times New Roman" w:cs="Times New Roman"/>
+          <w:sz w:val="28"/>
+          <w:szCs w:val="28"/>
+        </w:rPr>
+        <w:t>) и теоретическим конспектам (в формате .</w:t>
+      </w:r>
+      <w:proofErr w:type="spellStart"/>
+      <w:r>
+        <w:rPr>
+          <w:rFonts w:ascii="Times New Roman" w:hAnsi="Times New Roman" w:cs="Times New Roman"/>
+          <w:sz w:val="28"/>
+          <w:szCs w:val="28"/>
+        </w:rPr>
+        <w:t>md</w:t>
+      </w:r>
+      <w:proofErr w:type="spellEnd"/>
+      <w:r>
+        <w:rPr>
+          <w:rFonts w:ascii="Times New Roman" w:hAnsi="Times New Roman" w:cs="Times New Roman"/>
+          <w:sz w:val="28"/>
+          <w:szCs w:val="28"/>
+        </w:rPr>
+        <w:t>). Цель — создать средство, которое не зависит от IDE, работает под Windows и Linux, и остаётся быстрым даже при большом объёме данных — достигнута. Все задачи, поставленные во введении, успешно решены.</w:t>
+      </w:r>
+    </w:p>
+    <w:p>
+      <w:pPr>
+        <w:pStyle w:val="a3"/>
+        <w:numPr>
+          <w:ilvl w:val="0"/>
+          <w:numId w:val="7"/>
+        </w:numPr>
+        <w:spacing w:after="0" w:line="360" w:lineRule="auto"/>
+        <w:ind w:left="0" w:firstLine="1069"/>
+        <w:jc w:val="both"/>
+        <w:rPr>
+          <w:rFonts w:ascii="Times New Roman" w:hAnsi="Times New Roman" w:cs="Times New Roman"/>
+          <w:color w:val="385623" w:themeColor="accent6" w:themeShade="80"/>
+          <w:sz w:val="28"/>
+          <w:szCs w:val="28"/>
+        </w:rPr>
+      </w:pPr>
+      <w:r>
+        <w:rPr>
+          <w:rFonts w:ascii="Times New Roman" w:hAnsi="Times New Roman" w:cs="Times New Roman"/>
+          <w:color w:val="385623" w:themeColor="accent6" w:themeShade="80"/>
+          <w:sz w:val="28"/>
+          <w:szCs w:val="28"/>
+        </w:rPr>
+        <w:t>Реализована иерархическая организация множества фрагментов кода в едином контейнере</w:t>
+      </w:r>
+      <w:r>
+        <w:rPr>
+          <w:rFonts w:ascii="Times New Roman" w:hAnsi="Times New Roman" w:cs="Times New Roman"/>
+          <w:color w:val="385623" w:themeColor="accent6" w:themeShade="80"/>
+          <w:sz w:val="28"/>
+          <w:szCs w:val="28"/>
+        </w:rPr>
+        <w:t xml:space="preserve">. </w:t>
+      </w:r>
+      <w:r>
+        <w:rPr>
+          <w:rFonts w:ascii="Times New Roman" w:hAnsi="Times New Roman" w:cs="Times New Roman"/>
+          <w:color w:val="385623" w:themeColor="accent6" w:themeShade="80"/>
+          <w:sz w:val="28"/>
+          <w:szCs w:val="28"/>
+        </w:rPr>
+        <w:t xml:space="preserve">Вместо «разбросанных» файлов все материалы </w:t>
+      </w:r>
+      <w:r>
+        <w:rPr>
+          <w:rFonts w:ascii="Times New Roman" w:hAnsi="Times New Roman" w:cs="Times New Roman"/>
+          <w:color w:val="385623" w:themeColor="accent6" w:themeShade="80"/>
+          <w:sz w:val="28"/>
+          <w:szCs w:val="28"/>
+        </w:rPr>
+        <w:lastRenderedPageBreak/>
+        <w:t>выстроены в древовидную структуру: файлы → папки → шаблоны. Каждый шаблон и раздел документации — отдельный узел, доступный через боковую панель. Это устраняет необходимость запоминания имён файлов и прокрутки больших документов — пользователь переходит по смыслу: «1С → СКД → Табличные документы → Шаблон отчёта».</w:t>
+      </w:r>
+    </w:p>
+    <w:p>
+      <w:pPr>
+        <w:pStyle w:val="a3"/>
+        <w:numPr>
+          <w:ilvl w:val="0"/>
+          <w:numId w:val="7"/>
+        </w:numPr>
+        <w:spacing w:after="0" w:line="360" w:lineRule="auto"/>
+        <w:ind w:left="0" w:firstLine="1069"/>
+        <w:jc w:val="both"/>
+        <w:rPr>
+          <w:rFonts w:ascii="Times New Roman" w:hAnsi="Times New Roman" w:cs="Times New Roman"/>
+          <w:color w:val="385623" w:themeColor="accent6" w:themeShade="80"/>
+          <w:sz w:val="28"/>
+          <w:szCs w:val="28"/>
+        </w:rPr>
+      </w:pPr>
+      <w:r>
+        <w:rPr>
+          <w:rFonts w:ascii="Times New Roman" w:hAnsi="Times New Roman" w:cs="Times New Roman"/>
+          <w:color w:val="385623" w:themeColor="accent6" w:themeShade="80"/>
+          <w:sz w:val="28"/>
+          <w:szCs w:val="28"/>
+        </w:rPr>
+        <w:t>Обеспечена возможность предварительного просмотра содержимого без вставки или открытия</w:t>
+      </w:r>
+      <w:r>
+        <w:rPr>
+          <w:rFonts w:ascii="Times New Roman" w:hAnsi="Times New Roman" w:cs="Times New Roman"/>
+          <w:color w:val="385623" w:themeColor="accent6" w:themeShade="80"/>
+          <w:sz w:val="28"/>
+          <w:szCs w:val="28"/>
+        </w:rPr>
+        <w:t xml:space="preserve">. </w:t>
+      </w:r>
+      <w:r>
+        <w:rPr>
+          <w:rFonts w:ascii="Times New Roman" w:hAnsi="Times New Roman" w:cs="Times New Roman"/>
+          <w:color w:val="385623" w:themeColor="accent6" w:themeShade="80"/>
+          <w:sz w:val="28"/>
+          <w:szCs w:val="28"/>
+        </w:rPr>
+        <w:t>Достаточно выбрать элемент в дереве — его содержимое мгновенно отображается в редакторе. Для .</w:t>
+      </w:r>
+      <w:proofErr w:type="spellStart"/>
+      <w:r>
+        <w:rPr>
+          <w:rFonts w:ascii="Times New Roman" w:hAnsi="Times New Roman" w:cs="Times New Roman"/>
+          <w:color w:val="385623" w:themeColor="accent6" w:themeShade="80"/>
+          <w:sz w:val="28"/>
+          <w:szCs w:val="28"/>
+        </w:rPr>
+        <w:t>st</w:t>
+      </w:r>
+      <w:proofErr w:type="spellEnd"/>
+      <w:r>
+        <w:rPr>
+          <w:rFonts w:ascii="Times New Roman" w:hAnsi="Times New Roman" w:cs="Times New Roman"/>
+          <w:color w:val="385623" w:themeColor="accent6" w:themeShade="80"/>
+          <w:sz w:val="28"/>
+          <w:szCs w:val="28"/>
+        </w:rPr>
+        <w:t>-шаблонов отображается не «чёрный ящик», а читаемый код с подсветкой; для .</w:t>
+      </w:r>
+      <w:proofErr w:type="spellStart"/>
+      <w:r>
+        <w:rPr>
+          <w:rFonts w:ascii="Times New Roman" w:hAnsi="Times New Roman" w:cs="Times New Roman"/>
+          <w:color w:val="385623" w:themeColor="accent6" w:themeShade="80"/>
+          <w:sz w:val="28"/>
+          <w:szCs w:val="28"/>
+        </w:rPr>
+        <w:t>md</w:t>
+      </w:r>
+      <w:proofErr w:type="spellEnd"/>
+      <w:r>
+        <w:rPr>
+          <w:rFonts w:ascii="Times New Roman" w:hAnsi="Times New Roman" w:cs="Times New Roman"/>
+          <w:color w:val="385623" w:themeColor="accent6" w:themeShade="80"/>
+          <w:sz w:val="28"/>
+          <w:szCs w:val="28"/>
+        </w:rPr>
+        <w:t xml:space="preserve"> — </w:t>
+      </w:r>
+      <w:r>
+        <w:rPr>
+          <w:rFonts w:ascii="Times New Roman" w:hAnsi="Times New Roman" w:cs="Times New Roman"/>
+          <w:color w:val="385623" w:themeColor="accent6" w:themeShade="80"/>
+          <w:sz w:val="28"/>
+          <w:szCs w:val="28"/>
+        </w:rPr>
+        <w:t>отформатированный текст</w:t>
+      </w:r>
+      <w:r>
+        <w:rPr>
+          <w:rFonts w:ascii="Times New Roman" w:hAnsi="Times New Roman" w:cs="Times New Roman"/>
+          <w:color w:val="385623" w:themeColor="accent6" w:themeShade="80"/>
+          <w:sz w:val="28"/>
+          <w:szCs w:val="28"/>
+        </w:rPr>
+        <w:t>. Это решает ключевую проблему встроенных шаблонов: больше не нужно «вставлять вслепую», чтобы понять, подходит ли шаблон.</w:t>
+      </w:r>
+    </w:p>
+    <w:p>
+      <w:pPr>
+        <w:pStyle w:val="a3"/>
+        <w:numPr>
+          <w:ilvl w:val="0"/>
+          <w:numId w:val="7"/>
+        </w:numPr>
+        <w:spacing w:after="0" w:line="360" w:lineRule="auto"/>
+        <w:ind w:left="0" w:firstLine="1069"/>
+        <w:jc w:val="both"/>
+        <w:rPr>
+          <w:rFonts w:ascii="Times New Roman" w:hAnsi="Times New Roman" w:cs="Times New Roman"/>
+          <w:color w:val="385623" w:themeColor="accent6" w:themeShade="80"/>
+          <w:sz w:val="28"/>
+          <w:szCs w:val="28"/>
+        </w:rPr>
+      </w:pPr>
+      <w:r>
+        <w:rPr>
+          <w:rFonts w:ascii="Times New Roman" w:hAnsi="Times New Roman" w:cs="Times New Roman"/>
+          <w:color w:val="385623" w:themeColor="accent6" w:themeShade="80"/>
+          <w:sz w:val="28"/>
+          <w:szCs w:val="28"/>
+        </w:rPr>
+        <w:t>Обеспечена интеграция фрагментов кода и теоретических материалов в едином интерфейсе .</w:t>
+      </w:r>
+      <w:proofErr w:type="spellStart"/>
+      <w:r>
+        <w:rPr>
+          <w:rFonts w:ascii="Times New Roman" w:hAnsi="Times New Roman" w:cs="Times New Roman"/>
+          <w:color w:val="385623" w:themeColor="accent6" w:themeShade="80"/>
+          <w:sz w:val="28"/>
+          <w:szCs w:val="28"/>
+        </w:rPr>
+        <w:t>st</w:t>
+      </w:r>
+      <w:proofErr w:type="spellEnd"/>
+      <w:r>
+        <w:rPr>
+          <w:rFonts w:ascii="Times New Roman" w:hAnsi="Times New Roman" w:cs="Times New Roman"/>
+          <w:color w:val="385623" w:themeColor="accent6" w:themeShade="80"/>
+          <w:sz w:val="28"/>
+          <w:szCs w:val="28"/>
+        </w:rPr>
+        <w:t>-файлы (шаблоны кода) и .</w:t>
+      </w:r>
+      <w:proofErr w:type="spellStart"/>
+      <w:r>
+        <w:rPr>
+          <w:rFonts w:ascii="Times New Roman" w:hAnsi="Times New Roman" w:cs="Times New Roman"/>
+          <w:color w:val="385623" w:themeColor="accent6" w:themeShade="80"/>
+          <w:sz w:val="28"/>
+          <w:szCs w:val="28"/>
+        </w:rPr>
+        <w:t>md</w:t>
+      </w:r>
+      <w:proofErr w:type="spellEnd"/>
+      <w:r>
+        <w:rPr>
+          <w:rFonts w:ascii="Times New Roman" w:hAnsi="Times New Roman" w:cs="Times New Roman"/>
+          <w:color w:val="385623" w:themeColor="accent6" w:themeShade="80"/>
+          <w:sz w:val="28"/>
+          <w:szCs w:val="28"/>
+        </w:rPr>
+        <w:t>-файлы (конспекты, пояснения, примеры) сосуществуют в одной структуре: например, папка «Python/</w:t>
+      </w:r>
+      <w:proofErr w:type="spellStart"/>
+      <w:r>
+        <w:rPr>
+          <w:rFonts w:ascii="Times New Roman" w:hAnsi="Times New Roman" w:cs="Times New Roman"/>
+          <w:color w:val="385623" w:themeColor="accent6" w:themeShade="80"/>
+          <w:sz w:val="28"/>
+          <w:szCs w:val="28"/>
+        </w:rPr>
+        <w:t>NumPy</w:t>
+      </w:r>
+      <w:proofErr w:type="spellEnd"/>
+      <w:r>
+        <w:rPr>
+          <w:rFonts w:ascii="Times New Roman" w:hAnsi="Times New Roman" w:cs="Times New Roman"/>
+          <w:color w:val="385623" w:themeColor="accent6" w:themeShade="80"/>
+          <w:sz w:val="28"/>
+          <w:szCs w:val="28"/>
+        </w:rPr>
+        <w:t>» может содержать шаблон .</w:t>
+      </w:r>
+      <w:proofErr w:type="spellStart"/>
+      <w:r>
+        <w:rPr>
+          <w:rFonts w:ascii="Times New Roman" w:hAnsi="Times New Roman" w:cs="Times New Roman"/>
+          <w:color w:val="385623" w:themeColor="accent6" w:themeShade="80"/>
+          <w:sz w:val="28"/>
+          <w:szCs w:val="28"/>
+        </w:rPr>
+        <w:t>st</w:t>
+      </w:r>
+      <w:proofErr w:type="spellEnd"/>
+      <w:r>
+        <w:rPr>
+          <w:rFonts w:ascii="Times New Roman" w:hAnsi="Times New Roman" w:cs="Times New Roman"/>
+          <w:color w:val="385623" w:themeColor="accent6" w:themeShade="80"/>
+          <w:sz w:val="28"/>
+          <w:szCs w:val="28"/>
+        </w:rPr>
+        <w:t xml:space="preserve"> для </w:t>
+      </w:r>
+      <w:proofErr w:type="spellStart"/>
+      <w:proofErr w:type="gramStart"/>
+      <w:r>
+        <w:rPr>
+          <w:rFonts w:ascii="Times New Roman" w:hAnsi="Times New Roman" w:cs="Times New Roman"/>
+          <w:color w:val="385623" w:themeColor="accent6" w:themeShade="80"/>
+          <w:sz w:val="28"/>
+          <w:szCs w:val="28"/>
+        </w:rPr>
+        <w:t>np.array</w:t>
+      </w:r>
+      <w:proofErr w:type="spellEnd"/>
+      <w:proofErr w:type="gramEnd"/>
+      <w:r>
+        <w:rPr>
+          <w:rFonts w:ascii="Times New Roman" w:hAnsi="Times New Roman" w:cs="Times New Roman"/>
+          <w:color w:val="385623" w:themeColor="accent6" w:themeShade="80"/>
+          <w:sz w:val="28"/>
+          <w:szCs w:val="28"/>
+        </w:rPr>
+        <w:t>() и связанный .</w:t>
+      </w:r>
+      <w:proofErr w:type="spellStart"/>
+      <w:r>
+        <w:rPr>
+          <w:rFonts w:ascii="Times New Roman" w:hAnsi="Times New Roman" w:cs="Times New Roman"/>
+          <w:color w:val="385623" w:themeColor="accent6" w:themeShade="80"/>
+          <w:sz w:val="28"/>
+          <w:szCs w:val="28"/>
+        </w:rPr>
+        <w:t>md</w:t>
+      </w:r>
+      <w:proofErr w:type="spellEnd"/>
+      <w:r>
+        <w:rPr>
+          <w:rFonts w:ascii="Times New Roman" w:hAnsi="Times New Roman" w:cs="Times New Roman"/>
+          <w:color w:val="385623" w:themeColor="accent6" w:themeShade="80"/>
+          <w:sz w:val="28"/>
+          <w:szCs w:val="28"/>
+        </w:rPr>
+        <w:t>-конспект с описанием параметров и примерами. Это создаёт целостную «карту знаний», где практика и теория — рядом.</w:t>
+      </w:r>
+    </w:p>
+    <w:p>
+      <w:pPr>
+        <w:pStyle w:val="a3"/>
+        <w:numPr>
+          <w:ilvl w:val="0"/>
+          <w:numId w:val="7"/>
+        </w:numPr>
+        <w:spacing w:after="0" w:line="360" w:lineRule="auto"/>
+        <w:ind w:left="0" w:firstLine="1069"/>
+        <w:jc w:val="both"/>
+        <w:rPr>
+          <w:rFonts w:ascii="Times New Roman" w:hAnsi="Times New Roman" w:cs="Times New Roman"/>
+          <w:color w:val="385623" w:themeColor="accent6" w:themeShade="80"/>
+          <w:sz w:val="28"/>
+          <w:szCs w:val="28"/>
+        </w:rPr>
+      </w:pPr>
+      <w:r>
+        <w:rPr>
+          <w:rFonts w:ascii="Times New Roman" w:hAnsi="Times New Roman" w:cs="Times New Roman"/>
+          <w:color w:val="385623" w:themeColor="accent6" w:themeShade="80"/>
+          <w:sz w:val="28"/>
+          <w:szCs w:val="28"/>
+        </w:rPr>
+        <w:t xml:space="preserve">Обеспечена кроссплатформенная работа без привязки к IDE или ОС. Приложение работает под Windows, Linux и </w:t>
+      </w:r>
+      <w:proofErr w:type="spellStart"/>
+      <w:r>
+        <w:rPr>
+          <w:rFonts w:ascii="Times New Roman" w:hAnsi="Times New Roman" w:cs="Times New Roman"/>
+          <w:color w:val="385623" w:themeColor="accent6" w:themeShade="80"/>
+          <w:sz w:val="28"/>
+          <w:szCs w:val="28"/>
+        </w:rPr>
+        <w:t>macOS</w:t>
+      </w:r>
+      <w:proofErr w:type="spellEnd"/>
+      <w:r>
+        <w:rPr>
+          <w:rFonts w:ascii="Times New Roman" w:hAnsi="Times New Roman" w:cs="Times New Roman"/>
+          <w:color w:val="385623" w:themeColor="accent6" w:themeShade="80"/>
+          <w:sz w:val="28"/>
+          <w:szCs w:val="28"/>
+        </w:rPr>
+        <w:t xml:space="preserve"> без изменений — благодаря PySide6 и Python. Оно не требует установки дополнительных СУБД или сред разработки и не зависит от конкретного языка: шаблоны 1С, Python, SQL — в одном месте. Это делает его универсальным спутником разработчика вне проекта и IDE.</w:t>
+      </w:r>
+    </w:p>
+    <w:p>
+      <w:pPr>
+        <w:pStyle w:val="a3"/>
+        <w:numPr>
+          <w:ilvl w:val="0"/>
+          <w:numId w:val="7"/>
+        </w:numPr>
+        <w:spacing w:after="0" w:line="360" w:lineRule="auto"/>
+        <w:ind w:left="0" w:firstLine="1069"/>
+        <w:jc w:val="both"/>
+        <w:rPr>
+          <w:rFonts w:ascii="Times New Roman" w:hAnsi="Times New Roman" w:cs="Times New Roman"/>
+          <w:color w:val="385623" w:themeColor="accent6" w:themeShade="80"/>
+          <w:sz w:val="28"/>
+          <w:szCs w:val="28"/>
+        </w:rPr>
+      </w:pPr>
+      <w:r>
+        <w:rPr>
+          <w:rFonts w:ascii="Times New Roman" w:hAnsi="Times New Roman" w:cs="Times New Roman"/>
+          <w:color w:val="385623" w:themeColor="accent6" w:themeShade="80"/>
+          <w:sz w:val="28"/>
+          <w:szCs w:val="28"/>
+        </w:rPr>
+        <w:t xml:space="preserve">Реализована фоновая обработка данных для минимизации простоев. </w:t>
+      </w:r>
+      <w:proofErr w:type="spellStart"/>
+      <w:r>
+        <w:rPr>
+          <w:rFonts w:ascii="Times New Roman" w:hAnsi="Times New Roman" w:cs="Times New Roman"/>
+          <w:color w:val="385623" w:themeColor="accent6" w:themeShade="80"/>
+          <w:sz w:val="28"/>
+          <w:szCs w:val="28"/>
+        </w:rPr>
+        <w:t>Парсинг</w:t>
+      </w:r>
+      <w:proofErr w:type="spellEnd"/>
+      <w:r>
+        <w:rPr>
+          <w:rFonts w:ascii="Times New Roman" w:hAnsi="Times New Roman" w:cs="Times New Roman"/>
+          <w:color w:val="385623" w:themeColor="accent6" w:themeShade="80"/>
+          <w:sz w:val="28"/>
+          <w:szCs w:val="28"/>
+        </w:rPr>
+        <w:t xml:space="preserve">, обновление кэша, наблюдение за файлами — всё происходит в фоне (модуль </w:t>
+      </w:r>
+      <w:proofErr w:type="spellStart"/>
+      <w:r>
+        <w:rPr>
+          <w:rFonts w:ascii="Times New Roman" w:hAnsi="Times New Roman" w:cs="Times New Roman"/>
+          <w:color w:val="385623" w:themeColor="accent6" w:themeShade="80"/>
+          <w:sz w:val="28"/>
+          <w:szCs w:val="28"/>
+        </w:rPr>
+        <w:t>BackgroundParser</w:t>
+      </w:r>
+      <w:proofErr w:type="spellEnd"/>
+      <w:r>
+        <w:rPr>
+          <w:rFonts w:ascii="Times New Roman" w:hAnsi="Times New Roman" w:cs="Times New Roman"/>
+          <w:color w:val="385623" w:themeColor="accent6" w:themeShade="80"/>
+          <w:sz w:val="28"/>
+          <w:szCs w:val="28"/>
+        </w:rPr>
+        <w:t xml:space="preserve">, </w:t>
+      </w:r>
+      <w:proofErr w:type="spellStart"/>
+      <w:r>
+        <w:rPr>
+          <w:rFonts w:ascii="Times New Roman" w:hAnsi="Times New Roman" w:cs="Times New Roman"/>
+          <w:color w:val="385623" w:themeColor="accent6" w:themeShade="80"/>
+          <w:sz w:val="28"/>
+          <w:szCs w:val="28"/>
+        </w:rPr>
+        <w:t>FileWatcher</w:t>
+      </w:r>
+      <w:proofErr w:type="spellEnd"/>
+      <w:r>
+        <w:rPr>
+          <w:rFonts w:ascii="Times New Roman" w:hAnsi="Times New Roman" w:cs="Times New Roman"/>
+          <w:color w:val="385623" w:themeColor="accent6" w:themeShade="80"/>
+          <w:sz w:val="28"/>
+          <w:szCs w:val="28"/>
+        </w:rPr>
+        <w:t xml:space="preserve">, </w:t>
+      </w:r>
+      <w:proofErr w:type="spellStart"/>
+      <w:r>
+        <w:rPr>
+          <w:rFonts w:ascii="Times New Roman" w:hAnsi="Times New Roman" w:cs="Times New Roman"/>
+          <w:color w:val="385623" w:themeColor="accent6" w:themeShade="80"/>
+          <w:sz w:val="28"/>
+          <w:szCs w:val="28"/>
+        </w:rPr>
+        <w:t>ContentCache</w:t>
+      </w:r>
+      <w:proofErr w:type="spellEnd"/>
+      <w:r>
+        <w:rPr>
+          <w:rFonts w:ascii="Times New Roman" w:hAnsi="Times New Roman" w:cs="Times New Roman"/>
+          <w:color w:val="385623" w:themeColor="accent6" w:themeShade="80"/>
+          <w:sz w:val="28"/>
+          <w:szCs w:val="28"/>
+        </w:rPr>
+        <w:t>). Интерфейс остаётся отзывчивым даже при загрузке десятков файлов. Были устранены ошибки синхронизации: после изменений файлов дерево и содержимое обновляются корректно и почти мгновенно.</w:t>
+      </w:r>
+    </w:p>
+    <w:p>
+      <w:pPr>
+        <w:pStyle w:val="a3"/>
+        <w:numPr>
+          <w:ilvl w:val="0"/>
+          <w:numId w:val="7"/>
+        </w:numPr>
+        <w:spacing w:after="0" w:line="360" w:lineRule="auto"/>
+        <w:ind w:left="0" w:firstLine="1069"/>
+        <w:jc w:val="both"/>
+        <w:rPr>
+          <w:rFonts w:ascii="Times New Roman" w:hAnsi="Times New Roman" w:cs="Times New Roman"/>
+          <w:color w:val="385623" w:themeColor="accent6" w:themeShade="80"/>
+          <w:sz w:val="28"/>
+          <w:szCs w:val="28"/>
+        </w:rPr>
+      </w:pPr>
+      <w:r>
+        <w:rPr>
+          <w:rFonts w:ascii="Times New Roman" w:hAnsi="Times New Roman" w:cs="Times New Roman"/>
+          <w:color w:val="385623" w:themeColor="accent6" w:themeShade="80"/>
+          <w:sz w:val="28"/>
+          <w:szCs w:val="28"/>
+        </w:rPr>
+        <w:lastRenderedPageBreak/>
+        <w:t xml:space="preserve">Создан простой и удобный интерфейс с минимальной когнитивной нагрузкой. Интерфейс не перегружен: боковая панель — для навигации по структуре, центр — для просмотра/редактирования, стартовая панель — для запуска инструментов (VS Code, браузер и др.). Подсветка синтаксиса, предпросмотр </w:t>
+      </w:r>
+      <w:proofErr w:type="spellStart"/>
+      <w:r>
+        <w:rPr>
+          <w:rFonts w:ascii="Times New Roman" w:hAnsi="Times New Roman" w:cs="Times New Roman"/>
+          <w:color w:val="385623" w:themeColor="accent6" w:themeShade="80"/>
+          <w:sz w:val="28"/>
+          <w:szCs w:val="28"/>
+        </w:rPr>
+        <w:t>Markdown</w:t>
+      </w:r>
+      <w:proofErr w:type="spellEnd"/>
+      <w:r>
+        <w:rPr>
+          <w:rFonts w:ascii="Times New Roman" w:hAnsi="Times New Roman" w:cs="Times New Roman"/>
+          <w:color w:val="385623" w:themeColor="accent6" w:themeShade="80"/>
+          <w:sz w:val="28"/>
+          <w:szCs w:val="28"/>
+        </w:rPr>
+        <w:t xml:space="preserve">, отсутствие кнопок </w:t>
+      </w:r>
+      <w:r>
+        <w:rPr>
+          <w:rFonts w:ascii="Times New Roman" w:hAnsi="Times New Roman" w:cs="Times New Roman"/>
+          <w:color w:val="385623" w:themeColor="accent6" w:themeShade="80"/>
+          <w:sz w:val="28"/>
+          <w:szCs w:val="28"/>
+        </w:rPr>
+        <w:t xml:space="preserve">без действия </w:t>
+      </w:r>
+      <w:r>
+        <w:rPr>
+          <w:rFonts w:ascii="Times New Roman" w:hAnsi="Times New Roman" w:cs="Times New Roman"/>
+          <w:color w:val="385623" w:themeColor="accent6" w:themeShade="80"/>
+          <w:sz w:val="28"/>
+          <w:szCs w:val="28"/>
+        </w:rPr>
+        <w:t>— всё направлено на снижение усилий при работе.</w:t>
+      </w:r>
+    </w:p>
+    <w:p>
+      <w:pPr>
+        <w:pStyle w:val="a3"/>
+        <w:numPr>
+          <w:ilvl w:val="0"/>
+          <w:numId w:val="7"/>
+        </w:numPr>
+        <w:spacing w:after="0" w:line="360" w:lineRule="auto"/>
+        <w:ind w:left="0" w:firstLine="1069"/>
+        <w:jc w:val="both"/>
+        <w:rPr>
+          <w:rFonts w:ascii="Times New Roman" w:hAnsi="Times New Roman" w:cs="Times New Roman"/>
+          <w:color w:val="385623" w:themeColor="accent6" w:themeShade="80"/>
+          <w:sz w:val="28"/>
+          <w:szCs w:val="28"/>
+        </w:rPr>
+      </w:pPr>
+      <w:r>
+        <w:rPr>
+          <w:rFonts w:ascii="Times New Roman" w:hAnsi="Times New Roman" w:cs="Times New Roman"/>
+          <w:color w:val="385623" w:themeColor="accent6" w:themeShade="80"/>
+          <w:sz w:val="28"/>
+          <w:szCs w:val="28"/>
+        </w:rPr>
+        <w:t>Проведено всестороннее тестирование реализованного решения. Система проверена на всех уровнях:</w:t>
       </w:r>
     </w:p>
     <w:p>
@@ -1586,17 +3112,19 @@
         <w:jc w:val="both"/>
         <w:rPr>
           <w:rFonts w:ascii="Times New Roman" w:hAnsi="Times New Roman" w:cs="Times New Roman"/>
-          <w:sz w:val="28"/>
-          <w:szCs w:val="28"/>
-        </w:rPr>
-      </w:pPr>
-      <w:r>
-        <w:rPr>
-          <w:rFonts w:ascii="Times New Roman" w:hAnsi="Times New Roman" w:cs="Times New Roman"/>
-          <w:sz w:val="28"/>
-          <w:szCs w:val="28"/>
-        </w:rPr>
-        <w:t>1. Разработана архитектура средства, которая объединяет три важных свойства:</w:t>
+          <w:color w:val="385623" w:themeColor="accent6" w:themeShade="80"/>
+          <w:sz w:val="28"/>
+          <w:szCs w:val="28"/>
+        </w:rPr>
+      </w:pPr>
+      <w:r>
+        <w:rPr>
+          <w:rFonts w:ascii="Times New Roman" w:hAnsi="Times New Roman" w:cs="Times New Roman"/>
+          <w:color w:val="385623" w:themeColor="accent6" w:themeShade="80"/>
+          <w:sz w:val="28"/>
+          <w:szCs w:val="28"/>
+        </w:rPr>
+        <w:t>— модульные тесты — для парсеров, моделей, менеджеров;</w:t>
       </w:r>
     </w:p>
     <w:p>
@@ -1606,18 +3134,39 @@
         <w:jc w:val="both"/>
         <w:rPr>
           <w:rFonts w:ascii="Times New Roman" w:hAnsi="Times New Roman" w:cs="Times New Roman"/>
-          <w:sz w:val="28"/>
-          <w:szCs w:val="28"/>
-        </w:rPr>
-      </w:pPr>
-      <w:r>
-        <w:rPr>
-          <w:rFonts w:ascii="Times New Roman" w:hAnsi="Times New Roman" w:cs="Times New Roman"/>
-          <w:sz w:val="28"/>
-          <w:szCs w:val="28"/>
-        </w:rPr>
-        <w:lastRenderedPageBreak/>
-        <w:t>— Иерархическое дерево для навигации (всё организовано по темам),</w:t>
+          <w:color w:val="385623" w:themeColor="accent6" w:themeShade="80"/>
+          <w:sz w:val="28"/>
+          <w:szCs w:val="28"/>
+        </w:rPr>
+      </w:pPr>
+      <w:r>
+        <w:rPr>
+          <w:rFonts w:ascii="Times New Roman" w:hAnsi="Times New Roman" w:cs="Times New Roman"/>
+          <w:color w:val="385623" w:themeColor="accent6" w:themeShade="80"/>
+          <w:sz w:val="28"/>
+          <w:szCs w:val="28"/>
+        </w:rPr>
+        <w:t>— интеграционные — для связки «парсер → модель → UI», «</w:t>
+      </w:r>
+      <w:proofErr w:type="spellStart"/>
+      <w:r>
+        <w:rPr>
+          <w:rFonts w:ascii="Times New Roman" w:hAnsi="Times New Roman" w:cs="Times New Roman"/>
+          <w:color w:val="385623" w:themeColor="accent6" w:themeShade="80"/>
+          <w:sz w:val="28"/>
+          <w:szCs w:val="28"/>
+        </w:rPr>
+        <w:t>FileWatcher</w:t>
+      </w:r>
+      <w:proofErr w:type="spellEnd"/>
+      <w:r>
+        <w:rPr>
+          <w:rFonts w:ascii="Times New Roman" w:hAnsi="Times New Roman" w:cs="Times New Roman"/>
+          <w:color w:val="385623" w:themeColor="accent6" w:themeShade="80"/>
+          <w:sz w:val="28"/>
+          <w:szCs w:val="28"/>
+        </w:rPr>
+        <w:t xml:space="preserve"> → кэш»;</w:t>
       </w:r>
     </w:p>
     <w:p>
@@ -1627,17 +3176,19 @@
         <w:jc w:val="both"/>
         <w:rPr>
           <w:rFonts w:ascii="Times New Roman" w:hAnsi="Times New Roman" w:cs="Times New Roman"/>
-          <w:sz w:val="28"/>
-          <w:szCs w:val="28"/>
-        </w:rPr>
-      </w:pPr>
-      <w:r>
-        <w:rPr>
-          <w:rFonts w:ascii="Times New Roman" w:hAnsi="Times New Roman" w:cs="Times New Roman"/>
-          <w:sz w:val="28"/>
-          <w:szCs w:val="28"/>
-        </w:rPr>
-        <w:t>— Возможность предварительного просмотра (можно увидеть содержимое шаблона или раздела, не открывая его),</w:t>
+          <w:color w:val="385623" w:themeColor="accent6" w:themeShade="80"/>
+          <w:sz w:val="28"/>
+          <w:szCs w:val="28"/>
+        </w:rPr>
+      </w:pPr>
+      <w:r>
+        <w:rPr>
+          <w:rFonts w:ascii="Times New Roman" w:hAnsi="Times New Roman" w:cs="Times New Roman"/>
+          <w:color w:val="385623" w:themeColor="accent6" w:themeShade="80"/>
+          <w:sz w:val="28"/>
+          <w:szCs w:val="28"/>
+        </w:rPr>
+        <w:t>— функциональные — для сценариев пользователя (создание, редактирование, запуск);</w:t>
       </w:r>
     </w:p>
     <w:p>
@@ -1647,17 +3198,19 @@
         <w:jc w:val="both"/>
         <w:rPr>
           <w:rFonts w:ascii="Times New Roman" w:hAnsi="Times New Roman" w:cs="Times New Roman"/>
-          <w:sz w:val="28"/>
-          <w:szCs w:val="28"/>
-        </w:rPr>
-      </w:pPr>
-      <w:r>
-        <w:rPr>
-          <w:rFonts w:ascii="Times New Roman" w:hAnsi="Times New Roman" w:cs="Times New Roman"/>
-          <w:sz w:val="28"/>
-          <w:szCs w:val="28"/>
-        </w:rPr>
-        <w:t>— Единое хранение кода и документации (фрагменты и пояснения к ним находятся рядом, в одной структуре).</w:t>
+          <w:color w:val="385623" w:themeColor="accent6" w:themeShade="80"/>
+          <w:sz w:val="28"/>
+          <w:szCs w:val="28"/>
+        </w:rPr>
+      </w:pPr>
+      <w:r>
+        <w:rPr>
+          <w:rFonts w:ascii="Times New Roman" w:hAnsi="Times New Roman" w:cs="Times New Roman"/>
+          <w:color w:val="385623" w:themeColor="accent6" w:themeShade="80"/>
+          <w:sz w:val="28"/>
+          <w:szCs w:val="28"/>
+        </w:rPr>
+        <w:t>— нагрузочные — с десятками файлов, быстрыми изменениями, длительной работой.</w:t>
       </w:r>
     </w:p>
     <w:p>
@@ -1667,17 +3220,95 @@
         <w:jc w:val="both"/>
         <w:rPr>
           <w:rFonts w:ascii="Times New Roman" w:hAnsi="Times New Roman" w:cs="Times New Roman"/>
-          <w:sz w:val="28"/>
-          <w:szCs w:val="28"/>
-        </w:rPr>
-      </w:pPr>
-      <w:r>
-        <w:rPr>
-          <w:rFonts w:ascii="Times New Roman" w:hAnsi="Times New Roman" w:cs="Times New Roman"/>
-          <w:sz w:val="28"/>
-          <w:szCs w:val="28"/>
-        </w:rPr>
-        <w:t>Это устраняет главные недостатки существующих решений: например, в IDE нельзя посмотреть, что внутри шаблона, не вставив его; в Notion или Obsidian удобно писать конспекты, но неудобно хранить десятки мелких шаблонов; в обычной папке — всё «лежит в куче» и неструктурированно. Новое средство сочетает преимущества всех подходов, но без их слабых мест.</w:t>
+          <w:color w:val="385623" w:themeColor="accent6" w:themeShade="80"/>
+          <w:sz w:val="28"/>
+          <w:szCs w:val="28"/>
+        </w:rPr>
+      </w:pPr>
+      <w:r>
+        <w:rPr>
+          <w:rFonts w:ascii="Times New Roman" w:hAnsi="Times New Roman" w:cs="Times New Roman"/>
+          <w:color w:val="385623" w:themeColor="accent6" w:themeShade="80"/>
+          <w:sz w:val="28"/>
+          <w:szCs w:val="28"/>
+        </w:rPr>
+        <w:t>Все выявленные ошибки</w:t>
+      </w:r>
+      <w:r>
+        <w:rPr>
+          <w:rFonts w:ascii="Times New Roman" w:hAnsi="Times New Roman" w:cs="Times New Roman"/>
+          <w:color w:val="385623" w:themeColor="accent6" w:themeShade="80"/>
+          <w:sz w:val="28"/>
+          <w:szCs w:val="28"/>
+        </w:rPr>
+        <w:t>:</w:t>
+      </w:r>
+      <w:r>
+        <w:rPr>
+          <w:rFonts w:ascii="Times New Roman" w:hAnsi="Times New Roman" w:cs="Times New Roman"/>
+          <w:color w:val="385623" w:themeColor="accent6" w:themeShade="80"/>
+          <w:sz w:val="28"/>
+          <w:szCs w:val="28"/>
+        </w:rPr>
+        <w:t xml:space="preserve"> </w:t>
+      </w:r>
+      <w:proofErr w:type="spellStart"/>
+      <w:r>
+        <w:rPr>
+          <w:rFonts w:ascii="Times New Roman" w:hAnsi="Times New Roman" w:cs="Times New Roman"/>
+          <w:color w:val="385623" w:themeColor="accent6" w:themeShade="80"/>
+          <w:sz w:val="28"/>
+          <w:szCs w:val="28"/>
+        </w:rPr>
+        <w:t>парсинг</w:t>
+      </w:r>
+      <w:proofErr w:type="spellEnd"/>
+      <w:r>
+        <w:rPr>
+          <w:rFonts w:ascii="Times New Roman" w:hAnsi="Times New Roman" w:cs="Times New Roman"/>
+          <w:color w:val="385623" w:themeColor="accent6" w:themeShade="80"/>
+          <w:sz w:val="28"/>
+          <w:szCs w:val="28"/>
+        </w:rPr>
+        <w:t xml:space="preserve"> некорректных .</w:t>
+      </w:r>
+      <w:proofErr w:type="spellStart"/>
+      <w:r>
+        <w:rPr>
+          <w:rFonts w:ascii="Times New Roman" w:hAnsi="Times New Roman" w:cs="Times New Roman"/>
+          <w:color w:val="385623" w:themeColor="accent6" w:themeShade="80"/>
+          <w:sz w:val="28"/>
+          <w:szCs w:val="28"/>
+        </w:rPr>
+        <w:t>st</w:t>
+      </w:r>
+      <w:proofErr w:type="spellEnd"/>
+      <w:r>
+        <w:rPr>
+          <w:rFonts w:ascii="Times New Roman" w:hAnsi="Times New Roman" w:cs="Times New Roman"/>
+          <w:color w:val="385623" w:themeColor="accent6" w:themeShade="80"/>
+          <w:sz w:val="28"/>
+          <w:szCs w:val="28"/>
+        </w:rPr>
+        <w:t>, рассогласование кэша, задержки UI</w:t>
+      </w:r>
+      <w:r>
+        <w:rPr>
+          <w:rFonts w:ascii="Times New Roman" w:hAnsi="Times New Roman" w:cs="Times New Roman"/>
+          <w:color w:val="385623" w:themeColor="accent6" w:themeShade="80"/>
+          <w:sz w:val="28"/>
+          <w:szCs w:val="28"/>
+        </w:rPr>
+        <w:t xml:space="preserve"> </w:t>
+      </w:r>
+      <w:r>
+        <w:rPr>
+          <w:rFonts w:ascii="Times New Roman" w:hAnsi="Times New Roman" w:cs="Times New Roman"/>
+          <w:color w:val="385623" w:themeColor="accent6" w:themeShade="80"/>
+          <w:sz w:val="28"/>
+          <w:szCs w:val="28"/>
+        </w:rPr>
+        <w:t>были устранены. Критических сбоев и потерь данных не зафиксировано.</w:t>
       </w:r>
     </w:p>
     <w:p>
@@ -1697,268 +3328,43 @@
           <w:sz w:val="28"/>
           <w:szCs w:val="28"/>
         </w:rPr>
-        <w:t>2. Реализована система автоматического анализа файлов, которая «понимает» содержимое .st и .md. Вместо простого отображения файла как набора строк, приложение строит по нему логическую структуру — дерево с разделами, подразделами, шаблонами. Благодаря этому пользователь может быстро перейти к нужному фрагменту, даже если не помнит точного названия файла. Это работает как «умный поиск» по смыслу, а не по имени — и существенно ускоряет работу.</w:t>
-      </w:r>
-    </w:p>
-    <w:p>
-      <w:pPr>
-        <w:spacing w:after="0" w:line="360" w:lineRule="auto"/>
-        <w:ind w:firstLine="709"/>
-        <w:jc w:val="both"/>
-        <w:rPr>
-          <w:rFonts w:ascii="Times New Roman" w:hAnsi="Times New Roman" w:cs="Times New Roman"/>
-          <w:sz w:val="28"/>
-          <w:szCs w:val="28"/>
-        </w:rPr>
-      </w:pPr>
-      <w:r>
-        <w:rPr>
-          <w:rFonts w:ascii="Times New Roman" w:hAnsi="Times New Roman" w:cs="Times New Roman"/>
-          <w:sz w:val="28"/>
-          <w:szCs w:val="28"/>
-        </w:rPr>
-        <w:t>3. Обеспечена фоновая обработка — система не «зависает» во время загрузки или обновления. Когда вы добавляете новые файлы или редактируете старые, анализ происходит в фоне, интерфейс остаётся отзывчивым, а изменения отражаются почти мгновенно. Были устранены случаи, когда дерево отставало от реального содержимого файлов: теперь всё синхронизировано корректно. Это особенно важно при работе с большими коллекциями — приложение не теряет скорости.</w:t>
-      </w:r>
-    </w:p>
-    <w:p>
-      <w:pPr>
-        <w:spacing w:after="0" w:line="360" w:lineRule="auto"/>
-        <w:ind w:firstLine="709"/>
-        <w:jc w:val="both"/>
-        <w:rPr>
-          <w:rFonts w:ascii="Times New Roman" w:hAnsi="Times New Roman" w:cs="Times New Roman"/>
-          <w:sz w:val="28"/>
-          <w:szCs w:val="28"/>
-        </w:rPr>
-      </w:pPr>
-      <w:r>
-        <w:rPr>
-          <w:rFonts w:ascii="Times New Roman" w:hAnsi="Times New Roman" w:cs="Times New Roman"/>
-          <w:sz w:val="28"/>
-          <w:szCs w:val="28"/>
-        </w:rPr>
-        <w:t>4. Реализован простой и удобный интерфейс, ориентированный на повседневные задачи:</w:t>
-      </w:r>
-    </w:p>
-    <w:p>
-      <w:pPr>
-        <w:spacing w:after="0" w:line="360" w:lineRule="auto"/>
-        <w:ind w:firstLine="709"/>
-        <w:jc w:val="both"/>
-        <w:rPr>
-          <w:rFonts w:ascii="Times New Roman" w:hAnsi="Times New Roman" w:cs="Times New Roman"/>
-          <w:sz w:val="28"/>
-          <w:szCs w:val="28"/>
-        </w:rPr>
-      </w:pPr>
-      <w:r>
-        <w:rPr>
-          <w:rFonts w:ascii="Times New Roman" w:hAnsi="Times New Roman" w:cs="Times New Roman"/>
-          <w:sz w:val="28"/>
-          <w:szCs w:val="28"/>
-        </w:rPr>
-        <w:t>— Боковая панель показывает структуру ваших материалов — как в проводнике, но с учётом содержимого, а не просто имён файлов;</w:t>
-      </w:r>
-    </w:p>
-    <w:p>
-      <w:pPr>
-        <w:spacing w:after="0" w:line="360" w:lineRule="auto"/>
-        <w:ind w:firstLine="709"/>
-        <w:jc w:val="both"/>
-        <w:rPr>
-          <w:rFonts w:ascii="Times New Roman" w:hAnsi="Times New Roman" w:cs="Times New Roman"/>
-          <w:sz w:val="28"/>
-          <w:szCs w:val="28"/>
-        </w:rPr>
-      </w:pPr>
-      <w:r>
-        <w:rPr>
-          <w:rFonts w:ascii="Times New Roman" w:hAnsi="Times New Roman" w:cs="Times New Roman"/>
-          <w:sz w:val="28"/>
-          <w:szCs w:val="28"/>
-        </w:rPr>
-        <w:t>— Редакторы поддерживают подсветку синтаксиса для кода и Markdown, можно сразу редактировать без переключения в другие программы;</w:t>
-      </w:r>
-    </w:p>
-    <w:p>
-      <w:pPr>
-        <w:spacing w:after="0" w:line="360" w:lineRule="auto"/>
-        <w:ind w:firstLine="709"/>
-        <w:jc w:val="both"/>
-        <w:rPr>
-          <w:rFonts w:ascii="Times New Roman" w:hAnsi="Times New Roman" w:cs="Times New Roman"/>
-          <w:sz w:val="28"/>
-          <w:szCs w:val="28"/>
-        </w:rPr>
-      </w:pPr>
-      <w:r>
-        <w:rPr>
-          <w:rFonts w:ascii="Times New Roman" w:hAnsi="Times New Roman" w:cs="Times New Roman"/>
-          <w:sz w:val="28"/>
-          <w:szCs w:val="28"/>
-        </w:rPr>
-        <w:lastRenderedPageBreak/>
-        <w:t>— Стартовая панель позволяет одним кликом запускать часто используемые приложения — VS Code, браузер, Telegram и т.д.</w:t>
-      </w:r>
-    </w:p>
-    <w:p>
-      <w:pPr>
-        <w:spacing w:after="0" w:line="360" w:lineRule="auto"/>
-        <w:ind w:firstLine="709"/>
-        <w:jc w:val="both"/>
-        <w:rPr>
-          <w:rFonts w:ascii="Times New Roman" w:hAnsi="Times New Roman" w:cs="Times New Roman"/>
-          <w:sz w:val="28"/>
-          <w:szCs w:val="28"/>
-        </w:rPr>
-      </w:pPr>
-      <w:r>
-        <w:rPr>
-          <w:rFonts w:ascii="Times New Roman" w:hAnsi="Times New Roman" w:cs="Times New Roman"/>
-          <w:sz w:val="28"/>
-          <w:szCs w:val="28"/>
-        </w:rPr>
-        <w:t>Интерфейс не перегружен функциями: всё, что нужно для работы с фрагментами и конспектами, — под рукой, без лишних действий.</w:t>
-      </w:r>
-    </w:p>
-    <w:p>
-      <w:pPr>
-        <w:spacing w:after="0" w:line="360" w:lineRule="auto"/>
-        <w:ind w:firstLine="709"/>
-        <w:jc w:val="both"/>
-        <w:rPr>
-          <w:rFonts w:ascii="Times New Roman" w:hAnsi="Times New Roman" w:cs="Times New Roman"/>
-          <w:sz w:val="28"/>
-          <w:szCs w:val="28"/>
-        </w:rPr>
-      </w:pPr>
-      <w:r>
-        <w:rPr>
-          <w:rFonts w:ascii="Times New Roman" w:hAnsi="Times New Roman" w:cs="Times New Roman"/>
-          <w:sz w:val="28"/>
-          <w:szCs w:val="28"/>
-        </w:rPr>
-        <w:t>5. Проведено полное тестирование — от отдельных модулей до работы всей системы целиком. Проверялись как типовые сценарии (создание, открытие, редактирование), так и экстремальные: десятки файлов, быстрые изменения, одновременная работа с несколькими вкладками. Были найдены и исправлены ошибки:</w:t>
-      </w:r>
-    </w:p>
-    <w:p>
-      <w:pPr>
-        <w:spacing w:after="0" w:line="360" w:lineRule="auto"/>
-        <w:ind w:firstLine="709"/>
-        <w:jc w:val="both"/>
-        <w:rPr>
-          <w:rFonts w:ascii="Times New Roman" w:hAnsi="Times New Roman" w:cs="Times New Roman"/>
-          <w:sz w:val="28"/>
-          <w:szCs w:val="28"/>
-        </w:rPr>
-      </w:pPr>
-      <w:r>
-        <w:rPr>
-          <w:rFonts w:ascii="Times New Roman" w:hAnsi="Times New Roman" w:cs="Times New Roman"/>
-          <w:sz w:val="28"/>
-          <w:szCs w:val="28"/>
-        </w:rPr>
-        <w:t>— неправильная обработка некорректных .st-файлов,</w:t>
-      </w:r>
-    </w:p>
-    <w:p>
-      <w:pPr>
-        <w:spacing w:after="0" w:line="360" w:lineRule="auto"/>
-        <w:ind w:firstLine="709"/>
-        <w:jc w:val="both"/>
-        <w:rPr>
-          <w:rFonts w:ascii="Times New Roman" w:hAnsi="Times New Roman" w:cs="Times New Roman"/>
-          <w:sz w:val="28"/>
-          <w:szCs w:val="28"/>
-        </w:rPr>
-      </w:pPr>
-      <w:r>
-        <w:rPr>
-          <w:rFonts w:ascii="Times New Roman" w:hAnsi="Times New Roman" w:cs="Times New Roman"/>
-          <w:sz w:val="28"/>
-          <w:szCs w:val="28"/>
-        </w:rPr>
-        <w:t>— рассогласование данных при быстром редактировании,</w:t>
-      </w:r>
-    </w:p>
-    <w:p>
-      <w:pPr>
-        <w:spacing w:after="0" w:line="360" w:lineRule="auto"/>
-        <w:ind w:firstLine="709"/>
-        <w:jc w:val="both"/>
-        <w:rPr>
-          <w:rFonts w:ascii="Times New Roman" w:hAnsi="Times New Roman" w:cs="Times New Roman"/>
-          <w:sz w:val="28"/>
-          <w:szCs w:val="28"/>
-        </w:rPr>
-      </w:pPr>
-      <w:r>
-        <w:rPr>
-          <w:rFonts w:ascii="Times New Roman" w:hAnsi="Times New Roman" w:cs="Times New Roman"/>
-          <w:sz w:val="28"/>
-          <w:szCs w:val="28"/>
-        </w:rPr>
-        <w:t>— устаревание кэша после изменений,</w:t>
-      </w:r>
-    </w:p>
-    <w:p>
-      <w:pPr>
-        <w:spacing w:after="0" w:line="360" w:lineRule="auto"/>
-        <w:ind w:firstLine="709"/>
-        <w:jc w:val="both"/>
-        <w:rPr>
-          <w:rFonts w:ascii="Times New Roman" w:hAnsi="Times New Roman" w:cs="Times New Roman"/>
-          <w:sz w:val="28"/>
-          <w:szCs w:val="28"/>
-        </w:rPr>
-      </w:pPr>
-      <w:r>
-        <w:rPr>
-          <w:rFonts w:ascii="Times New Roman" w:hAnsi="Times New Roman" w:cs="Times New Roman"/>
-          <w:sz w:val="28"/>
-          <w:szCs w:val="28"/>
-        </w:rPr>
-        <w:t>— задержки интерфейса при загрузке больших файлов.</w:t>
-      </w:r>
-    </w:p>
-    <w:p>
-      <w:pPr>
-        <w:spacing w:after="0" w:line="360" w:lineRule="auto"/>
-        <w:ind w:firstLine="709"/>
-        <w:jc w:val="both"/>
-        <w:rPr>
-          <w:rFonts w:ascii="Times New Roman" w:hAnsi="Times New Roman" w:cs="Times New Roman"/>
-          <w:sz w:val="28"/>
-          <w:szCs w:val="28"/>
-        </w:rPr>
-      </w:pPr>
-      <w:r>
-        <w:rPr>
-          <w:rFonts w:ascii="Times New Roman" w:hAnsi="Times New Roman" w:cs="Times New Roman"/>
-          <w:sz w:val="28"/>
-          <w:szCs w:val="28"/>
-        </w:rPr>
-        <w:t>После доработок система стала стабильной: критических сбоев не зафиксировано, данные не теряются, интерфейс отзывчив даже при нагрузке.</w:t>
-      </w:r>
-    </w:p>
-    <w:p>
-      <w:pPr>
-        <w:spacing w:after="0" w:line="360" w:lineRule="auto"/>
-        <w:ind w:firstLine="709"/>
-        <w:jc w:val="both"/>
-        <w:rPr>
-          <w:rFonts w:ascii="Times New Roman" w:hAnsi="Times New Roman" w:cs="Times New Roman"/>
-          <w:sz w:val="28"/>
-          <w:szCs w:val="28"/>
-        </w:rPr>
-      </w:pPr>
-      <w:r>
-        <w:rPr>
-          <w:rFonts w:ascii="Times New Roman" w:hAnsi="Times New Roman" w:cs="Times New Roman"/>
-          <w:sz w:val="28"/>
-          <w:szCs w:val="28"/>
-        </w:rPr>
-        <w:t>Таким образом, разработанное средство заполняет важную нишу: оно не заменяет IDE, не дублирует универсальные системы управления знаниями (например, Notion, Obsidian), а предлагает специализированный, лёгкий и быстрый инструмент именно для систематизации знаний и повторного использования готовых решений. Оно помогает студентам быстрее готовиться к занятиям и экзаменам, а разработчикам — экономить время на рутинных задачах (поиск шаблонов, повторение синтаксиса, переключение между инструментами).</w:t>
+        <w:t xml:space="preserve">Таким образом, разработанное средство заполняет важную нишу: оно не заменяет IDE, не дублирует универсальные системы управления знаниями (например, </w:t>
+      </w:r>
+      <w:proofErr w:type="spellStart"/>
+      <w:r>
+        <w:rPr>
+          <w:rFonts w:ascii="Times New Roman" w:hAnsi="Times New Roman" w:cs="Times New Roman"/>
+          <w:sz w:val="28"/>
+          <w:szCs w:val="28"/>
+        </w:rPr>
+        <w:t>Notion</w:t>
+      </w:r>
+      <w:proofErr w:type="spellEnd"/>
+      <w:r>
+        <w:rPr>
+          <w:rFonts w:ascii="Times New Roman" w:hAnsi="Times New Roman" w:cs="Times New Roman"/>
+          <w:sz w:val="28"/>
+          <w:szCs w:val="28"/>
+        </w:rPr>
+        <w:t xml:space="preserve">, </w:t>
+      </w:r>
+      <w:proofErr w:type="spellStart"/>
+      <w:r>
+        <w:rPr>
+          <w:rFonts w:ascii="Times New Roman" w:hAnsi="Times New Roman" w:cs="Times New Roman"/>
+          <w:sz w:val="28"/>
+          <w:szCs w:val="28"/>
+        </w:rPr>
+        <w:t>Obsidian</w:t>
+      </w:r>
+      <w:proofErr w:type="spellEnd"/>
+      <w:r>
+        <w:rPr>
+          <w:rFonts w:ascii="Times New Roman" w:hAnsi="Times New Roman" w:cs="Times New Roman"/>
+          <w:sz w:val="28"/>
+          <w:szCs w:val="28"/>
+        </w:rPr>
+        <w:t>), а предлагает специализированный, лёгкий и быстрый инструмент именно для систематизации знаний и повторного использования готовых решений. Оно помогает студентам быстрее готовиться к занятиям и экзаменам, а разработчикам — экономить время на рутинных задачах (поиск шаблонов, повторение синтаксиса, переключение между инструментами).</w:t>
       </w:r>
     </w:p>
     <w:p>
@@ -2107,6 +3513,92 @@
     </w:lvl>
   </w:abstractNum>
   <w:abstractNum w:abstractNumId="1" w15:restartNumberingAfterBreak="0">
+    <w:nsid w:val="257B291B"/>
+    <w:multiLevelType w:val="hybridMultilevel"/>
+    <w:tmpl w:val="87B23DE2"/>
+    <w:lvl w:ilvl="0" w:tplc="0419000F">
+      <w:start w:val="1"/>
+      <w:numFmt w:val="decimal"/>
+      <w:lvlText w:val="%1."/>
+      <w:lvlJc w:val="left"/>
+      <w:pPr>
+        <w:ind w:left="2062" w:hanging="360"/>
+      </w:pPr>
+    </w:lvl>
+    <w:lvl w:ilvl="1" w:tplc="04190019" w:tentative="1">
+      <w:start w:val="1"/>
+      <w:numFmt w:val="lowerLetter"/>
+      <w:lvlText w:val="%2."/>
+      <w:lvlJc w:val="left"/>
+      <w:pPr>
+        <w:ind w:left="2149" w:hanging="360"/>
+      </w:pPr>
+    </w:lvl>
+    <w:lvl w:ilvl="2" w:tplc="0419001B" w:tentative="1">
+      <w:start w:val="1"/>
+      <w:numFmt w:val="lowerRoman"/>
+      <w:lvlText w:val="%3."/>
+      <w:lvlJc w:val="right"/>
+      <w:pPr>
+        <w:ind w:left="2869" w:hanging="180"/>
+      </w:pPr>
+    </w:lvl>
+    <w:lvl w:ilvl="3" w:tplc="0419000F" w:tentative="1">
+      <w:start w:val="1"/>
+      <w:numFmt w:val="decimal"/>
+      <w:lvlText w:val="%4."/>
+      <w:lvlJc w:val="left"/>
+      <w:pPr>
+        <w:ind w:left="3589" w:hanging="360"/>
+      </w:pPr>
+    </w:lvl>
+    <w:lvl w:ilvl="4" w:tplc="04190019" w:tentative="1">
+      <w:start w:val="1"/>
+      <w:numFmt w:val="lowerLetter"/>
+      <w:lvlText w:val="%5."/>
+      <w:lvlJc w:val="left"/>
+      <w:pPr>
+        <w:ind w:left="4309" w:hanging="360"/>
+      </w:pPr>
+    </w:lvl>
+    <w:lvl w:ilvl="5" w:tplc="0419001B" w:tentative="1">
+      <w:start w:val="1"/>
+      <w:numFmt w:val="lowerRoman"/>
+      <w:lvlText w:val="%6."/>
+      <w:lvlJc w:val="right"/>
+      <w:pPr>
+        <w:ind w:left="5029" w:hanging="180"/>
+      </w:pPr>
+    </w:lvl>
+    <w:lvl w:ilvl="6" w:tplc="0419000F" w:tentative="1">
+      <w:start w:val="1"/>
+      <w:numFmt w:val="decimal"/>
+      <w:lvlText w:val="%7."/>
+      <w:lvlJc w:val="left"/>
+      <w:pPr>
+        <w:ind w:left="5749" w:hanging="360"/>
+      </w:pPr>
+    </w:lvl>
+    <w:lvl w:ilvl="7" w:tplc="04190019" w:tentative="1">
+      <w:start w:val="1"/>
+      <w:numFmt w:val="lowerLetter"/>
+      <w:lvlText w:val="%8."/>
+      <w:lvlJc w:val="left"/>
+      <w:pPr>
+        <w:ind w:left="6469" w:hanging="360"/>
+      </w:pPr>
+    </w:lvl>
+    <w:lvl w:ilvl="8" w:tplc="0419001B" w:tentative="1">
+      <w:start w:val="1"/>
+      <w:numFmt w:val="lowerRoman"/>
+      <w:lvlText w:val="%9."/>
+      <w:lvlJc w:val="right"/>
+      <w:pPr>
+        <w:ind w:left="7189" w:hanging="180"/>
+      </w:pPr>
+    </w:lvl>
+  </w:abstractNum>
+  <w:abstractNum w:abstractNumId="2" w15:restartNumberingAfterBreak="0">
     <w:nsid w:val="2D182A12"/>
     <w:multiLevelType w:val="hybridMultilevel"/>
     <w:tmpl w:val="F4D2CCAA"/>
@@ -2218,7 +3710,7 @@
       </w:rPr>
     </w:lvl>
   </w:abstractNum>
-  <w:abstractNum w:abstractNumId="2" w15:restartNumberingAfterBreak="0">
+  <w:abstractNum w:abstractNumId="3" w15:restartNumberingAfterBreak="0">
     <w:nsid w:val="3F5A1904"/>
     <w:multiLevelType w:val="hybridMultilevel"/>
     <w:tmpl w:val="5CEC66F6"/>
@@ -2307,7 +3799,7 @@
       </w:pPr>
     </w:lvl>
   </w:abstractNum>
-  <w:abstractNum w:abstractNumId="3" w15:restartNumberingAfterBreak="0">
+  <w:abstractNum w:abstractNumId="4" w15:restartNumberingAfterBreak="0">
     <w:nsid w:val="5D264EB9"/>
     <w:multiLevelType w:val="hybridMultilevel"/>
     <w:tmpl w:val="9698DE9E"/>
@@ -2420,7 +3912,7 @@
       </w:rPr>
     </w:lvl>
   </w:abstractNum>
-  <w:abstractNum w:abstractNumId="4" w15:restartNumberingAfterBreak="0">
+  <w:abstractNum w:abstractNumId="5" w15:restartNumberingAfterBreak="0">
     <w:nsid w:val="66075A76"/>
     <w:multiLevelType w:val="hybridMultilevel"/>
     <w:tmpl w:val="45F8D26A"/>
@@ -2533,7 +4025,7 @@
       </w:rPr>
     </w:lvl>
   </w:abstractNum>
-  <w:abstractNum w:abstractNumId="5" w15:restartNumberingAfterBreak="0">
+  <w:abstractNum w:abstractNumId="6" w15:restartNumberingAfterBreak="0">
     <w:nsid w:val="77A71B4D"/>
     <w:multiLevelType w:val="hybridMultilevel"/>
     <w:tmpl w:val="9D44C010"/>
@@ -2647,22 +4139,25 @@
     </w:lvl>
   </w:abstractNum>
   <w:num w:numId="1">
+    <w:abstractNumId w:val="4"/>
+  </w:num>
+  <w:num w:numId="2">
     <w:abstractNumId w:val="3"/>
   </w:num>
-  <w:num w:numId="2">
-    <w:abstractNumId w:val="2"/>
-  </w:num>
   <w:num w:numId="3">
-    <w:abstractNumId w:val="5"/>
+    <w:abstractNumId w:val="6"/>
   </w:num>
   <w:num w:numId="4">
-    <w:abstractNumId w:val="1"/>
+    <w:abstractNumId w:val="2"/>
   </w:num>
   <w:num w:numId="5">
     <w:abstractNumId w:val="0"/>
   </w:num>
   <w:num w:numId="6">
-    <w:abstractNumId w:val="4"/>
+    <w:abstractNumId w:val="5"/>
+  </w:num>
+  <w:num w:numId="7">
+    <w:abstractNumId w:val="1"/>
   </w:num>
 </w:numbering>
 </file>
@@ -3411,7 +4906,7 @@
 </file>
 
 <file path=customXml/itemProps1.xml><?xml version="1.0" encoding="utf-8"?>
-<ds:datastoreItem xmlns:ds="http://schemas.openxmlformats.org/officeDocument/2006/customXml" ds:itemID="{DBF7EAF7-8936-45B3-81B7-14B000AB18FD}">
+<ds:datastoreItem xmlns:ds="http://schemas.openxmlformats.org/officeDocument/2006/customXml" ds:itemID="{DAD03BC3-B6AC-4C99-94C9-AD4A1E3D7D9B}">
   <ds:schemaRefs>
     <ds:schemaRef ds:uri="urn:markdown/source"/>
   </ds:schemaRefs>
